--- a/Documentos/Sistema Web de Gestión para Campeonatos de Artes Marciales.docx
+++ b/Documentos/Sistema Web de Gestión para Campeonatos de Artes Marciales.docx
@@ -415,170 +415,167 @@
     </w:p>
     <w:p>
       <w:pPr>
+        <w:pStyle w:val="Prrafodelista"/>
         <w:numPr>
           <w:ilvl w:val="0"/>
-          <w:numId w:val="2"/>
+          <w:numId w:val="10"/>
         </w:numPr>
         <w:jc w:val="both"/>
-      </w:pPr>
-      <w:r>
-        <w:t>Analizar los requerimientos del sistema, identificando las necesidades de jueces y organizadores para definir el alcance del proyecto.</w:t>
-      </w:r>
-    </w:p>
-    <w:p>
-      <w:pPr>
+        <w:rPr>
+          <w:rFonts w:eastAsia="Times New Roman" w:cs="Times New Roman"/>
+          <w:kern w:val="0"/>
+          <w:lang w:eastAsia="es-CO"/>
+          <w14:ligatures w14:val="none"/>
+        </w:rPr>
+      </w:pPr>
+      <w:r>
+        <w:rPr>
+          <w:rFonts w:eastAsia="Times New Roman" w:cs="Times New Roman"/>
+          <w:kern w:val="0"/>
+          <w:lang w:eastAsia="es-CO"/>
+          <w14:ligatures w14:val="none"/>
+        </w:rPr>
+        <w:t>R</w:t>
+      </w:r>
+      <w:r>
+        <w:rPr>
+          <w:rFonts w:eastAsia="Times New Roman" w:cs="Times New Roman"/>
+          <w:kern w:val="0"/>
+          <w:lang w:eastAsia="es-CO"/>
+          <w14:ligatures w14:val="none"/>
+        </w:rPr>
+        <w:t>egistrar a los usuarios dentro del sistema.</w:t>
+      </w:r>
+    </w:p>
+    <w:p>
+      <w:pPr>
+        <w:pStyle w:val="Prrafodelista"/>
         <w:numPr>
           <w:ilvl w:val="0"/>
-          <w:numId w:val="2"/>
+          <w:numId w:val="10"/>
         </w:numPr>
         <w:jc w:val="both"/>
-      </w:pPr>
-      <w:r>
-        <w:t>Diseñar la arquitectura del sitio web y la base de datos, estableciendo la estructura necesaria para el registro y consulta de la información.</w:t>
-      </w:r>
-    </w:p>
-    <w:p>
-      <w:pPr>
+        <w:rPr>
+          <w:rFonts w:eastAsia="Times New Roman" w:cs="Times New Roman"/>
+          <w:kern w:val="0"/>
+          <w:lang w:eastAsia="es-CO"/>
+          <w14:ligatures w14:val="none"/>
+        </w:rPr>
+      </w:pPr>
+      <w:r>
+        <w:rPr>
+          <w:rFonts w:eastAsia="Times New Roman" w:cs="Times New Roman"/>
+          <w:kern w:val="0"/>
+          <w:lang w:eastAsia="es-CO"/>
+          <w14:ligatures w14:val="none"/>
+        </w:rPr>
+        <w:t>Diseñar funcionalidades que permitan la creación, visualización y administración de campeonatos deportivos.</w:t>
+      </w:r>
+    </w:p>
+    <w:p>
+      <w:pPr>
+        <w:pStyle w:val="Prrafodelista"/>
         <w:numPr>
           <w:ilvl w:val="0"/>
-          <w:numId w:val="2"/>
+          <w:numId w:val="10"/>
         </w:numPr>
         <w:jc w:val="both"/>
-      </w:pPr>
-      <w:r>
-        <w:t>Desarrollar</w:t>
-      </w:r>
-      <w:r>
-        <w:t xml:space="preserve"> </w:t>
-      </w:r>
-      <w:r>
-        <w:t>los módulos principales, como registro de competidores, asignación de categorías y modalidades, ingreso de puntuaciones y generación de resultados.</w:t>
-      </w:r>
-    </w:p>
-    <w:p>
-      <w:pPr>
+        <w:rPr>
+          <w:rFonts w:eastAsia="Times New Roman" w:cs="Times New Roman"/>
+          <w:kern w:val="0"/>
+          <w:lang w:eastAsia="es-CO"/>
+          <w14:ligatures w14:val="none"/>
+        </w:rPr>
+      </w:pPr>
+      <w:r>
+        <w:rPr>
+          <w:rFonts w:eastAsia="Times New Roman" w:cs="Times New Roman"/>
+          <w:kern w:val="0"/>
+          <w:lang w:eastAsia="es-CO"/>
+          <w14:ligatures w14:val="none"/>
+        </w:rPr>
+        <w:t>Gestionar la inscripción de participantes en los campeonatos disponibles.</w:t>
+      </w:r>
+    </w:p>
+    <w:p>
+      <w:pPr>
+        <w:pStyle w:val="Prrafodelista"/>
         <w:numPr>
           <w:ilvl w:val="0"/>
-          <w:numId w:val="2"/>
+          <w:numId w:val="10"/>
         </w:numPr>
         <w:jc w:val="both"/>
-      </w:pPr>
-      <w:r>
-        <w:t xml:space="preserve">validar el sistema web, asegurando un correcto funcionamiento en el proceso de registro, cálculo y </w:t>
-      </w:r>
-      <w:r>
-        <w:t>veredicto</w:t>
-      </w:r>
-      <w:r>
-        <w:t>.</w:t>
-      </w:r>
-    </w:p>
-    <w:p>
-      <w:pPr>
-        <w:jc w:val="both"/>
-      </w:pPr>
-    </w:p>
-    <w:p>
-      <w:pPr>
-        <w:jc w:val="center"/>
-        <w:rPr>
-          <w:b/>
-          <w:bCs/>
-        </w:rPr>
-      </w:pPr>
-      <w:r>
-        <w:rPr>
-          <w:b/>
-          <w:bCs/>
-        </w:rPr>
-        <w:t>SECTOR IMPACTADO</w:t>
-      </w:r>
-    </w:p>
-    <w:p>
-      <w:pPr>
-        <w:jc w:val="center"/>
-        <w:rPr>
-          <w:b/>
-          <w:bCs/>
-        </w:rPr>
-      </w:pPr>
-    </w:p>
-    <w:p>
-      <w:pPr>
-        <w:jc w:val="both"/>
-      </w:pPr>
-      <w:r>
-        <w:t xml:space="preserve">El proyecto impactará principalmente al </w:t>
-      </w:r>
-      <w:r>
-        <w:rPr>
-          <w:b/>
-          <w:bCs/>
-        </w:rPr>
-        <w:t>sector deportivo</w:t>
-      </w:r>
-      <w:r>
-        <w:t xml:space="preserve">, en el área de </w:t>
-      </w:r>
-      <w:r>
-        <w:rPr>
-          <w:b/>
-          <w:bCs/>
-        </w:rPr>
-        <w:t>artes marciales y organización de eventos deportivos</w:t>
-      </w:r>
-      <w:r>
-        <w:t>.</w:t>
-      </w:r>
-    </w:p>
-    <w:p>
-      <w:pPr>
+        <w:rPr>
+          <w:rFonts w:eastAsia="Times New Roman" w:cs="Times New Roman"/>
+          <w:kern w:val="0"/>
+          <w:lang w:eastAsia="es-CO"/>
+          <w14:ligatures w14:val="none"/>
+        </w:rPr>
+      </w:pPr>
+      <w:r>
+        <w:rPr>
+          <w:rFonts w:eastAsia="Times New Roman" w:cs="Times New Roman"/>
+          <w:kern w:val="0"/>
+          <w:lang w:eastAsia="es-CO"/>
+          <w14:ligatures w14:val="none"/>
+        </w:rPr>
+        <w:t>Organizar la consulta de participantes por campeonato.</w:t>
+      </w:r>
+    </w:p>
+    <w:p>
+      <w:pPr>
+        <w:pStyle w:val="Prrafodelista"/>
         <w:numPr>
           <w:ilvl w:val="0"/>
-          <w:numId w:val="3"/>
+          <w:numId w:val="10"/>
         </w:numPr>
         <w:jc w:val="both"/>
-      </w:pPr>
-      <w:r>
-        <w:t xml:space="preserve">En específico, se beneficiará la </w:t>
-      </w:r>
-      <w:r>
-        <w:rPr>
-          <w:b/>
-          <w:bCs/>
-        </w:rPr>
-        <w:t>gestión de campeonatos</w:t>
-      </w:r>
-      <w:r>
-        <w:t xml:space="preserve"> (torneos locales, regionales, nacionales o internacionales).</w:t>
-      </w:r>
-    </w:p>
-    <w:p>
-      <w:pPr>
+        <w:rPr>
+          <w:rFonts w:eastAsia="Times New Roman" w:cs="Times New Roman"/>
+          <w:kern w:val="0"/>
+          <w:lang w:eastAsia="es-CO"/>
+          <w14:ligatures w14:val="none"/>
+        </w:rPr>
+      </w:pPr>
+      <w:r>
+        <w:rPr>
+          <w:rFonts w:eastAsia="Times New Roman" w:cs="Times New Roman"/>
+          <w:kern w:val="0"/>
+          <w:lang w:eastAsia="es-CO"/>
+          <w14:ligatures w14:val="none"/>
+        </w:rPr>
+        <w:t>Implementar mecanismos de control de acceso que protejan la información del sistema.</w:t>
+      </w:r>
+    </w:p>
+    <w:p>
+      <w:pPr>
+        <w:pStyle w:val="Prrafodelista"/>
         <w:numPr>
           <w:ilvl w:val="0"/>
-          <w:numId w:val="3"/>
+          <w:numId w:val="10"/>
         </w:numPr>
         <w:jc w:val="both"/>
-      </w:pPr>
-      <w:r>
-        <w:t xml:space="preserve">También aporta al sector </w:t>
-      </w:r>
-      <w:r>
-        <w:rPr>
-          <w:b/>
-          <w:bCs/>
-        </w:rPr>
-        <w:t>tecnológico aplicado al deporte</w:t>
-      </w:r>
-      <w:r>
-        <w:t>, ya que introduce herramientas digitales para optimizar procesos que normalmente se hacen de manera manual.</w:t>
-      </w:r>
-    </w:p>
-    <w:p>
-      <w:r>
-        <w:br w:type="page"/>
-      </w:r>
+        <w:rPr>
+          <w:rFonts w:eastAsia="Times New Roman" w:cs="Times New Roman"/>
+          <w:kern w:val="0"/>
+          <w:lang w:eastAsia="es-CO"/>
+          <w14:ligatures w14:val="none"/>
+        </w:rPr>
+      </w:pPr>
+      <w:r>
+        <w:rPr>
+          <w:rFonts w:eastAsia="Times New Roman" w:cs="Times New Roman"/>
+          <w:kern w:val="0"/>
+          <w:lang w:eastAsia="es-CO"/>
+          <w14:ligatures w14:val="none"/>
+        </w:rPr>
+        <w:t>Desarrollar una interfaz web intuitiva que facilite la navegación y el uso del sistema.</w:t>
+      </w:r>
+    </w:p>
+    <w:p>
+      <w:pPr>
+        <w:jc w:val="both"/>
+      </w:pPr>
     </w:p>
     <w:p>
       <w:pPr>
@@ -593,7 +590,87 @@
           <w:b/>
           <w:bCs/>
         </w:rPr>
+        <w:t>INVESTIGACION DEL SECTOR</w:t>
+      </w:r>
+    </w:p>
+    <w:p>
+      <w:pPr>
+        <w:rPr>
+          <w:b/>
+          <w:bCs/>
+        </w:rPr>
+      </w:pPr>
+      <w:r>
+        <w:rPr>
+          <w:b/>
+          <w:bCs/>
+        </w:rPr>
+        <w:t>Contexto Del Proyecto</w:t>
+      </w:r>
+    </w:p>
+    <w:p>
+      <w:pPr>
+        <w:pStyle w:val="NormalWeb"/>
+        <w:rPr>
+          <w:rFonts w:asciiTheme="minorHAnsi" w:hAnsiTheme="minorHAnsi"/>
+        </w:rPr>
+      </w:pPr>
+      <w:r>
+        <w:rPr>
+          <w:rFonts w:asciiTheme="minorHAnsi" w:hAnsiTheme="minorHAnsi"/>
+        </w:rPr>
+        <w:t>El presente proyecto se orienta al sector deportivo, específicamente en el ámbito de las artes marciales y la organización de eventos competitivos. La gestión de campeonatos, ya sean locales, regionales, nacionales o internacionales, suele enfrentar dificultades relacionadas con el registro de participantes, el control de resultados y la administración general de la información. En este contexto, la propuesta busca aportar una solución tecnológica que optimice dichos procesos, ofreciendo una plataforma digital que sustituya prácticas manuales y reduzca errores humanos.</w:t>
+      </w:r>
+    </w:p>
+    <w:p>
+      <w:pPr>
+        <w:pStyle w:val="NormalWeb"/>
+        <w:rPr>
+          <w:rFonts w:asciiTheme="minorHAnsi" w:hAnsiTheme="minorHAnsi"/>
+        </w:rPr>
+      </w:pPr>
+      <w:r>
+        <w:rPr>
+          <w:rFonts w:asciiTheme="minorHAnsi" w:hAnsiTheme="minorHAnsi"/>
+        </w:rPr>
+        <w:t xml:space="preserve">Además de fortalecer la organización de torneos, el proyecto contribuye al sector tecnológico aplicado al deporte, al introducir herramientas web que facilitan la transformación digital en un área donde predominan métodos tradicionales. Con ello, se promueve la transparencia en los veredictos, la seguridad en el manejo de datos y la eficiencia en la labor de jueces y organizadores. De igual manera, los </w:t>
+      </w:r>
+      <w:r>
+        <w:rPr>
+          <w:rFonts w:asciiTheme="minorHAnsi" w:hAnsiTheme="minorHAnsi"/>
+        </w:rPr>
         <w:lastRenderedPageBreak/>
+        <w:t>competidores y el público se benefician al contar con información confiable y accesible, lo que incrementa la credibilidad y profesionalismo de los campeonatos.</w:t>
+      </w:r>
+    </w:p>
+    <w:p>
+      <w:pPr>
+        <w:pStyle w:val="NormalWeb"/>
+        <w:rPr>
+          <w:rFonts w:asciiTheme="minorHAnsi" w:hAnsiTheme="minorHAnsi"/>
+        </w:rPr>
+      </w:pPr>
+      <w:r>
+        <w:rPr>
+          <w:rFonts w:asciiTheme="minorHAnsi" w:hAnsiTheme="minorHAnsi"/>
+        </w:rPr>
+        <w:t>Finalmente, la iniciativa abre la posibilidad de escalar la solución hacia otros deportes, consolidando un modelo replicable para la gestión de eventos deportivos mediante el uso de tecnologías digitales, y contribuyendo así al fortalecimiento del sector deportivo en general.</w:t>
+      </w:r>
+    </w:p>
+    <w:p/>
+    <w:p>
+      <w:pPr>
+        <w:jc w:val="center"/>
+        <w:rPr>
+          <w:b/>
+          <w:bCs/>
+        </w:rPr>
+      </w:pPr>
+      <w:r>
+        <w:rPr>
+          <w:b/>
+          <w:bCs/>
+        </w:rPr>
         <w:t>TIPOS DE USUARIOS IMPACTADOS</w:t>
       </w:r>
     </w:p>
@@ -866,6 +943,7 @@
         <w:jc w:val="both"/>
       </w:pPr>
       <w:r>
+        <w:lastRenderedPageBreak/>
         <w:t>Obtienen mayor transparencia y rapidez en la evaluación.</w:t>
       </w:r>
     </w:p>
@@ -913,45 +991,22 @@
     </w:p>
     <w:p>
       <w:r>
-        <w:br w:type="page"/>
-      </w:r>
-    </w:p>
-    <w:p>
-      <w:pPr>
-        <w:jc w:val="center"/>
-        <w:rPr>
-          <w:b/>
-          <w:bCs/>
-        </w:rPr>
-      </w:pPr>
-      <w:r>
-        <w:rPr>
-          <w:b/>
-          <w:bCs/>
-        </w:rPr>
-        <w:lastRenderedPageBreak/>
-        <w:t xml:space="preserve">SITIOS WEB COMO </w:t>
-      </w:r>
-      <w:r>
-        <w:rPr>
-          <w:b/>
-          <w:bCs/>
-        </w:rPr>
-        <w:t>COMPETENCIA</w:t>
-      </w:r>
-    </w:p>
-    <w:p>
-      <w:pPr>
-        <w:jc w:val="both"/>
-      </w:pPr>
-    </w:p>
-    <w:p>
-      <w:pPr>
-        <w:jc w:val="both"/>
-        <w:rPr>
-          <w:b/>
-          <w:bCs/>
-        </w:rPr>
+        <w:rPr>
+          <w:b/>
+          <w:bCs/>
+          <w:sz w:val="28"/>
+          <w:szCs w:val="28"/>
+        </w:rPr>
+        <w:t>Análisis de la competencia</w:t>
+      </w:r>
+    </w:p>
+    <w:p>
+      <w:pPr>
+        <w:pStyle w:val="Prrafodelista"/>
+        <w:numPr>
+          <w:ilvl w:val="0"/>
+          <w:numId w:val="7"/>
+        </w:numPr>
       </w:pPr>
       <w:proofErr w:type="spellStart"/>
       <w:r>
@@ -959,278 +1014,60 @@
           <w:b/>
           <w:bCs/>
         </w:rPr>
-        <w:t>MartialComp</w:t>
+        <w:t>Smoothcomp</w:t>
       </w:r>
       <w:proofErr w:type="spellEnd"/>
-    </w:p>
-    <w:p>
-      <w:pPr>
-        <w:jc w:val="both"/>
-      </w:pPr>
-      <w:r>
-        <w:t xml:space="preserve">Plataforma completa para organizar, gestionar competencias, miembros, clubes, jueces y más. </w:t>
-      </w:r>
-    </w:p>
-    <w:p>
-      <w:pPr>
-        <w:jc w:val="both"/>
-      </w:pPr>
-      <w:r>
-        <w:t xml:space="preserve">Fortalezas: herramientas robustas para clubes/federaciones, gestión de licencias, reportes, integración financiera, buena interfaz. </w:t>
-      </w:r>
-    </w:p>
-    <w:p>
-      <w:pPr>
-        <w:jc w:val="both"/>
-      </w:pPr>
-    </w:p>
-    <w:p>
-      <w:pPr>
-        <w:jc w:val="both"/>
-        <w:rPr>
-          <w:b/>
-          <w:bCs/>
-        </w:rPr>
-      </w:pPr>
+      <w:r>
+        <w:t>: Plataforma especializada en artes marciales y deportes de combate, gestiona inscripciones, pagos y organización completa.</w:t>
+      </w:r>
+      <w:r>
+        <w:rPr>
+          <w:rFonts w:ascii="Segoe UI" w:hAnsi="Segoe UI" w:cs="Segoe UI"/>
+          <w:spacing w:val="2"/>
+        </w:rPr>
+        <w:t xml:space="preserve"> </w:t>
+      </w:r>
       <w:proofErr w:type="spellStart"/>
       <w:r>
-        <w:rPr>
-          <w:b/>
-          <w:bCs/>
-        </w:rPr>
-        <w:t>Karatematch</w:t>
+        <w:t>Smoothcomp</w:t>
       </w:r>
       <w:proofErr w:type="spellEnd"/>
-    </w:p>
-    <w:p>
-      <w:pPr>
-        <w:jc w:val="both"/>
-      </w:pPr>
-      <w:r>
-        <w:t xml:space="preserve">Enfocado en torneos de karate, registro de competidores, categorías, puntuaciones, divisiones. </w:t>
-      </w:r>
-    </w:p>
-    <w:p>
-      <w:pPr>
-        <w:jc w:val="both"/>
-        <w:rPr>
-          <w:b/>
-          <w:bCs/>
-        </w:rPr>
-      </w:pPr>
+      <w:r>
+        <w:t xml:space="preserve"> destaca por su especialización en artes marciales como judo, karate y taekwondo, con gestión automática de </w:t>
+      </w:r>
       <w:proofErr w:type="spellStart"/>
       <w:r>
-        <w:rPr>
-          <w:b/>
-          <w:bCs/>
-        </w:rPr>
-        <w:t>Kihapp</w:t>
+        <w:t>brackets</w:t>
       </w:r>
       <w:proofErr w:type="spellEnd"/>
-    </w:p>
-    <w:p>
-      <w:pPr>
-        <w:jc w:val="both"/>
-      </w:pPr>
-      <w:r>
-        <w:t>Tiene registro, pagos, generación de cuadros (“</w:t>
-      </w:r>
-      <w:proofErr w:type="spellStart"/>
-      <w:r>
-        <w:t>brackets</w:t>
-      </w:r>
-      <w:proofErr w:type="spellEnd"/>
-      <w:r>
-        <w:t xml:space="preserve">”), resultados, y </w:t>
-      </w:r>
-      <w:proofErr w:type="spellStart"/>
-      <w:r>
-        <w:t>bracketing</w:t>
-      </w:r>
-      <w:proofErr w:type="spellEnd"/>
-      <w:r>
-        <w:t xml:space="preserve"> automático. Soporte para diferentes formatos de torneo. </w:t>
-      </w:r>
-    </w:p>
-    <w:p>
-      <w:pPr>
-        <w:jc w:val="both"/>
-      </w:pPr>
-    </w:p>
-    <w:p>
-      <w:pPr>
-        <w:jc w:val="both"/>
-        <w:rPr>
-          <w:b/>
-          <w:bCs/>
-        </w:rPr>
-      </w:pPr>
-      <w:proofErr w:type="spellStart"/>
-      <w:r>
-        <w:rPr>
-          <w:b/>
-          <w:bCs/>
-        </w:rPr>
-        <w:t>TournamentTiger</w:t>
-      </w:r>
-      <w:proofErr w:type="spellEnd"/>
-    </w:p>
-    <w:p>
-      <w:pPr>
-        <w:jc w:val="both"/>
-      </w:pPr>
-      <w:r>
-        <w:t xml:space="preserve">Permite que organizadores creen torneos, los participantes se registren, ver resultados, manejar </w:t>
-      </w:r>
-      <w:proofErr w:type="spellStart"/>
-      <w:r>
-        <w:t>scoring</w:t>
-      </w:r>
-      <w:proofErr w:type="spellEnd"/>
-      <w:r>
-        <w:t xml:space="preserve">. </w:t>
-      </w:r>
-    </w:p>
-    <w:p>
-      <w:pPr>
-        <w:jc w:val="both"/>
-      </w:pPr>
-    </w:p>
-    <w:p>
-      <w:pPr>
-        <w:jc w:val="both"/>
-        <w:rPr>
-          <w:b/>
-          <w:bCs/>
-          <w:lang w:val="en-US"/>
-        </w:rPr>
-      </w:pPr>
-      <w:r>
-        <w:rPr>
-          <w:b/>
-          <w:bCs/>
-          <w:lang w:val="en-US"/>
-        </w:rPr>
-        <w:t>MAC M – Martial Arts Championship Manager</w:t>
-      </w:r>
-    </w:p>
-    <w:p>
-      <w:pPr>
-        <w:jc w:val="both"/>
-      </w:pPr>
-      <w:r>
-        <w:t>Solución más dirigida a organizadores profesionales de múltiples torneos, con manejo de categorías, generación automática de “</w:t>
-      </w:r>
-      <w:proofErr w:type="spellStart"/>
-      <w:r>
-        <w:t>bout</w:t>
-      </w:r>
-      <w:proofErr w:type="spellEnd"/>
-      <w:r>
-        <w:t xml:space="preserve"> charts” (cuadros de pelea), múltiples estadios o ring, reportes y administración de arenas. </w:t>
-      </w:r>
-    </w:p>
-    <w:p>
-      <w:pPr>
-        <w:jc w:val="both"/>
-      </w:pPr>
-    </w:p>
-    <w:p>
-      <w:pPr>
-        <w:jc w:val="both"/>
-        <w:rPr>
-          <w:b/>
-          <w:bCs/>
-        </w:rPr>
-      </w:pPr>
-      <w:proofErr w:type="spellStart"/>
-      <w:r>
-        <w:rPr>
-          <w:b/>
-          <w:bCs/>
-        </w:rPr>
-        <w:t>Livecomp</w:t>
-      </w:r>
-      <w:proofErr w:type="spellEnd"/>
-    </w:p>
-    <w:p>
-      <w:pPr>
-        <w:jc w:val="both"/>
-      </w:pPr>
-      <w:r>
-        <w:t>Un “</w:t>
-      </w:r>
-      <w:proofErr w:type="spellStart"/>
+      <w:r>
+        <w:t xml:space="preserve"> por peso y edad, inscripciones en línea y procesamiento de pagos integrado. Implementa su sistema de categorías dinámicas para clasificar competidores y notificaciones en tiempo real para resultados. </w:t>
+      </w:r>
+      <w:r>
+        <w:t xml:space="preserve">Nos interesó la forma en </w:t>
+      </w:r>
       <w:proofErr w:type="gramStart"/>
       <w:r>
-        <w:t>hub</w:t>
-      </w:r>
-      <w:proofErr w:type="spellEnd"/>
+        <w:t xml:space="preserve">que </w:t>
+      </w:r>
+      <w:r>
+        <w:t xml:space="preserve"> reduce</w:t>
+      </w:r>
       <w:proofErr w:type="gramEnd"/>
       <w:r>
-        <w:t xml:space="preserve">” para organizadores, academias y federaciones; registra competencias, </w:t>
-      </w:r>
-      <w:proofErr w:type="spellStart"/>
-      <w:r>
-        <w:t>bracket</w:t>
-      </w:r>
-      <w:proofErr w:type="spellEnd"/>
-      <w:r>
-        <w:t xml:space="preserve">, resultados, gestión de luchadores y academias. </w:t>
-      </w:r>
-    </w:p>
-    <w:p>
-      <w:pPr>
-        <w:jc w:val="both"/>
-      </w:pPr>
-    </w:p>
-    <w:p>
-      <w:r>
-        <w:br w:type="page"/>
-      </w:r>
-    </w:p>
-    <w:p>
-      <w:pPr>
-        <w:jc w:val="center"/>
-        <w:rPr>
-          <w:b/>
-          <w:bCs/>
-        </w:rPr>
-      </w:pPr>
-      <w:r>
-        <w:rPr>
-          <w:b/>
-          <w:bCs/>
-        </w:rPr>
-        <w:lastRenderedPageBreak/>
-        <w:t>DIAGRAMAS DE FLUJO</w:t>
-      </w:r>
-    </w:p>
-    <w:p>
-      <w:pPr>
-        <w:jc w:val="both"/>
-        <w:rPr>
-          <w:b/>
-          <w:bCs/>
-        </w:rPr>
-      </w:pPr>
-      <w:r>
-        <w:rPr>
-          <w:noProof/>
-        </w:rPr>
+        <w:t xml:space="preserve"> errores manuales en torneos grandes</w:t>
+      </w:r>
+    </w:p>
+    <w:p>
+      <w:pPr>
+        <w:jc w:val="both"/>
+      </w:pPr>
+      <w:r>
         <w:drawing>
-          <wp:anchor distT="0" distB="0" distL="114300" distR="114300" simplePos="0" relativeHeight="251672576" behindDoc="0" locked="0" layoutInCell="1" allowOverlap="1" wp14:anchorId="3709D30B" wp14:editId="05599B5A">
-            <wp:simplePos x="0" y="0"/>
-            <wp:positionH relativeFrom="column">
-              <wp:posOffset>-295275</wp:posOffset>
-            </wp:positionH>
-            <wp:positionV relativeFrom="paragraph">
-              <wp:posOffset>353060</wp:posOffset>
-            </wp:positionV>
-            <wp:extent cx="2682240" cy="6101080"/>
-            <wp:effectExtent l="0" t="0" r="3810" b="0"/>
-            <wp:wrapSquare wrapText="bothSides"/>
-            <wp:docPr id="183896910" name="Imagen 3" descr="Diagrama&#10;&#10;El contenido generado por IA puede ser incorrecto."/>
+          <wp:inline distT="0" distB="0" distL="0" distR="0" wp14:anchorId="211071DB" wp14:editId="5E925C23">
+            <wp:extent cx="5612130" cy="2593340"/>
+            <wp:effectExtent l="0" t="0" r="7620" b="0"/>
+            <wp:docPr id="2143322075" name="Imagen 1"/>
             <wp:cNvGraphicFramePr>
               <a:graphicFrameLocks xmlns:a="http://schemas.openxmlformats.org/drawingml/2006/main" noChangeAspect="1"/>
             </wp:cNvGraphicFramePr>
@@ -1238,47 +1075,28 @@
               <a:graphicData uri="http://schemas.openxmlformats.org/drawingml/2006/picture">
                 <pic:pic xmlns:pic="http://schemas.openxmlformats.org/drawingml/2006/picture">
                   <pic:nvPicPr>
-                    <pic:cNvPr id="183896910" name="Imagen 3" descr="Diagrama&#10;&#10;El contenido generado por IA puede ser incorrecto."/>
-                    <pic:cNvPicPr>
-                      <a:picLocks noChangeAspect="1" noChangeArrowheads="1"/>
-                    </pic:cNvPicPr>
+                    <pic:cNvPr id="2143322075" name=""/>
+                    <pic:cNvPicPr/>
                   </pic:nvPicPr>
                   <pic:blipFill>
-                    <a:blip r:embed="rId7">
-                      <a:extLst>
-                        <a:ext uri="{28A0092B-C50C-407E-A947-70E740481C1C}">
-                          <a14:useLocalDpi xmlns:a14="http://schemas.microsoft.com/office/drawing/2010/main" val="0"/>
-                        </a:ext>
-                      </a:extLst>
-                    </a:blip>
-                    <a:srcRect/>
+                    <a:blip r:embed="rId7"/>
                     <a:stretch>
                       <a:fillRect/>
                     </a:stretch>
                   </pic:blipFill>
-                  <pic:spPr bwMode="auto">
+                  <pic:spPr>
                     <a:xfrm>
                       <a:off x="0" y="0"/>
-                      <a:ext cx="2682240" cy="6101080"/>
+                      <a:ext cx="5612130" cy="2593340"/>
                     </a:xfrm>
                     <a:prstGeom prst="rect">
                       <a:avLst/>
                     </a:prstGeom>
-                    <a:noFill/>
-                    <a:ln>
-                      <a:noFill/>
-                    </a:ln>
                   </pic:spPr>
                 </pic:pic>
               </a:graphicData>
             </a:graphic>
-            <wp14:sizeRelH relativeFrom="page">
-              <wp14:pctWidth>0</wp14:pctWidth>
-            </wp14:sizeRelH>
-            <wp14:sizeRelV relativeFrom="page">
-              <wp14:pctHeight>0</wp14:pctHeight>
-            </wp14:sizeRelV>
-          </wp:anchor>
+          </wp:inline>
         </w:drawing>
       </w:r>
     </w:p>
@@ -1292,21 +1110,100 @@
       </w:pPr>
       <w:r>
         <w:rPr>
-          <w:noProof/>
-        </w:rPr>
+          <w:b/>
+          <w:bCs/>
+        </w:rPr>
+        <w:t>https://smoothcomp.com/en</w:t>
+      </w:r>
+    </w:p>
+    <w:p>
+      <w:pPr>
+        <w:pStyle w:val="Prrafodelista"/>
+        <w:numPr>
+          <w:ilvl w:val="0"/>
+          <w:numId w:val="7"/>
+        </w:numPr>
+        <w:jc w:val="both"/>
+      </w:pPr>
+      <w:proofErr w:type="spellStart"/>
+      <w:r>
+        <w:rPr>
+          <w:b/>
+          <w:bCs/>
+        </w:rPr>
+        <w:t>Eversports</w:t>
+      </w:r>
+      <w:proofErr w:type="spellEnd"/>
+      <w:r>
+        <w:rPr>
+          <w:b/>
+          <w:bCs/>
+        </w:rPr>
+        <w:t xml:space="preserve"> Manager: </w:t>
+      </w:r>
+      <w:r>
+        <w:t>Software todo-en-uno para dojos, con reservas y pagos online.</w:t>
+      </w:r>
+      <w:r>
+        <w:rPr>
+          <w:rFonts w:ascii="Segoe UI" w:hAnsi="Segoe UI" w:cs="Segoe UI"/>
+          <w:spacing w:val="2"/>
+        </w:rPr>
+        <w:t xml:space="preserve"> </w:t>
+      </w:r>
+      <w:r>
+        <w:t xml:space="preserve">ofrece gestión completa de dojos con reservas de clases, membresías y pagos recurrentes online, más calendarios compartidos para eventos. Implementa su módulo de membresías para fidelizar alumnos y </w:t>
+      </w:r>
+      <w:proofErr w:type="gramStart"/>
+      <w:r>
+        <w:t>app</w:t>
+      </w:r>
+      <w:proofErr w:type="gramEnd"/>
+      <w:r>
+        <w:t xml:space="preserve"> móvil para </w:t>
+      </w:r>
+      <w:proofErr w:type="spellStart"/>
+      <w:r>
+        <w:t>check-ins</w:t>
+      </w:r>
+      <w:proofErr w:type="spellEnd"/>
+      <w:r>
+        <w:t xml:space="preserve"> rápidos. Lo </w:t>
+      </w:r>
+      <w:r>
+        <w:t xml:space="preserve">que nos gusto es que </w:t>
+      </w:r>
+      <w:r>
+        <w:t xml:space="preserve">integra todo en un </w:t>
+      </w:r>
+      <w:proofErr w:type="spellStart"/>
+      <w:r>
+        <w:t>dashboard</w:t>
+      </w:r>
+      <w:proofErr w:type="spellEnd"/>
+      <w:r>
+        <w:t xml:space="preserve"> intuitivo para administradores de artes marciales.</w:t>
+      </w:r>
+    </w:p>
+    <w:p>
+      <w:pPr>
+        <w:jc w:val="both"/>
+        <w:rPr>
+          <w:b/>
+          <w:bCs/>
+        </w:rPr>
+      </w:pPr>
+      <w:r>
+        <w:rPr>
+          <w:b/>
+          <w:bCs/>
+        </w:rPr>
+        <w:lastRenderedPageBreak/>
         <w:drawing>
-          <wp:anchor distT="0" distB="0" distL="114300" distR="114300" simplePos="0" relativeHeight="251658240" behindDoc="0" locked="0" layoutInCell="1" allowOverlap="1" wp14:anchorId="1B8AF6B0" wp14:editId="041C2B17">
-            <wp:simplePos x="0" y="0"/>
-            <wp:positionH relativeFrom="column">
-              <wp:posOffset>2757170</wp:posOffset>
-            </wp:positionH>
-            <wp:positionV relativeFrom="paragraph">
-              <wp:posOffset>10160</wp:posOffset>
-            </wp:positionV>
-            <wp:extent cx="2512695" cy="6332220"/>
-            <wp:effectExtent l="0" t="0" r="1905" b="0"/>
-            <wp:wrapSquare wrapText="bothSides"/>
-            <wp:docPr id="37068483" name="Imagen 2"/>
+          <wp:inline distT="0" distB="0" distL="0" distR="0" wp14:anchorId="5ED99D15" wp14:editId="2B521DD0">
+            <wp:extent cx="4789735" cy="1933575"/>
+            <wp:effectExtent l="0" t="0" r="0" b="0"/>
+            <wp:docPr id="681090875" name="Imagen 1"/>
             <wp:cNvGraphicFramePr>
               <a:graphicFrameLocks xmlns:a="http://schemas.openxmlformats.org/drawingml/2006/main" noChangeAspect="1"/>
             </wp:cNvGraphicFramePr>
@@ -1314,240 +1211,125 @@
               <a:graphicData uri="http://schemas.openxmlformats.org/drawingml/2006/picture">
                 <pic:pic xmlns:pic="http://schemas.openxmlformats.org/drawingml/2006/picture">
                   <pic:nvPicPr>
-                    <pic:cNvPr id="0" name="Picture 12"/>
-                    <pic:cNvPicPr>
-                      <a:picLocks noChangeAspect="1" noChangeArrowheads="1"/>
-                    </pic:cNvPicPr>
+                    <pic:cNvPr id="681090875" name=""/>
+                    <pic:cNvPicPr/>
                   </pic:nvPicPr>
                   <pic:blipFill>
-                    <a:blip r:embed="rId8">
-                      <a:extLst>
-                        <a:ext uri="{28A0092B-C50C-407E-A947-70E740481C1C}">
-                          <a14:useLocalDpi xmlns:a14="http://schemas.microsoft.com/office/drawing/2010/main" val="0"/>
-                        </a:ext>
-                      </a:extLst>
-                    </a:blip>
-                    <a:srcRect/>
+                    <a:blip r:embed="rId8"/>
                     <a:stretch>
                       <a:fillRect/>
                     </a:stretch>
                   </pic:blipFill>
-                  <pic:spPr bwMode="auto">
+                  <pic:spPr>
                     <a:xfrm>
                       <a:off x="0" y="0"/>
-                      <a:ext cx="2512695" cy="6332220"/>
+                      <a:ext cx="4794678" cy="1935570"/>
                     </a:xfrm>
                     <a:prstGeom prst="rect">
                       <a:avLst/>
                     </a:prstGeom>
-                    <a:noFill/>
-                    <a:ln>
-                      <a:noFill/>
-                    </a:ln>
                   </pic:spPr>
                 </pic:pic>
               </a:graphicData>
             </a:graphic>
-            <wp14:sizeRelH relativeFrom="page">
-              <wp14:pctWidth>0</wp14:pctWidth>
-            </wp14:sizeRelH>
-            <wp14:sizeRelV relativeFrom="page">
-              <wp14:pctHeight>0</wp14:pctHeight>
-            </wp14:sizeRelV>
-          </wp:anchor>
+          </wp:inline>
         </w:drawing>
       </w:r>
     </w:p>
     <w:p>
       <w:pPr>
         <w:jc w:val="both"/>
-      </w:pPr>
-    </w:p>
-    <w:p>
-      <w:pPr>
-        <w:jc w:val="both"/>
-      </w:pPr>
-    </w:p>
-    <w:p>
-      <w:r>
-        <w:br w:type="page"/>
-      </w:r>
-    </w:p>
-    <w:p>
-      <w:pPr>
-        <w:jc w:val="both"/>
-        <w:rPr>
-          <w:noProof/>
-        </w:rPr>
-      </w:pPr>
-      <w:r>
-        <w:rPr>
-          <w:noProof/>
-        </w:rPr>
-        <w:lastRenderedPageBreak/>
-        <mc:AlternateContent>
-          <mc:Choice Requires="wpg">
-            <w:drawing>
-              <wp:anchor distT="0" distB="0" distL="114300" distR="114300" simplePos="0" relativeHeight="251674624" behindDoc="0" locked="0" layoutInCell="1" allowOverlap="1" wp14:anchorId="16796B1A" wp14:editId="4EE8944B">
-                <wp:simplePos x="0" y="0"/>
-                <wp:positionH relativeFrom="column">
-                  <wp:posOffset>-737235</wp:posOffset>
-                </wp:positionH>
-                <wp:positionV relativeFrom="paragraph">
-                  <wp:posOffset>319405</wp:posOffset>
-                </wp:positionV>
-                <wp:extent cx="2282190" cy="4046220"/>
-                <wp:effectExtent l="0" t="0" r="3810" b="0"/>
-                <wp:wrapSquare wrapText="bothSides"/>
-                <wp:docPr id="2075245211" name="Grupo 5"/>
-                <wp:cNvGraphicFramePr/>
-                <a:graphic xmlns:a="http://schemas.openxmlformats.org/drawingml/2006/main">
-                  <a:graphicData uri="http://schemas.microsoft.com/office/word/2010/wordprocessingGroup">
-                    <wpg:wgp>
-                      <wpg:cNvGrpSpPr/>
-                      <wpg:grpSpPr>
-                        <a:xfrm>
-                          <a:off x="0" y="0"/>
-                          <a:ext cx="2282190" cy="4046220"/>
-                          <a:chOff x="0" y="0"/>
-                          <a:chExt cx="2282190" cy="4046220"/>
-                        </a:xfrm>
-                      </wpg:grpSpPr>
-                      <pic:pic xmlns:pic="http://schemas.openxmlformats.org/drawingml/2006/picture">
-                        <pic:nvPicPr>
-                          <pic:cNvPr id="99227977" name="Imagen 3" descr="Diagrama&#10;&#10;El contenido generado por IA puede ser incorrecto."/>
-                          <pic:cNvPicPr>
-                            <a:picLocks noChangeAspect="1"/>
-                          </pic:cNvPicPr>
-                        </pic:nvPicPr>
-                        <pic:blipFill rotWithShape="1">
-                          <a:blip r:embed="rId9">
-                            <a:extLst>
-                              <a:ext uri="{28A0092B-C50C-407E-A947-70E740481C1C}">
-                                <a14:useLocalDpi xmlns:a14="http://schemas.microsoft.com/office/drawing/2010/main" val="0"/>
-                              </a:ext>
-                            </a:extLst>
-                          </a:blip>
-                          <a:srcRect b="92238"/>
-                          <a:stretch>
-                            <a:fillRect/>
-                          </a:stretch>
-                        </pic:blipFill>
-                        <pic:spPr bwMode="auto">
-                          <a:xfrm>
-                            <a:off x="0" y="0"/>
-                            <a:ext cx="2282190" cy="457200"/>
-                          </a:xfrm>
-                          <a:prstGeom prst="rect">
-                            <a:avLst/>
-                          </a:prstGeom>
-                          <a:noFill/>
-                          <a:ln>
-                            <a:noFill/>
-                          </a:ln>
-                          <a:extLst>
-                            <a:ext uri="{53640926-AAD7-44D8-BBD7-CCE9431645EC}">
-                              <a14:shadowObscured xmlns:a14="http://schemas.microsoft.com/office/drawing/2010/main"/>
-                            </a:ext>
-                          </a:extLst>
-                        </pic:spPr>
-                      </pic:pic>
-                      <pic:pic xmlns:pic="http://schemas.openxmlformats.org/drawingml/2006/picture">
-                        <pic:nvPicPr>
-                          <pic:cNvPr id="1718150057" name="Imagen 4" descr="Diagrama&#10;&#10;El contenido generado por IA puede ser incorrecto."/>
-                          <pic:cNvPicPr>
-                            <a:picLocks noChangeAspect="1"/>
-                          </pic:cNvPicPr>
-                        </pic:nvPicPr>
-                        <pic:blipFill>
-                          <a:blip r:embed="rId10">
-                            <a:extLst>
-                              <a:ext uri="{28A0092B-C50C-407E-A947-70E740481C1C}">
-                                <a14:useLocalDpi xmlns:a14="http://schemas.microsoft.com/office/drawing/2010/main" val="0"/>
-                              </a:ext>
-                            </a:extLst>
-                          </a:blip>
-                          <a:srcRect/>
-                          <a:stretch>
-                            <a:fillRect/>
-                          </a:stretch>
-                        </pic:blipFill>
-                        <pic:spPr bwMode="auto">
-                          <a:xfrm>
-                            <a:off x="441960" y="441960"/>
-                            <a:ext cx="1379220" cy="3604260"/>
-                          </a:xfrm>
-                          <a:prstGeom prst="rect">
-                            <a:avLst/>
-                          </a:prstGeom>
-                          <a:noFill/>
-                          <a:ln>
-                            <a:noFill/>
-                          </a:ln>
-                        </pic:spPr>
-                      </pic:pic>
-                    </wpg:wgp>
-                  </a:graphicData>
-                </a:graphic>
-              </wp:anchor>
-            </w:drawing>
-          </mc:Choice>
-          <mc:Fallback>
-            <w:pict>
-              <v:group w14:anchorId="0BF0F869" id="Grupo 5" o:spid="_x0000_s1026" style="position:absolute;margin-left:-58.05pt;margin-top:25.15pt;width:179.7pt;height:318.6pt;z-index:251674624" coordsize="22821,40462" o:gfxdata="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">
-                <v:shapetype id="_x0000_t75" coordsize="21600,21600" o:spt="75" o:preferrelative="t" path="m@4@5l@4@11@9@11@9@5xe" filled="f" stroked="f">
-                  <v:stroke joinstyle="miter"/>
-                  <v:formulas>
-                    <v:f eqn="if lineDrawn pixelLineWidth 0"/>
-                    <v:f eqn="sum @0 1 0"/>
-                    <v:f eqn="sum 0 0 @1"/>
-                    <v:f eqn="prod @2 1 2"/>
-                    <v:f eqn="prod @3 21600 pixelWidth"/>
-                    <v:f eqn="prod @3 21600 pixelHeight"/>
-                    <v:f eqn="sum @0 0 1"/>
-                    <v:f eqn="prod @6 1 2"/>
-                    <v:f eqn="prod @7 21600 pixelWidth"/>
-                    <v:f eqn="sum @8 21600 0"/>
-                    <v:f eqn="prod @7 21600 pixelHeight"/>
-                    <v:f eqn="sum @10 21600 0"/>
-                  </v:formulas>
-                  <v:path o:extrusionok="f" gradientshapeok="t" o:connecttype="rect"/>
-                  <o:lock v:ext="edit" aspectratio="t"/>
-                </v:shapetype>
-                <v:shape id="Imagen 3" o:spid="_x0000_s1027" type="#_x0000_t75" alt="Diagrama&#10;&#10;El contenido generado por IA puede ser incorrecto." style="position:absolute;width:22821;height:4572;visibility:visible;mso-wrap-style:square" o:gfxdata="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">
-                  <v:imagedata r:id="rId11" o:title="Diagrama&#10;&#10;El contenido generado por IA puede ser incorrecto" cropbottom="60449f"/>
-                </v:shape>
-                <v:shape id="Imagen 4" o:spid="_x0000_s1028" type="#_x0000_t75" alt="Diagrama&#10;&#10;El contenido generado por IA puede ser incorrecto." style="position:absolute;left:4419;top:4419;width:13792;height:36043;visibility:visible;mso-wrap-style:square" o:gfxdata="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">
-                  <v:imagedata r:id="rId12" o:title="Diagrama&#10;&#10;El contenido generado por IA puede ser incorrecto"/>
-                </v:shape>
-                <w10:wrap type="square"/>
-              </v:group>
-            </w:pict>
-          </mc:Fallback>
-        </mc:AlternateContent>
-      </w:r>
-    </w:p>
-    <w:p>
-      <w:pPr>
-        <w:jc w:val="both"/>
-      </w:pPr>
-      <w:r>
-        <w:rPr>
-          <w:noProof/>
+        <w:rPr>
+          <w:b/>
+          <w:bCs/>
+        </w:rPr>
+      </w:pPr>
+      <w:r>
+        <w:rPr>
+          <w:b/>
+          <w:bCs/>
+        </w:rPr>
+        <w:t>https://www.eversportsmanager.com/martial-arts</w:t>
+      </w:r>
+    </w:p>
+    <w:p>
+      <w:pPr>
+        <w:pStyle w:val="Prrafodelista"/>
+        <w:numPr>
+          <w:ilvl w:val="0"/>
+          <w:numId w:val="7"/>
+        </w:numPr>
+        <w:jc w:val="both"/>
+      </w:pPr>
+      <w:proofErr w:type="spellStart"/>
+      <w:r>
+        <w:rPr>
+          <w:b/>
+          <w:bCs/>
+        </w:rPr>
+        <w:t>LeagueRepublic</w:t>
+      </w:r>
+      <w:proofErr w:type="spellEnd"/>
+      <w:r>
+        <w:rPr>
+          <w:b/>
+          <w:bCs/>
+        </w:rPr>
+        <w:t xml:space="preserve">: </w:t>
+      </w:r>
+      <w:r>
+        <w:t xml:space="preserve">genera sitios web personalizados para ligas y torneos, con tablas de posiciones automáticas, calendarios y </w:t>
+      </w:r>
+      <w:proofErr w:type="gramStart"/>
+      <w:r>
+        <w:t>apps</w:t>
+      </w:r>
+      <w:proofErr w:type="gramEnd"/>
+      <w:r>
+        <w:t xml:space="preserve"> móviles para seguimiento en vivo. Implementa sus fixtures automáticos y estadísticas detalladas para motivar participantes. Lo </w:t>
+      </w:r>
+      <w:r>
+        <w:t xml:space="preserve">que </w:t>
+      </w:r>
+      <w:proofErr w:type="spellStart"/>
+      <w:r>
+        <w:t>mas</w:t>
+      </w:r>
+      <w:proofErr w:type="spellEnd"/>
+      <w:r>
+        <w:t xml:space="preserve"> nos gusto fue que es </w:t>
+      </w:r>
+      <w:r>
+        <w:t>escalable para ligas locales o nacionales sin costo inicial alto.</w:t>
+      </w:r>
+    </w:p>
+    <w:p>
+      <w:pPr>
+        <w:jc w:val="both"/>
+        <w:rPr>
+          <w:b/>
+          <w:bCs/>
+        </w:rPr>
+      </w:pPr>
+    </w:p>
+    <w:p>
+      <w:pPr>
+        <w:jc w:val="both"/>
+        <w:rPr>
+          <w:b/>
+          <w:bCs/>
+        </w:rPr>
+      </w:pPr>
+      <w:r>
+        <w:rPr>
+          <w:b/>
+          <w:bCs/>
         </w:rPr>
         <w:drawing>
-          <wp:anchor distT="0" distB="0" distL="114300" distR="114300" simplePos="0" relativeHeight="251661312" behindDoc="0" locked="0" layoutInCell="1" allowOverlap="1" wp14:anchorId="70BC1E61" wp14:editId="11D2B0D1">
-            <wp:simplePos x="0" y="0"/>
-            <wp:positionH relativeFrom="margin">
-              <wp:posOffset>1480185</wp:posOffset>
-            </wp:positionH>
-            <wp:positionV relativeFrom="paragraph">
-              <wp:posOffset>0</wp:posOffset>
-            </wp:positionV>
-            <wp:extent cx="2212340" cy="4328160"/>
-            <wp:effectExtent l="0" t="0" r="0" b="0"/>
-            <wp:wrapSquare wrapText="bothSides"/>
-            <wp:docPr id="1456807240" name="Imagen 4" descr="Diagrama&#10;&#10;El contenido generado por IA puede ser incorrecto."/>
+          <wp:inline distT="0" distB="0" distL="0" distR="0" wp14:anchorId="2A98FCD2" wp14:editId="36F3C1CE">
+            <wp:extent cx="5612130" cy="2617470"/>
+            <wp:effectExtent l="0" t="0" r="7620" b="0"/>
+            <wp:docPr id="981073658" name="Imagen 1"/>
             <wp:cNvGraphicFramePr>
               <a:graphicFrameLocks xmlns:a="http://schemas.openxmlformats.org/drawingml/2006/main" noChangeAspect="1"/>
             </wp:cNvGraphicFramePr>
@@ -1555,66 +1337,166 @@
               <a:graphicData uri="http://schemas.openxmlformats.org/drawingml/2006/picture">
                 <pic:pic xmlns:pic="http://schemas.openxmlformats.org/drawingml/2006/picture">
                   <pic:nvPicPr>
-                    <pic:cNvPr id="1456807240" name="Imagen 4" descr="Diagrama&#10;&#10;El contenido generado por IA puede ser incorrecto."/>
-                    <pic:cNvPicPr>
-                      <a:picLocks noChangeAspect="1" noChangeArrowheads="1"/>
-                    </pic:cNvPicPr>
+                    <pic:cNvPr id="981073658" name=""/>
+                    <pic:cNvPicPr/>
                   </pic:nvPicPr>
                   <pic:blipFill>
-                    <a:blip r:embed="rId13">
-                      <a:extLst>
-                        <a:ext uri="{28A0092B-C50C-407E-A947-70E740481C1C}">
-                          <a14:useLocalDpi xmlns:a14="http://schemas.microsoft.com/office/drawing/2010/main" val="0"/>
-                        </a:ext>
-                      </a:extLst>
-                    </a:blip>
-                    <a:srcRect/>
+                    <a:blip r:embed="rId9"/>
                     <a:stretch>
                       <a:fillRect/>
                     </a:stretch>
                   </pic:blipFill>
-                  <pic:spPr bwMode="auto">
+                  <pic:spPr>
                     <a:xfrm>
                       <a:off x="0" y="0"/>
-                      <a:ext cx="2212340" cy="4328160"/>
+                      <a:ext cx="5612130" cy="2617470"/>
                     </a:xfrm>
                     <a:prstGeom prst="rect">
                       <a:avLst/>
                     </a:prstGeom>
-                    <a:noFill/>
-                    <a:ln>
-                      <a:noFill/>
-                    </a:ln>
                   </pic:spPr>
                 </pic:pic>
               </a:graphicData>
             </a:graphic>
-            <wp14:sizeRelH relativeFrom="page">
-              <wp14:pctWidth>0</wp14:pctWidth>
-            </wp14:sizeRelH>
-            <wp14:sizeRelV relativeFrom="page">
-              <wp14:pctHeight>0</wp14:pctHeight>
-            </wp14:sizeRelV>
-          </wp:anchor>
+          </wp:inline>
         </w:drawing>
       </w:r>
-      <w:r>
-        <w:rPr>
-          <w:noProof/>
+    </w:p>
+    <w:p>
+      <w:pPr>
+        <w:jc w:val="both"/>
+        <w:rPr>
+          <w:b/>
+          <w:bCs/>
+        </w:rPr>
+      </w:pPr>
+      <w:r>
+        <w:rPr>
+          <w:b/>
+          <w:bCs/>
+        </w:rPr>
+        <w:t>https://www.leaguerepublic.com/index.html</w:t>
+      </w:r>
+    </w:p>
+    <w:p>
+      <w:pPr>
+        <w:jc w:val="both"/>
+        <w:rPr>
+          <w:b/>
+          <w:bCs/>
+        </w:rPr>
+      </w:pPr>
+    </w:p>
+    <w:p>
+      <w:pPr>
+        <w:jc w:val="both"/>
+        <w:rPr>
+          <w:b/>
+          <w:bCs/>
+        </w:rPr>
+      </w:pPr>
+    </w:p>
+    <w:p>
+      <w:pPr>
+        <w:jc w:val="both"/>
+        <w:rPr>
+          <w:b/>
+          <w:bCs/>
+        </w:rPr>
+      </w:pPr>
+    </w:p>
+    <w:p>
+      <w:pPr>
+        <w:jc w:val="both"/>
+        <w:rPr>
+          <w:b/>
+          <w:bCs/>
+        </w:rPr>
+      </w:pPr>
+    </w:p>
+    <w:p>
+      <w:pPr>
+        <w:pStyle w:val="Prrafodelista"/>
+        <w:numPr>
+          <w:ilvl w:val="0"/>
+          <w:numId w:val="7"/>
+        </w:numPr>
+        <w:jc w:val="both"/>
+        <w:rPr>
+          <w:b/>
+          <w:bCs/>
+        </w:rPr>
+      </w:pPr>
+      <w:proofErr w:type="spellStart"/>
+      <w:r>
+        <w:rPr>
+          <w:b/>
+          <w:bCs/>
+        </w:rPr>
+        <w:lastRenderedPageBreak/>
+        <w:t>TeamSnap</w:t>
+      </w:r>
+      <w:proofErr w:type="spellEnd"/>
+      <w:r>
+        <w:rPr>
+          <w:b/>
+          <w:bCs/>
+        </w:rPr>
+        <w:t xml:space="preserve">: </w:t>
+      </w:r>
+      <w:r>
+        <w:t xml:space="preserve">facilita programación de torneos, mensajes grupales y seguimiento de asistencia vía </w:t>
+      </w:r>
+      <w:proofErr w:type="gramStart"/>
+      <w:r>
+        <w:t>app</w:t>
+      </w:r>
+      <w:proofErr w:type="gramEnd"/>
+      <w:r>
+        <w:t xml:space="preserve">, con soporte para múltiples deportes incluyendo combate. Implementa su chat integrado y alertas </w:t>
+      </w:r>
+      <w:proofErr w:type="spellStart"/>
+      <w:r>
+        <w:t>push</w:t>
+      </w:r>
+      <w:proofErr w:type="spellEnd"/>
+      <w:r>
+        <w:t xml:space="preserve"> para coordinar equipos o categorías. </w:t>
+      </w:r>
+      <w:r>
+        <w:t xml:space="preserve">Nos llamó la atención lo bien que esta </w:t>
+      </w:r>
+      <w:r>
+        <w:t>enfocado en comunicación fluida para entrenadores y padres en eventos juveniles.</w:t>
+      </w:r>
+    </w:p>
+    <w:p>
+      <w:pPr>
+        <w:jc w:val="both"/>
+        <w:rPr>
+          <w:b/>
+          <w:bCs/>
+        </w:rPr>
+      </w:pPr>
+    </w:p>
+    <w:p>
+      <w:pPr>
+        <w:jc w:val="both"/>
+        <w:rPr>
+          <w:b/>
+          <w:bCs/>
+        </w:rPr>
+      </w:pPr>
+      <w:r>
+        <w:rPr>
+          <w:b/>
+          <w:bCs/>
         </w:rPr>
         <w:drawing>
-          <wp:anchor distT="0" distB="0" distL="114300" distR="114300" simplePos="0" relativeHeight="251662336" behindDoc="0" locked="0" layoutInCell="1" allowOverlap="1" wp14:anchorId="46B4010F" wp14:editId="705691B2">
-            <wp:simplePos x="0" y="0"/>
-            <wp:positionH relativeFrom="column">
-              <wp:posOffset>3784600</wp:posOffset>
-            </wp:positionH>
-            <wp:positionV relativeFrom="paragraph">
-              <wp:posOffset>0</wp:posOffset>
-            </wp:positionV>
-            <wp:extent cx="2211705" cy="4328160"/>
-            <wp:effectExtent l="0" t="0" r="0" b="0"/>
-            <wp:wrapSquare wrapText="bothSides"/>
-            <wp:docPr id="1047816264" name="Imagen 5"/>
+          <wp:inline distT="0" distB="0" distL="0" distR="0" wp14:anchorId="1044176A" wp14:editId="1529A587">
+            <wp:extent cx="5612130" cy="2623820"/>
+            <wp:effectExtent l="0" t="0" r="7620" b="5080"/>
+            <wp:docPr id="1819387072" name="Imagen 1"/>
             <wp:cNvGraphicFramePr>
               <a:graphicFrameLocks xmlns:a="http://schemas.openxmlformats.org/drawingml/2006/main" noChangeAspect="1"/>
             </wp:cNvGraphicFramePr>
@@ -1622,71 +1504,211 @@
               <a:graphicData uri="http://schemas.openxmlformats.org/drawingml/2006/picture">
                 <pic:pic xmlns:pic="http://schemas.openxmlformats.org/drawingml/2006/picture">
                   <pic:nvPicPr>
-                    <pic:cNvPr id="0" name="Picture 18"/>
-                    <pic:cNvPicPr>
-                      <a:picLocks noChangeAspect="1" noChangeArrowheads="1"/>
-                    </pic:cNvPicPr>
+                    <pic:cNvPr id="1819387072" name=""/>
+                    <pic:cNvPicPr/>
                   </pic:nvPicPr>
                   <pic:blipFill>
-                    <a:blip r:embed="rId13">
-                      <a:extLst>
-                        <a:ext uri="{28A0092B-C50C-407E-A947-70E740481C1C}">
-                          <a14:useLocalDpi xmlns:a14="http://schemas.microsoft.com/office/drawing/2010/main" val="0"/>
-                        </a:ext>
-                      </a:extLst>
-                    </a:blip>
-                    <a:srcRect/>
+                    <a:blip r:embed="rId10"/>
                     <a:stretch>
                       <a:fillRect/>
                     </a:stretch>
                   </pic:blipFill>
-                  <pic:spPr bwMode="auto">
+                  <pic:spPr>
                     <a:xfrm>
                       <a:off x="0" y="0"/>
-                      <a:ext cx="2211705" cy="4328160"/>
+                      <a:ext cx="5612130" cy="2623820"/>
                     </a:xfrm>
                     <a:prstGeom prst="rect">
                       <a:avLst/>
                     </a:prstGeom>
-                    <a:noFill/>
-                    <a:ln>
-                      <a:noFill/>
-                    </a:ln>
                   </pic:spPr>
                 </pic:pic>
               </a:graphicData>
             </a:graphic>
-            <wp14:sizeRelH relativeFrom="page">
-              <wp14:pctWidth>0</wp14:pctWidth>
-            </wp14:sizeRelH>
-            <wp14:sizeRelV relativeFrom="page">
-              <wp14:pctHeight>0</wp14:pctHeight>
-            </wp14:sizeRelV>
-          </wp:anchor>
+          </wp:inline>
         </w:drawing>
       </w:r>
     </w:p>
     <w:p>
       <w:pPr>
         <w:jc w:val="both"/>
-      </w:pPr>
-      <w:r>
-        <w:rPr>
-          <w:noProof/>
-        </w:rPr>
+        <w:rPr>
+          <w:b/>
+          <w:bCs/>
+        </w:rPr>
+      </w:pPr>
+      <w:hyperlink r:id="rId11" w:history="1">
+        <w:r>
+          <w:rPr>
+            <w:rStyle w:val="Hipervnculo"/>
+            <w:b/>
+            <w:bCs/>
+          </w:rPr>
+          <w:t>https://www.teamsnap.com/</w:t>
+        </w:r>
+      </w:hyperlink>
+    </w:p>
+    <w:p>
+      <w:pPr>
+        <w:jc w:val="both"/>
+        <w:rPr>
+          <w:b/>
+          <w:bCs/>
+        </w:rPr>
+      </w:pPr>
+    </w:p>
+    <w:p>
+      <w:pPr>
+        <w:jc w:val="both"/>
+        <w:rPr>
+          <w:b/>
+          <w:bCs/>
+        </w:rPr>
+      </w:pPr>
+    </w:p>
+    <w:p>
+      <w:pPr>
+        <w:jc w:val="both"/>
+        <w:rPr>
+          <w:b/>
+          <w:bCs/>
+        </w:rPr>
+      </w:pPr>
+    </w:p>
+    <w:p>
+      <w:pPr>
+        <w:jc w:val="both"/>
+        <w:rPr>
+          <w:b/>
+          <w:bCs/>
+        </w:rPr>
+      </w:pPr>
+    </w:p>
+    <w:p>
+      <w:pPr>
+        <w:jc w:val="both"/>
+        <w:rPr>
+          <w:b/>
+          <w:bCs/>
+        </w:rPr>
+      </w:pPr>
+    </w:p>
+    <w:p>
+      <w:pPr>
+        <w:jc w:val="both"/>
+        <w:rPr>
+          <w:b/>
+          <w:bCs/>
+        </w:rPr>
+      </w:pPr>
+    </w:p>
+    <w:p>
+      <w:pPr>
+        <w:jc w:val="both"/>
+        <w:rPr>
+          <w:b/>
+          <w:bCs/>
+        </w:rPr>
+      </w:pPr>
+    </w:p>
+    <w:p>
+      <w:pPr>
+        <w:jc w:val="both"/>
+        <w:rPr>
+          <w:b/>
+          <w:bCs/>
+        </w:rPr>
+      </w:pPr>
+    </w:p>
+    <w:p>
+      <w:pPr>
+        <w:jc w:val="both"/>
+        <w:rPr>
+          <w:b/>
+          <w:bCs/>
+        </w:rPr>
+      </w:pPr>
+    </w:p>
+    <w:p>
+      <w:pPr>
+        <w:jc w:val="both"/>
+        <w:rPr>
+          <w:b/>
+          <w:bCs/>
+        </w:rPr>
+      </w:pPr>
+    </w:p>
+    <w:p>
+      <w:pPr>
+        <w:jc w:val="both"/>
+        <w:rPr>
+          <w:b/>
+          <w:bCs/>
+        </w:rPr>
+      </w:pPr>
+    </w:p>
+    <w:p>
+      <w:pPr>
+        <w:pStyle w:val="Prrafodelista"/>
+        <w:numPr>
+          <w:ilvl w:val="0"/>
+          <w:numId w:val="7"/>
+        </w:numPr>
+        <w:rPr>
+          <w:b/>
+          <w:bCs/>
+        </w:rPr>
+      </w:pPr>
+      <w:proofErr w:type="spellStart"/>
+      <w:r>
+        <w:rPr>
+          <w:b/>
+          <w:bCs/>
+        </w:rPr>
+        <w:lastRenderedPageBreak/>
+        <w:t>MartialMatch</w:t>
+      </w:r>
+      <w:proofErr w:type="spellEnd"/>
+      <w:r>
+        <w:rPr>
+          <w:b/>
+          <w:bCs/>
+        </w:rPr>
+        <w:t xml:space="preserve">: </w:t>
+      </w:r>
+      <w:r>
+        <w:t xml:space="preserve">simplifica la planificación de eventos de combate con registro de competidores, cobro automático vía </w:t>
+      </w:r>
+      <w:proofErr w:type="spellStart"/>
+      <w:r>
+        <w:t>Stripe</w:t>
+      </w:r>
+      <w:proofErr w:type="spellEnd"/>
+      <w:r>
+        <w:t xml:space="preserve"> y generación instantánea de listas de inicio. Implementa su flujo rápido de organización en pocos pasos y cuadros para múltiples sistemas de eliminatoria. </w:t>
+      </w:r>
+      <w:r>
+        <w:t>Es muy bueno</w:t>
+      </w:r>
+      <w:r>
+        <w:t xml:space="preserve"> para torneos de artes marciales sin complicaciones técnicas</w:t>
+      </w:r>
+    </w:p>
+    <w:p>
+      <w:pPr>
+        <w:rPr>
+          <w:b/>
+          <w:bCs/>
+        </w:rPr>
+      </w:pPr>
+    </w:p>
+    <w:p>
+      <w:r>
         <w:drawing>
-          <wp:anchor distT="0" distB="0" distL="114300" distR="114300" simplePos="0" relativeHeight="251663360" behindDoc="0" locked="0" layoutInCell="1" allowOverlap="1" wp14:anchorId="52AA0FA9" wp14:editId="4AA2978C">
-            <wp:simplePos x="0" y="0"/>
-            <wp:positionH relativeFrom="margin">
-              <wp:posOffset>897255</wp:posOffset>
-            </wp:positionH>
-            <wp:positionV relativeFrom="paragraph">
-              <wp:posOffset>48895</wp:posOffset>
-            </wp:positionV>
-            <wp:extent cx="3814136" cy="3936365"/>
-            <wp:effectExtent l="0" t="0" r="0" b="6985"/>
-            <wp:wrapNone/>
-            <wp:docPr id="1734023390" name="Imagen 6"/>
+          <wp:inline distT="0" distB="0" distL="0" distR="0" wp14:anchorId="5BA9A0B5" wp14:editId="15872E33">
+            <wp:extent cx="5612130" cy="2686050"/>
+            <wp:effectExtent l="0" t="0" r="7620" b="0"/>
+            <wp:docPr id="36309179" name="Imagen 1"/>
             <wp:cNvGraphicFramePr>
               <a:graphicFrameLocks xmlns:a="http://schemas.openxmlformats.org/drawingml/2006/main" noChangeAspect="1"/>
             </wp:cNvGraphicFramePr>
@@ -1694,56 +1716,996 @@
               <a:graphicData uri="http://schemas.openxmlformats.org/drawingml/2006/picture">
                 <pic:pic xmlns:pic="http://schemas.openxmlformats.org/drawingml/2006/picture">
                   <pic:nvPicPr>
-                    <pic:cNvPr id="0" name="Picture 20"/>
-                    <pic:cNvPicPr>
-                      <a:picLocks noChangeAspect="1" noChangeArrowheads="1"/>
-                    </pic:cNvPicPr>
+                    <pic:cNvPr id="36309179" name=""/>
+                    <pic:cNvPicPr/>
                   </pic:nvPicPr>
                   <pic:blipFill>
-                    <a:blip r:embed="rId14" cstate="print">
+                    <a:blip r:embed="rId12"/>
+                    <a:stretch>
+                      <a:fillRect/>
+                    </a:stretch>
+                  </pic:blipFill>
+                  <pic:spPr>
+                    <a:xfrm>
+                      <a:off x="0" y="0"/>
+                      <a:ext cx="5612130" cy="2686050"/>
+                    </a:xfrm>
+                    <a:prstGeom prst="rect">
+                      <a:avLst/>
+                    </a:prstGeom>
+                  </pic:spPr>
+                </pic:pic>
+              </a:graphicData>
+            </a:graphic>
+          </wp:inline>
+        </w:drawing>
+      </w:r>
+      <w:r>
+        <w:t xml:space="preserve"> </w:t>
+      </w:r>
+    </w:p>
+    <w:p>
+      <w:hyperlink r:id="rId13" w:history="1">
+        <w:r>
+          <w:rPr>
+            <w:rStyle w:val="Hipervnculo"/>
+          </w:rPr>
+          <w:t>https://martialmatch.com/en/</w:t>
+        </w:r>
+      </w:hyperlink>
+      <w:r>
+        <w:t xml:space="preserve"> </w:t>
+      </w:r>
+    </w:p>
+    <w:p>
+      <w:pPr>
+        <w:pStyle w:val="Prrafodelista"/>
+        <w:numPr>
+          <w:ilvl w:val="0"/>
+          <w:numId w:val="7"/>
+        </w:numPr>
+        <w:rPr>
+          <w:b/>
+          <w:bCs/>
+        </w:rPr>
+      </w:pPr>
+      <w:proofErr w:type="spellStart"/>
+      <w:r>
+        <w:rPr>
+          <w:b/>
+          <w:bCs/>
+        </w:rPr>
+        <w:t>Kananas</w:t>
+      </w:r>
+      <w:proofErr w:type="spellEnd"/>
+      <w:r>
+        <w:rPr>
+          <w:b/>
+          <w:bCs/>
+        </w:rPr>
+        <w:t xml:space="preserve">: </w:t>
+      </w:r>
+      <w:r>
+        <w:t xml:space="preserve">Esta </w:t>
+      </w:r>
+      <w:r>
+        <w:t xml:space="preserve">aplicación </w:t>
+      </w:r>
+      <w:r>
+        <w:t>ofrece</w:t>
+      </w:r>
+      <w:r>
+        <w:t xml:space="preserve"> CRM con IA para clubes de artes marciales, incluyendo planificación de torneos, fichas de miembros y comunicaciones dirigidas. Implementa su base de datos dinámica y sitio web con inscripciones online gratuitas por 30 días. </w:t>
+      </w:r>
+      <w:r>
+        <w:t>Nos gustó como</w:t>
+      </w:r>
+      <w:r>
+        <w:t xml:space="preserve"> automatiza gestión de alumnos y eventos con búsqueda avanzada</w:t>
+      </w:r>
+      <w:r>
+        <w:t xml:space="preserve"> con ayuda de IA.</w:t>
+      </w:r>
+    </w:p>
+    <w:p>
+      <w:r>
+        <w:drawing>
+          <wp:inline distT="0" distB="0" distL="0" distR="0" wp14:anchorId="38096943" wp14:editId="23C53BF6">
+            <wp:extent cx="5113655" cy="2038292"/>
+            <wp:effectExtent l="0" t="0" r="0" b="635"/>
+            <wp:docPr id="382174368" name="Imagen 1"/>
+            <wp:cNvGraphicFramePr>
+              <a:graphicFrameLocks xmlns:a="http://schemas.openxmlformats.org/drawingml/2006/main" noChangeAspect="1"/>
+            </wp:cNvGraphicFramePr>
+            <a:graphic xmlns:a="http://schemas.openxmlformats.org/drawingml/2006/main">
+              <a:graphicData uri="http://schemas.openxmlformats.org/drawingml/2006/picture">
+                <pic:pic xmlns:pic="http://schemas.openxmlformats.org/drawingml/2006/picture">
+                  <pic:nvPicPr>
+                    <pic:cNvPr id="382174368" name=""/>
+                    <pic:cNvPicPr/>
+                  </pic:nvPicPr>
+                  <pic:blipFill>
+                    <a:blip r:embed="rId14"/>
+                    <a:stretch>
+                      <a:fillRect/>
+                    </a:stretch>
+                  </pic:blipFill>
+                  <pic:spPr>
+                    <a:xfrm>
+                      <a:off x="0" y="0"/>
+                      <a:ext cx="5127851" cy="2043951"/>
+                    </a:xfrm>
+                    <a:prstGeom prst="rect">
+                      <a:avLst/>
+                    </a:prstGeom>
+                  </pic:spPr>
+                </pic:pic>
+              </a:graphicData>
+            </a:graphic>
+          </wp:inline>
+        </w:drawing>
+      </w:r>
+      <w:r>
+        <w:t xml:space="preserve"> </w:t>
+      </w:r>
+    </w:p>
+    <w:p>
+      <w:r>
+        <w:t>https://www.kananas.com/</w:t>
+      </w:r>
+      <w:r>
+        <w:t xml:space="preserve"> </w:t>
+      </w:r>
+      <w:r>
+        <w:br w:type="page"/>
+      </w:r>
+    </w:p>
+    <w:p>
+      <w:pPr>
+        <w:spacing w:after="0" w:line="360" w:lineRule="auto"/>
+        <w:jc w:val="center"/>
+        <w:rPr>
+          <w:rFonts w:eastAsia="Times New Roman" w:cs="Times New Roman"/>
+          <w:bCs/>
+        </w:rPr>
+      </w:pPr>
+      <w:r>
+        <w:rPr>
+          <w:rFonts w:eastAsia="Times New Roman" w:cs="Times New Roman"/>
+          <w:bCs/>
+        </w:rPr>
+        <w:lastRenderedPageBreak/>
+        <w:t xml:space="preserve">Requerimientos del cliente </w:t>
+      </w:r>
+    </w:p>
+    <w:p>
+      <w:pPr>
+        <w:spacing w:after="0" w:line="360" w:lineRule="auto"/>
+        <w:jc w:val="center"/>
+        <w:rPr>
+          <w:rFonts w:eastAsia="Times New Roman" w:cs="Times New Roman"/>
+          <w:bCs/>
+        </w:rPr>
+      </w:pPr>
+    </w:p>
+    <w:tbl>
+      <w:tblPr>
+        <w:tblW w:w="10060" w:type="dxa"/>
+        <w:tblInd w:w="-617" w:type="dxa"/>
+        <w:tblBorders>
+          <w:top w:val="single" w:sz="4" w:space="0" w:color="000000"/>
+          <w:left w:val="single" w:sz="4" w:space="0" w:color="000000"/>
+          <w:bottom w:val="single" w:sz="4" w:space="0" w:color="000000"/>
+          <w:right w:val="single" w:sz="4" w:space="0" w:color="000000"/>
+          <w:insideH w:val="single" w:sz="4" w:space="0" w:color="000000"/>
+          <w:insideV w:val="single" w:sz="4" w:space="0" w:color="000000"/>
+        </w:tblBorders>
+        <w:tblLayout w:type="fixed"/>
+        <w:tblLook w:val="0400" w:firstRow="0" w:lastRow="0" w:firstColumn="0" w:lastColumn="0" w:noHBand="0" w:noVBand="1"/>
+      </w:tblPr>
+      <w:tblGrid>
+        <w:gridCol w:w="4815"/>
+        <w:gridCol w:w="5245"/>
+      </w:tblGrid>
+      <w:tr>
+        <w:tc>
+          <w:tcPr>
+            <w:tcW w:w="4815" w:type="dxa"/>
+            <w:tcBorders>
+              <w:top w:val="single" w:sz="4" w:space="0" w:color="000000"/>
+              <w:left w:val="single" w:sz="4" w:space="0" w:color="000000"/>
+              <w:bottom w:val="single" w:sz="4" w:space="0" w:color="000000"/>
+              <w:right w:val="single" w:sz="4" w:space="0" w:color="000000"/>
+            </w:tcBorders>
+            <w:vAlign w:val="center"/>
+          </w:tcPr>
+          <w:p>
+            <w:pPr>
+              <w:spacing w:line="360" w:lineRule="auto"/>
+              <w:jc w:val="center"/>
+              <w:rPr>
+                <w:rFonts w:eastAsia="Times New Roman" w:cs="Times New Roman"/>
+                <w:b/>
+              </w:rPr>
+            </w:pPr>
+            <w:r>
+              <w:rPr>
+                <w:rFonts w:eastAsia="Times New Roman" w:cs="Times New Roman"/>
+                <w:b/>
+              </w:rPr>
+              <w:t>Requisitos funcionales</w:t>
+            </w:r>
+          </w:p>
+        </w:tc>
+        <w:tc>
+          <w:tcPr>
+            <w:tcW w:w="5245" w:type="dxa"/>
+            <w:tcBorders>
+              <w:top w:val="single" w:sz="4" w:space="0" w:color="000000"/>
+              <w:left w:val="single" w:sz="4" w:space="0" w:color="000000"/>
+              <w:bottom w:val="single" w:sz="4" w:space="0" w:color="000000"/>
+              <w:right w:val="single" w:sz="4" w:space="0" w:color="000000"/>
+            </w:tcBorders>
+            <w:vAlign w:val="center"/>
+          </w:tcPr>
+          <w:p>
+            <w:pPr>
+              <w:spacing w:line="360" w:lineRule="auto"/>
+              <w:jc w:val="center"/>
+              <w:rPr>
+                <w:rFonts w:eastAsia="Times New Roman" w:cs="Times New Roman"/>
+                <w:b/>
+              </w:rPr>
+            </w:pPr>
+            <w:r>
+              <w:rPr>
+                <w:rFonts w:eastAsia="Times New Roman" w:cs="Times New Roman"/>
+                <w:b/>
+              </w:rPr>
+              <w:t>Requisitos no funcionales</w:t>
+            </w:r>
+          </w:p>
+        </w:tc>
+      </w:tr>
+      <w:tr>
+        <w:tc>
+          <w:tcPr>
+            <w:tcW w:w="4815" w:type="dxa"/>
+            <w:tcBorders>
+              <w:top w:val="single" w:sz="4" w:space="0" w:color="000000"/>
+              <w:left w:val="single" w:sz="4" w:space="0" w:color="000000"/>
+              <w:bottom w:val="single" w:sz="4" w:space="0" w:color="000000"/>
+              <w:right w:val="single" w:sz="4" w:space="0" w:color="000000"/>
+            </w:tcBorders>
+            <w:vAlign w:val="center"/>
+          </w:tcPr>
+          <w:p>
+            <w:pPr>
+              <w:pStyle w:val="Prrafodelista"/>
+              <w:numPr>
+                <w:ilvl w:val="0"/>
+                <w:numId w:val="7"/>
+              </w:numPr>
+              <w:spacing w:line="360" w:lineRule="auto"/>
+              <w:jc w:val="center"/>
+              <w:rPr>
+                <w:rFonts w:eastAsia="Times New Roman" w:cs="Times New Roman"/>
+                <w:bCs/>
+              </w:rPr>
+            </w:pPr>
+            <w:r>
+              <w:rPr>
+                <w:rFonts w:eastAsia="Times New Roman" w:cs="Times New Roman"/>
+                <w:bCs/>
+              </w:rPr>
+              <w:t xml:space="preserve">Registro de usuarios </w:t>
+            </w:r>
+          </w:p>
+        </w:tc>
+        <w:tc>
+          <w:tcPr>
+            <w:tcW w:w="5245" w:type="dxa"/>
+            <w:tcBorders>
+              <w:top w:val="single" w:sz="4" w:space="0" w:color="000000"/>
+              <w:left w:val="single" w:sz="4" w:space="0" w:color="000000"/>
+              <w:bottom w:val="single" w:sz="4" w:space="0" w:color="000000"/>
+              <w:right w:val="single" w:sz="4" w:space="0" w:color="000000"/>
+            </w:tcBorders>
+            <w:vAlign w:val="center"/>
+          </w:tcPr>
+          <w:p>
+            <w:pPr>
+              <w:pStyle w:val="Prrafodelista"/>
+              <w:numPr>
+                <w:ilvl w:val="0"/>
+                <w:numId w:val="7"/>
+              </w:numPr>
+              <w:spacing w:line="360" w:lineRule="auto"/>
+              <w:jc w:val="center"/>
+              <w:rPr>
+                <w:rFonts w:eastAsia="Times New Roman" w:cs="Times New Roman"/>
+                <w:bCs/>
+              </w:rPr>
+            </w:pPr>
+            <w:r>
+              <w:rPr>
+                <w:rFonts w:eastAsia="Times New Roman" w:cs="Times New Roman"/>
+                <w:bCs/>
+              </w:rPr>
+              <w:t>Seguridad del sistema mediante autenticación y control de acceso</w:t>
+            </w:r>
+          </w:p>
+        </w:tc>
+      </w:tr>
+      <w:tr>
+        <w:tc>
+          <w:tcPr>
+            <w:tcW w:w="4815" w:type="dxa"/>
+            <w:tcBorders>
+              <w:top w:val="single" w:sz="4" w:space="0" w:color="000000"/>
+              <w:left w:val="single" w:sz="4" w:space="0" w:color="000000"/>
+              <w:bottom w:val="single" w:sz="4" w:space="0" w:color="000000"/>
+              <w:right w:val="single" w:sz="4" w:space="0" w:color="000000"/>
+            </w:tcBorders>
+            <w:vAlign w:val="center"/>
+          </w:tcPr>
+          <w:p>
+            <w:pPr>
+              <w:pStyle w:val="Prrafodelista"/>
+              <w:numPr>
+                <w:ilvl w:val="0"/>
+                <w:numId w:val="7"/>
+              </w:numPr>
+              <w:spacing w:line="360" w:lineRule="auto"/>
+              <w:jc w:val="center"/>
+              <w:rPr>
+                <w:rFonts w:eastAsia="Times New Roman" w:cs="Times New Roman"/>
+                <w:bCs/>
+              </w:rPr>
+            </w:pPr>
+            <w:r>
+              <w:rPr>
+                <w:rFonts w:eastAsia="Times New Roman" w:cs="Times New Roman"/>
+                <w:bCs/>
+              </w:rPr>
+              <w:t>Inicio y cierre de sesión de usuarios</w:t>
+            </w:r>
+          </w:p>
+        </w:tc>
+        <w:tc>
+          <w:tcPr>
+            <w:tcW w:w="5245" w:type="dxa"/>
+            <w:tcBorders>
+              <w:top w:val="single" w:sz="4" w:space="0" w:color="000000"/>
+              <w:left w:val="single" w:sz="4" w:space="0" w:color="000000"/>
+              <w:bottom w:val="single" w:sz="4" w:space="0" w:color="000000"/>
+              <w:right w:val="single" w:sz="4" w:space="0" w:color="000000"/>
+            </w:tcBorders>
+            <w:vAlign w:val="center"/>
+          </w:tcPr>
+          <w:p>
+            <w:pPr>
+              <w:pStyle w:val="Prrafodelista"/>
+              <w:numPr>
+                <w:ilvl w:val="0"/>
+                <w:numId w:val="7"/>
+              </w:numPr>
+              <w:spacing w:line="360" w:lineRule="auto"/>
+              <w:jc w:val="center"/>
+              <w:rPr>
+                <w:rFonts w:eastAsia="Times New Roman" w:cs="Times New Roman"/>
+                <w:bCs/>
+              </w:rPr>
+            </w:pPr>
+            <w:r>
+              <w:rPr>
+                <w:rFonts w:eastAsia="Times New Roman" w:cs="Times New Roman"/>
+                <w:bCs/>
+              </w:rPr>
+              <w:t>Protección de datos personales y de la información almacenada</w:t>
+            </w:r>
+          </w:p>
+        </w:tc>
+      </w:tr>
+      <w:tr>
+        <w:tc>
+          <w:tcPr>
+            <w:tcW w:w="4815" w:type="dxa"/>
+            <w:tcBorders>
+              <w:top w:val="single" w:sz="4" w:space="0" w:color="000000"/>
+              <w:left w:val="single" w:sz="4" w:space="0" w:color="000000"/>
+              <w:bottom w:val="single" w:sz="4" w:space="0" w:color="000000"/>
+              <w:right w:val="single" w:sz="4" w:space="0" w:color="000000"/>
+            </w:tcBorders>
+            <w:vAlign w:val="center"/>
+          </w:tcPr>
+          <w:p>
+            <w:pPr>
+              <w:pStyle w:val="Prrafodelista"/>
+              <w:numPr>
+                <w:ilvl w:val="0"/>
+                <w:numId w:val="7"/>
+              </w:numPr>
+              <w:spacing w:line="360" w:lineRule="auto"/>
+              <w:jc w:val="center"/>
+              <w:rPr>
+                <w:rFonts w:eastAsia="Times New Roman" w:cs="Times New Roman"/>
+                <w:bCs/>
+              </w:rPr>
+            </w:pPr>
+            <w:r>
+              <w:rPr>
+                <w:rFonts w:eastAsia="Times New Roman" w:cs="Times New Roman"/>
+                <w:bCs/>
+              </w:rPr>
+              <w:t>Creación y gestión de campeonatos de artes marciales</w:t>
+            </w:r>
+          </w:p>
+        </w:tc>
+        <w:tc>
+          <w:tcPr>
+            <w:tcW w:w="5245" w:type="dxa"/>
+            <w:tcBorders>
+              <w:top w:val="single" w:sz="4" w:space="0" w:color="000000"/>
+              <w:left w:val="single" w:sz="4" w:space="0" w:color="000000"/>
+              <w:bottom w:val="single" w:sz="4" w:space="0" w:color="000000"/>
+              <w:right w:val="single" w:sz="4" w:space="0" w:color="000000"/>
+            </w:tcBorders>
+            <w:vAlign w:val="center"/>
+          </w:tcPr>
+          <w:p>
+            <w:pPr>
+              <w:pStyle w:val="Prrafodelista"/>
+              <w:numPr>
+                <w:ilvl w:val="0"/>
+                <w:numId w:val="7"/>
+              </w:numPr>
+              <w:spacing w:line="360" w:lineRule="auto"/>
+              <w:jc w:val="center"/>
+              <w:rPr>
+                <w:rFonts w:eastAsia="Times New Roman" w:cs="Times New Roman"/>
+                <w:bCs/>
+              </w:rPr>
+            </w:pPr>
+            <w:r>
+              <w:rPr>
+                <w:rFonts w:eastAsia="Times New Roman" w:cs="Times New Roman"/>
+                <w:bCs/>
+              </w:rPr>
+              <w:t>Disponibilidad del sistema para acceso continuo vía web</w:t>
+            </w:r>
+          </w:p>
+        </w:tc>
+      </w:tr>
+      <w:tr>
+        <w:tc>
+          <w:tcPr>
+            <w:tcW w:w="4815" w:type="dxa"/>
+            <w:tcBorders>
+              <w:top w:val="single" w:sz="4" w:space="0" w:color="000000"/>
+              <w:left w:val="single" w:sz="4" w:space="0" w:color="000000"/>
+              <w:bottom w:val="single" w:sz="4" w:space="0" w:color="000000"/>
+              <w:right w:val="single" w:sz="4" w:space="0" w:color="000000"/>
+            </w:tcBorders>
+            <w:vAlign w:val="center"/>
+          </w:tcPr>
+          <w:p>
+            <w:pPr>
+              <w:pStyle w:val="Prrafodelista"/>
+              <w:numPr>
+                <w:ilvl w:val="0"/>
+                <w:numId w:val="7"/>
+              </w:numPr>
+              <w:spacing w:line="360" w:lineRule="auto"/>
+              <w:jc w:val="center"/>
+              <w:rPr>
+                <w:rFonts w:eastAsia="Times New Roman" w:cs="Times New Roman"/>
+                <w:bCs/>
+              </w:rPr>
+            </w:pPr>
+            <w:r>
+              <w:rPr>
+                <w:rFonts w:eastAsia="Times New Roman" w:cs="Times New Roman"/>
+                <w:bCs/>
+              </w:rPr>
+              <w:t>Registro e inscripción de participantes en campeonatos</w:t>
+            </w:r>
+          </w:p>
+        </w:tc>
+        <w:tc>
+          <w:tcPr>
+            <w:tcW w:w="5245" w:type="dxa"/>
+            <w:tcBorders>
+              <w:top w:val="single" w:sz="4" w:space="0" w:color="000000"/>
+              <w:left w:val="single" w:sz="4" w:space="0" w:color="000000"/>
+              <w:bottom w:val="single" w:sz="4" w:space="0" w:color="000000"/>
+              <w:right w:val="single" w:sz="4" w:space="0" w:color="000000"/>
+            </w:tcBorders>
+            <w:vAlign w:val="center"/>
+          </w:tcPr>
+          <w:p>
+            <w:pPr>
+              <w:pStyle w:val="Prrafodelista"/>
+              <w:numPr>
+                <w:ilvl w:val="0"/>
+                <w:numId w:val="7"/>
+              </w:numPr>
+              <w:spacing w:line="360" w:lineRule="auto"/>
+              <w:jc w:val="center"/>
+              <w:rPr>
+                <w:rFonts w:eastAsia="Times New Roman" w:cs="Times New Roman"/>
+                <w:bCs/>
+              </w:rPr>
+            </w:pPr>
+            <w:r>
+              <w:rPr>
+                <w:rFonts w:eastAsia="Times New Roman" w:cs="Times New Roman"/>
+                <w:bCs/>
+              </w:rPr>
+              <w:t>Eficiencia en el procesamiento y respuesta del sistema</w:t>
+            </w:r>
+          </w:p>
+        </w:tc>
+      </w:tr>
+      <w:tr>
+        <w:tc>
+          <w:tcPr>
+            <w:tcW w:w="4815" w:type="dxa"/>
+            <w:tcBorders>
+              <w:top w:val="single" w:sz="4" w:space="0" w:color="000000"/>
+              <w:left w:val="single" w:sz="4" w:space="0" w:color="000000"/>
+              <w:bottom w:val="single" w:sz="4" w:space="0" w:color="000000"/>
+              <w:right w:val="single" w:sz="4" w:space="0" w:color="000000"/>
+            </w:tcBorders>
+            <w:vAlign w:val="center"/>
+          </w:tcPr>
+          <w:p>
+            <w:pPr>
+              <w:pStyle w:val="Prrafodelista"/>
+              <w:numPr>
+                <w:ilvl w:val="0"/>
+                <w:numId w:val="7"/>
+              </w:numPr>
+              <w:spacing w:line="360" w:lineRule="auto"/>
+              <w:jc w:val="center"/>
+              <w:rPr>
+                <w:rFonts w:eastAsia="Times New Roman" w:cs="Times New Roman"/>
+                <w:bCs/>
+              </w:rPr>
+            </w:pPr>
+            <w:r>
+              <w:rPr>
+                <w:rFonts w:eastAsia="Times New Roman" w:cs="Times New Roman"/>
+                <w:bCs/>
+              </w:rPr>
+              <w:t>Consulta de campeonatos registrados</w:t>
+            </w:r>
+          </w:p>
+        </w:tc>
+        <w:tc>
+          <w:tcPr>
+            <w:tcW w:w="5245" w:type="dxa"/>
+            <w:tcBorders>
+              <w:top w:val="single" w:sz="4" w:space="0" w:color="000000"/>
+              <w:left w:val="single" w:sz="4" w:space="0" w:color="000000"/>
+              <w:bottom w:val="single" w:sz="4" w:space="0" w:color="000000"/>
+              <w:right w:val="single" w:sz="4" w:space="0" w:color="000000"/>
+            </w:tcBorders>
+            <w:vAlign w:val="center"/>
+          </w:tcPr>
+          <w:p>
+            <w:pPr>
+              <w:pStyle w:val="Prrafodelista"/>
+              <w:numPr>
+                <w:ilvl w:val="0"/>
+                <w:numId w:val="7"/>
+              </w:numPr>
+              <w:spacing w:line="360" w:lineRule="auto"/>
+              <w:jc w:val="center"/>
+              <w:rPr>
+                <w:rFonts w:eastAsia="Times New Roman" w:cs="Times New Roman"/>
+                <w:bCs/>
+              </w:rPr>
+            </w:pPr>
+            <w:r>
+              <w:rPr>
+                <w:rFonts w:eastAsia="Times New Roman" w:cs="Times New Roman"/>
+                <w:bCs/>
+              </w:rPr>
+              <w:t>Usabilidad mediante una interfaz clara e intuitiva</w:t>
+            </w:r>
+          </w:p>
+        </w:tc>
+      </w:tr>
+      <w:tr>
+        <w:tc>
+          <w:tcPr>
+            <w:tcW w:w="4815" w:type="dxa"/>
+            <w:tcBorders>
+              <w:top w:val="single" w:sz="4" w:space="0" w:color="000000"/>
+              <w:left w:val="single" w:sz="4" w:space="0" w:color="000000"/>
+              <w:bottom w:val="single" w:sz="4" w:space="0" w:color="000000"/>
+              <w:right w:val="single" w:sz="4" w:space="0" w:color="000000"/>
+            </w:tcBorders>
+            <w:vAlign w:val="center"/>
+          </w:tcPr>
+          <w:p>
+            <w:pPr>
+              <w:pStyle w:val="Prrafodelista"/>
+              <w:numPr>
+                <w:ilvl w:val="0"/>
+                <w:numId w:val="7"/>
+              </w:numPr>
+              <w:spacing w:line="360" w:lineRule="auto"/>
+              <w:jc w:val="center"/>
+              <w:rPr>
+                <w:rFonts w:eastAsia="Times New Roman" w:cs="Times New Roman"/>
+                <w:bCs/>
+              </w:rPr>
+            </w:pPr>
+            <w:r>
+              <w:rPr>
+                <w:rFonts w:eastAsia="Times New Roman" w:cs="Times New Roman"/>
+                <w:bCs/>
+              </w:rPr>
+              <w:t>Consulta de participantes por campeonato</w:t>
+            </w:r>
+          </w:p>
+        </w:tc>
+        <w:tc>
+          <w:tcPr>
+            <w:tcW w:w="5245" w:type="dxa"/>
+            <w:tcBorders>
+              <w:top w:val="single" w:sz="4" w:space="0" w:color="000000"/>
+              <w:left w:val="single" w:sz="4" w:space="0" w:color="000000"/>
+              <w:bottom w:val="single" w:sz="4" w:space="0" w:color="000000"/>
+              <w:right w:val="single" w:sz="4" w:space="0" w:color="000000"/>
+            </w:tcBorders>
+            <w:vAlign w:val="center"/>
+          </w:tcPr>
+          <w:p>
+            <w:pPr>
+              <w:pStyle w:val="Prrafodelista"/>
+              <w:numPr>
+                <w:ilvl w:val="0"/>
+                <w:numId w:val="7"/>
+              </w:numPr>
+              <w:spacing w:line="360" w:lineRule="auto"/>
+              <w:jc w:val="center"/>
+              <w:rPr>
+                <w:rFonts w:eastAsia="Times New Roman" w:cs="Times New Roman"/>
+                <w:bCs/>
+              </w:rPr>
+            </w:pPr>
+            <w:r>
+              <w:rPr>
+                <w:rFonts w:eastAsia="Times New Roman" w:cs="Times New Roman"/>
+                <w:bCs/>
+              </w:rPr>
+              <w:t>Escalabilidad para soportar el crecimiento de usuarios</w:t>
+            </w:r>
+          </w:p>
+        </w:tc>
+      </w:tr>
+      <w:tr>
+        <w:tc>
+          <w:tcPr>
+            <w:tcW w:w="4815" w:type="dxa"/>
+            <w:tcBorders>
+              <w:top w:val="single" w:sz="4" w:space="0" w:color="000000"/>
+              <w:left w:val="single" w:sz="4" w:space="0" w:color="000000"/>
+              <w:bottom w:val="single" w:sz="4" w:space="0" w:color="000000"/>
+              <w:right w:val="single" w:sz="4" w:space="0" w:color="000000"/>
+            </w:tcBorders>
+            <w:vAlign w:val="center"/>
+          </w:tcPr>
+          <w:p>
+            <w:pPr>
+              <w:pStyle w:val="Prrafodelista"/>
+              <w:numPr>
+                <w:ilvl w:val="0"/>
+                <w:numId w:val="7"/>
+              </w:numPr>
+              <w:spacing w:line="360" w:lineRule="auto"/>
+              <w:jc w:val="center"/>
+              <w:rPr>
+                <w:rFonts w:eastAsia="Times New Roman" w:cs="Times New Roman"/>
+                <w:bCs/>
+              </w:rPr>
+            </w:pPr>
+            <w:r>
+              <w:rPr>
+                <w:rFonts w:eastAsia="Times New Roman" w:cs="Times New Roman"/>
+                <w:bCs/>
+              </w:rPr>
+              <w:t>Actualización de información de campeonatos</w:t>
+            </w:r>
+          </w:p>
+        </w:tc>
+        <w:tc>
+          <w:tcPr>
+            <w:tcW w:w="5245" w:type="dxa"/>
+            <w:tcBorders>
+              <w:top w:val="single" w:sz="4" w:space="0" w:color="000000"/>
+              <w:left w:val="single" w:sz="4" w:space="0" w:color="000000"/>
+              <w:bottom w:val="single" w:sz="4" w:space="0" w:color="000000"/>
+              <w:right w:val="single" w:sz="4" w:space="0" w:color="000000"/>
+            </w:tcBorders>
+            <w:vAlign w:val="center"/>
+          </w:tcPr>
+          <w:p>
+            <w:pPr>
+              <w:pStyle w:val="Prrafodelista"/>
+              <w:numPr>
+                <w:ilvl w:val="0"/>
+                <w:numId w:val="7"/>
+              </w:numPr>
+              <w:spacing w:line="360" w:lineRule="auto"/>
+              <w:jc w:val="center"/>
+              <w:rPr>
+                <w:rFonts w:eastAsia="Times New Roman" w:cs="Times New Roman"/>
+                <w:bCs/>
+              </w:rPr>
+            </w:pPr>
+            <w:r>
+              <w:rPr>
+                <w:rFonts w:eastAsia="Times New Roman" w:cs="Times New Roman"/>
+                <w:bCs/>
+              </w:rPr>
+              <w:t>Compatibilidad con navegadores web modernos</w:t>
+            </w:r>
+          </w:p>
+        </w:tc>
+      </w:tr>
+      <w:tr>
+        <w:tc>
+          <w:tcPr>
+            <w:tcW w:w="4815" w:type="dxa"/>
+            <w:tcBorders>
+              <w:top w:val="single" w:sz="4" w:space="0" w:color="000000"/>
+              <w:left w:val="single" w:sz="4" w:space="0" w:color="000000"/>
+              <w:bottom w:val="single" w:sz="4" w:space="0" w:color="000000"/>
+              <w:right w:val="single" w:sz="4" w:space="0" w:color="000000"/>
+            </w:tcBorders>
+            <w:vAlign w:val="center"/>
+          </w:tcPr>
+          <w:p>
+            <w:pPr>
+              <w:pStyle w:val="Prrafodelista"/>
+              <w:numPr>
+                <w:ilvl w:val="0"/>
+                <w:numId w:val="7"/>
+              </w:numPr>
+              <w:spacing w:line="360" w:lineRule="auto"/>
+              <w:jc w:val="center"/>
+              <w:rPr>
+                <w:rFonts w:eastAsia="Times New Roman" w:cs="Times New Roman"/>
+                <w:bCs/>
+              </w:rPr>
+            </w:pPr>
+            <w:r>
+              <w:rPr>
+                <w:rFonts w:eastAsia="Times New Roman" w:cs="Times New Roman"/>
+                <w:bCs/>
+              </w:rPr>
+              <w:t>Eliminación de campeonatos o participantes</w:t>
+            </w:r>
+          </w:p>
+        </w:tc>
+        <w:tc>
+          <w:tcPr>
+            <w:tcW w:w="5245" w:type="dxa"/>
+            <w:tcBorders>
+              <w:top w:val="single" w:sz="4" w:space="0" w:color="000000"/>
+              <w:left w:val="single" w:sz="4" w:space="0" w:color="000000"/>
+              <w:bottom w:val="single" w:sz="4" w:space="0" w:color="000000"/>
+              <w:right w:val="single" w:sz="4" w:space="0" w:color="000000"/>
+            </w:tcBorders>
+            <w:vAlign w:val="center"/>
+          </w:tcPr>
+          <w:p>
+            <w:pPr>
+              <w:pStyle w:val="Prrafodelista"/>
+              <w:numPr>
+                <w:ilvl w:val="0"/>
+                <w:numId w:val="7"/>
+              </w:numPr>
+              <w:spacing w:line="360" w:lineRule="auto"/>
+              <w:jc w:val="center"/>
+              <w:rPr>
+                <w:rFonts w:eastAsia="Times New Roman" w:cs="Times New Roman"/>
+                <w:bCs/>
+              </w:rPr>
+            </w:pPr>
+            <w:r>
+              <w:rPr>
+                <w:rFonts w:eastAsia="Times New Roman" w:cs="Times New Roman"/>
+                <w:bCs/>
+              </w:rPr>
+              <w:t>Facilidad de mantenimiento y actualización del sistema</w:t>
+            </w:r>
+          </w:p>
+        </w:tc>
+      </w:tr>
+    </w:tbl>
+    <w:p>
+      <w:pPr>
+        <w:spacing w:after="0" w:line="360" w:lineRule="auto"/>
+        <w:rPr>
+          <w:rFonts w:ascii="Times New Roman" w:eastAsia="Times New Roman" w:hAnsi="Times New Roman" w:cs="Times New Roman"/>
+          <w:b/>
+        </w:rPr>
+      </w:pPr>
+    </w:p>
+    <w:p>
+      <w:pPr>
+        <w:jc w:val="center"/>
+        <w:rPr>
+          <w:b/>
+          <w:bCs/>
+        </w:rPr>
+      </w:pPr>
+    </w:p>
+    <w:p>
+      <w:pPr>
+        <w:jc w:val="center"/>
+        <w:rPr>
+          <w:b/>
+          <w:bCs/>
+        </w:rPr>
+      </w:pPr>
+    </w:p>
+    <w:p>
+      <w:pPr>
+        <w:jc w:val="center"/>
+        <w:rPr>
+          <w:b/>
+          <w:bCs/>
+        </w:rPr>
+      </w:pPr>
+    </w:p>
+    <w:p>
+      <w:pPr>
+        <w:jc w:val="center"/>
+        <w:rPr>
+          <w:b/>
+          <w:bCs/>
+        </w:rPr>
+      </w:pPr>
+    </w:p>
+    <w:p>
+      <w:pPr>
+        <w:jc w:val="center"/>
+        <w:rPr>
+          <w:b/>
+          <w:bCs/>
+        </w:rPr>
+      </w:pPr>
+    </w:p>
+    <w:p>
+      <w:pPr>
+        <w:jc w:val="center"/>
+        <w:rPr>
+          <w:b/>
+          <w:bCs/>
+        </w:rPr>
+      </w:pPr>
+    </w:p>
+    <w:p>
+      <w:pPr>
+        <w:jc w:val="center"/>
+        <w:rPr>
+          <w:b/>
+          <w:bCs/>
+        </w:rPr>
+      </w:pPr>
+      <w:r>
+        <w:rPr>
+          <w:b/>
+          <w:bCs/>
+        </w:rPr>
+        <w:t>DIAGRAMAS DE FLUJO</w:t>
+      </w:r>
+    </w:p>
+    <w:p>
+      <w:pPr>
+        <w:jc w:val="both"/>
+        <w:rPr>
+          <w:b/>
+          <w:bCs/>
+        </w:rPr>
+      </w:pPr>
+    </w:p>
+    <w:p>
+      <w:pPr>
+        <w:jc w:val="both"/>
+        <w:rPr>
+          <w:b/>
+          <w:bCs/>
+        </w:rPr>
+      </w:pPr>
+    </w:p>
+    <w:p>
+      <w:pPr>
+        <w:jc w:val="both"/>
+      </w:pPr>
+      <w:r>
+        <w:rPr>
+          <w:noProof/>
+        </w:rPr>
+        <w:drawing>
+          <wp:inline distT="0" distB="0" distL="0" distR="0" wp14:anchorId="779FFF2E" wp14:editId="740BD3D4">
+            <wp:extent cx="4981575" cy="6069991"/>
+            <wp:effectExtent l="0" t="0" r="0" b="6985"/>
+            <wp:docPr id="2054556926" name="Imagen 3" descr="Diagrama&#10;&#10;El contenido generado por IA puede ser incorrecto."/>
+            <wp:cNvGraphicFramePr>
+              <a:graphicFrameLocks xmlns:a="http://schemas.openxmlformats.org/drawingml/2006/main" noChangeAspect="1"/>
+            </wp:cNvGraphicFramePr>
+            <a:graphic xmlns:a="http://schemas.openxmlformats.org/drawingml/2006/main">
+              <a:graphicData uri="http://schemas.openxmlformats.org/drawingml/2006/picture">
+                <pic:pic xmlns:pic="http://schemas.openxmlformats.org/drawingml/2006/picture">
+                  <pic:nvPicPr>
+                    <pic:cNvPr id="2054556926" name="Imagen 3" descr="Diagrama&#10;&#10;El contenido generado por IA puede ser incorrecto."/>
+                    <pic:cNvPicPr/>
+                  </pic:nvPicPr>
+                  <pic:blipFill>
+                    <a:blip r:embed="rId15">
                       <a:extLst>
                         <a:ext uri="{28A0092B-C50C-407E-A947-70E740481C1C}">
                           <a14:useLocalDpi xmlns:a14="http://schemas.microsoft.com/office/drawing/2010/main" val="0"/>
                         </a:ext>
                       </a:extLst>
                     </a:blip>
-                    <a:srcRect/>
                     <a:stretch>
                       <a:fillRect/>
                     </a:stretch>
                   </pic:blipFill>
-                  <pic:spPr bwMode="auto">
+                  <pic:spPr>
                     <a:xfrm>
                       <a:off x="0" y="0"/>
-                      <a:ext cx="3814136" cy="3936365"/>
+                      <a:ext cx="4984731" cy="6073837"/>
                     </a:xfrm>
                     <a:prstGeom prst="rect">
                       <a:avLst/>
                     </a:prstGeom>
-                    <a:noFill/>
-                    <a:ln>
-                      <a:noFill/>
-                    </a:ln>
                   </pic:spPr>
                 </pic:pic>
               </a:graphicData>
             </a:graphic>
-            <wp14:sizeRelH relativeFrom="page">
-              <wp14:pctWidth>0</wp14:pctWidth>
-            </wp14:sizeRelH>
-            <wp14:sizeRelV relativeFrom="page">
-              <wp14:pctHeight>0</wp14:pctHeight>
-            </wp14:sizeRelV>
-          </wp:anchor>
+          </wp:inline>
         </w:drawing>
       </w:r>
     </w:p>
+    <w:p>
+      <w:pPr>
+        <w:jc w:val="both"/>
+      </w:pPr>
+    </w:p>
+    <w:p>
+      <w:r>
+        <w:br w:type="page"/>
+      </w:r>
+    </w:p>
+    <w:p>
+      <w:pPr>
+        <w:jc w:val="both"/>
+        <w:rPr>
+          <w:noProof/>
+        </w:rPr>
+      </w:pPr>
+    </w:p>
+    <w:p>
+      <w:pPr>
+        <w:jc w:val="both"/>
+      </w:pPr>
+    </w:p>
+    <w:p>
+      <w:pPr>
+        <w:jc w:val="both"/>
+      </w:pPr>
+    </w:p>
     <w:p/>
-    <w:p>
-      <w:r>
-        <w:br w:type="page"/>
-      </w:r>
-    </w:p>
+    <w:p/>
     <w:p>
       <w:pPr>
         <w:jc w:val="both"/>
@@ -1752,7 +2714,52 @@
         <w:rPr>
           <w:noProof/>
         </w:rPr>
-        <w:lastRenderedPageBreak/>
+        <w:drawing>
+          <wp:inline distT="0" distB="0" distL="0" distR="0" wp14:anchorId="11EA770D" wp14:editId="0398286F">
+            <wp:extent cx="5612130" cy="2099310"/>
+            <wp:effectExtent l="0" t="0" r="7620" b="0"/>
+            <wp:docPr id="243644013" name="Imagen 4" descr="Pantalla de computadora&#10;&#10;El contenido generado por IA puede ser incorrecto."/>
+            <wp:cNvGraphicFramePr>
+              <a:graphicFrameLocks xmlns:a="http://schemas.openxmlformats.org/drawingml/2006/main" noChangeAspect="1"/>
+            </wp:cNvGraphicFramePr>
+            <a:graphic xmlns:a="http://schemas.openxmlformats.org/drawingml/2006/main">
+              <a:graphicData uri="http://schemas.openxmlformats.org/drawingml/2006/picture">
+                <pic:pic xmlns:pic="http://schemas.openxmlformats.org/drawingml/2006/picture">
+                  <pic:nvPicPr>
+                    <pic:cNvPr id="243644013" name="Imagen 4" descr="Pantalla de computadora&#10;&#10;El contenido generado por IA puede ser incorrecto."/>
+                    <pic:cNvPicPr/>
+                  </pic:nvPicPr>
+                  <pic:blipFill>
+                    <a:blip r:embed="rId16">
+                      <a:extLst>
+                        <a:ext uri="{28A0092B-C50C-407E-A947-70E740481C1C}">
+                          <a14:useLocalDpi xmlns:a14="http://schemas.microsoft.com/office/drawing/2010/main" val="0"/>
+                        </a:ext>
+                      </a:extLst>
+                    </a:blip>
+                    <a:stretch>
+                      <a:fillRect/>
+                    </a:stretch>
+                  </pic:blipFill>
+                  <pic:spPr>
+                    <a:xfrm>
+                      <a:off x="0" y="0"/>
+                      <a:ext cx="5612130" cy="2099310"/>
+                    </a:xfrm>
+                    <a:prstGeom prst="rect">
+                      <a:avLst/>
+                    </a:prstGeom>
+                  </pic:spPr>
+                </pic:pic>
+              </a:graphicData>
+            </a:graphic>
+          </wp:inline>
+        </w:drawing>
+      </w:r>
+      <w:r>
+        <w:rPr>
+          <w:noProof/>
+        </w:rPr>
         <mc:AlternateContent>
           <mc:Choice Requires="wps">
             <w:drawing>
@@ -1884,6 +2891,407 @@
     <w:p>
       <w:pPr>
         <w:jc w:val="both"/>
+        <w:rPr>
+          <w:b/>
+          <w:bCs/>
+          <w:sz w:val="28"/>
+          <w:szCs w:val="28"/>
+        </w:rPr>
+      </w:pPr>
+      <w:r>
+        <w:rPr>
+          <w:b/>
+          <w:bCs/>
+          <w:sz w:val="28"/>
+          <w:szCs w:val="28"/>
+        </w:rPr>
+        <w:t xml:space="preserve">Casos de uso </w:t>
+      </w:r>
+    </w:p>
+    <w:p>
+      <w:pPr>
+        <w:pStyle w:val="Prrafodelista"/>
+        <w:numPr>
+          <w:ilvl w:val="0"/>
+          <w:numId w:val="14"/>
+        </w:numPr>
+        <w:jc w:val="both"/>
+      </w:pPr>
+      <w:r>
+        <w:t>Registrar usuario</w:t>
+      </w:r>
+      <w:r>
+        <w:t xml:space="preserve">: </w:t>
+      </w:r>
+      <w:r>
+        <w:t>Permite registrar nuevos usuarios en el sistema para que puedan acceder a las funcionalidades disponibles.</w:t>
+      </w:r>
+    </w:p>
+    <w:p>
+      <w:pPr>
+        <w:pStyle w:val="Prrafodelista"/>
+        <w:numPr>
+          <w:ilvl w:val="0"/>
+          <w:numId w:val="14"/>
+        </w:numPr>
+        <w:spacing w:before="100" w:beforeAutospacing="1" w:after="100" w:afterAutospacing="1" w:line="240" w:lineRule="auto"/>
+        <w:outlineLvl w:val="2"/>
+        <w:rPr>
+          <w:rFonts w:eastAsia="Times New Roman" w:cs="Times New Roman"/>
+          <w:kern w:val="0"/>
+          <w:lang w:eastAsia="es-CO"/>
+          <w14:ligatures w14:val="none"/>
+        </w:rPr>
+      </w:pPr>
+      <w:r>
+        <w:rPr>
+          <w:rFonts w:eastAsia="Times New Roman" w:cs="Times New Roman"/>
+          <w:kern w:val="0"/>
+          <w:lang w:eastAsia="es-CO"/>
+          <w14:ligatures w14:val="none"/>
+        </w:rPr>
+        <w:t>Iniciar sesión</w:t>
+      </w:r>
+      <w:r>
+        <w:rPr>
+          <w:rFonts w:eastAsia="Times New Roman" w:cs="Times New Roman"/>
+          <w:kern w:val="0"/>
+          <w:lang w:eastAsia="es-CO"/>
+          <w14:ligatures w14:val="none"/>
+        </w:rPr>
+        <w:t xml:space="preserve">: </w:t>
+      </w:r>
+      <w:r>
+        <w:rPr>
+          <w:rFonts w:eastAsia="Times New Roman" w:cs="Times New Roman"/>
+          <w:kern w:val="0"/>
+          <w:lang w:eastAsia="es-CO"/>
+          <w14:ligatures w14:val="none"/>
+        </w:rPr>
+        <w:t>Permite al usuario autenticarse en el sistema mediante credenciales válidas.</w:t>
+      </w:r>
+    </w:p>
+    <w:p>
+      <w:pPr>
+        <w:pStyle w:val="Prrafodelista"/>
+        <w:numPr>
+          <w:ilvl w:val="0"/>
+          <w:numId w:val="14"/>
+        </w:numPr>
+        <w:spacing w:before="100" w:beforeAutospacing="1" w:after="100" w:afterAutospacing="1" w:line="240" w:lineRule="auto"/>
+        <w:outlineLvl w:val="2"/>
+        <w:rPr>
+          <w:rFonts w:eastAsia="Times New Roman" w:cs="Times New Roman"/>
+          <w:kern w:val="0"/>
+          <w:lang w:eastAsia="es-CO"/>
+          <w14:ligatures w14:val="none"/>
+        </w:rPr>
+      </w:pPr>
+      <w:r>
+        <w:rPr>
+          <w:rFonts w:eastAsia="Times New Roman" w:cs="Times New Roman"/>
+          <w:kern w:val="0"/>
+          <w:lang w:eastAsia="es-CO"/>
+          <w14:ligatures w14:val="none"/>
+        </w:rPr>
+        <w:t xml:space="preserve">Cerrar </w:t>
+      </w:r>
+      <w:r>
+        <w:rPr>
+          <w:rFonts w:eastAsia="Times New Roman" w:cs="Times New Roman"/>
+          <w:kern w:val="0"/>
+          <w:lang w:eastAsia="es-CO"/>
+          <w14:ligatures w14:val="none"/>
+        </w:rPr>
+        <w:t>sesión: Permite</w:t>
+      </w:r>
+      <w:r>
+        <w:rPr>
+          <w:rFonts w:eastAsia="Times New Roman" w:cs="Times New Roman"/>
+          <w:kern w:val="0"/>
+          <w:lang w:eastAsia="es-CO"/>
+          <w14:ligatures w14:val="none"/>
+        </w:rPr>
+        <w:t xml:space="preserve"> al usuario finalizar su sesión de forma segura.</w:t>
+      </w:r>
+    </w:p>
+    <w:p>
+      <w:pPr>
+        <w:pStyle w:val="Prrafodelista"/>
+        <w:numPr>
+          <w:ilvl w:val="0"/>
+          <w:numId w:val="14"/>
+        </w:numPr>
+        <w:spacing w:before="100" w:beforeAutospacing="1" w:after="100" w:afterAutospacing="1" w:line="240" w:lineRule="auto"/>
+        <w:outlineLvl w:val="2"/>
+        <w:rPr>
+          <w:rFonts w:eastAsia="Times New Roman" w:cs="Times New Roman"/>
+          <w:kern w:val="0"/>
+          <w:lang w:eastAsia="es-CO"/>
+          <w14:ligatures w14:val="none"/>
+        </w:rPr>
+      </w:pPr>
+      <w:r>
+        <w:rPr>
+          <w:rFonts w:eastAsia="Times New Roman" w:cs="Times New Roman"/>
+          <w:kern w:val="0"/>
+          <w:lang w:eastAsia="es-CO"/>
+          <w14:ligatures w14:val="none"/>
+        </w:rPr>
+        <w:t xml:space="preserve">Crear </w:t>
+      </w:r>
+      <w:r>
+        <w:rPr>
+          <w:rFonts w:eastAsia="Times New Roman" w:cs="Times New Roman"/>
+          <w:kern w:val="0"/>
+          <w:lang w:eastAsia="es-CO"/>
+          <w14:ligatures w14:val="none"/>
+        </w:rPr>
+        <w:t>campeonato: Permite</w:t>
+      </w:r>
+      <w:r>
+        <w:rPr>
+          <w:rFonts w:eastAsia="Times New Roman" w:cs="Times New Roman"/>
+          <w:kern w:val="0"/>
+          <w:lang w:eastAsia="es-CO"/>
+          <w14:ligatures w14:val="none"/>
+        </w:rPr>
+        <w:t xml:space="preserve"> registrar un nuevo campeonato de artes marciales ingresando su información básica.</w:t>
+      </w:r>
+    </w:p>
+    <w:p>
+      <w:pPr>
+        <w:pStyle w:val="Prrafodelista"/>
+        <w:numPr>
+          <w:ilvl w:val="0"/>
+          <w:numId w:val="14"/>
+        </w:numPr>
+        <w:spacing w:before="100" w:beforeAutospacing="1" w:after="100" w:afterAutospacing="1" w:line="240" w:lineRule="auto"/>
+        <w:outlineLvl w:val="2"/>
+        <w:rPr>
+          <w:rFonts w:eastAsia="Times New Roman" w:cs="Times New Roman"/>
+          <w:kern w:val="0"/>
+          <w:lang w:eastAsia="es-CO"/>
+          <w14:ligatures w14:val="none"/>
+        </w:rPr>
+      </w:pPr>
+      <w:r>
+        <w:rPr>
+          <w:rFonts w:eastAsia="Times New Roman" w:cs="Times New Roman"/>
+          <w:kern w:val="0"/>
+          <w:lang w:eastAsia="es-CO"/>
+          <w14:ligatures w14:val="none"/>
+        </w:rPr>
+        <w:t>Eliminar campeonato</w:t>
+      </w:r>
+      <w:r>
+        <w:rPr>
+          <w:rFonts w:eastAsia="Times New Roman" w:cs="Times New Roman"/>
+          <w:kern w:val="0"/>
+          <w:lang w:eastAsia="es-CO"/>
+          <w14:ligatures w14:val="none"/>
+        </w:rPr>
+        <w:t xml:space="preserve">: </w:t>
+      </w:r>
+      <w:r>
+        <w:rPr>
+          <w:rFonts w:eastAsia="Times New Roman" w:cs="Times New Roman"/>
+          <w:kern w:val="0"/>
+          <w:lang w:eastAsia="es-CO"/>
+          <w14:ligatures w14:val="none"/>
+        </w:rPr>
+        <w:t>Permite eliminar un campeonato existente del sistema.</w:t>
+      </w:r>
+    </w:p>
+    <w:p>
+      <w:pPr>
+        <w:pStyle w:val="Prrafodelista"/>
+        <w:numPr>
+          <w:ilvl w:val="0"/>
+          <w:numId w:val="14"/>
+        </w:numPr>
+        <w:spacing w:before="100" w:beforeAutospacing="1" w:after="100" w:afterAutospacing="1" w:line="240" w:lineRule="auto"/>
+        <w:outlineLvl w:val="2"/>
+        <w:rPr>
+          <w:rFonts w:eastAsia="Times New Roman" w:cs="Times New Roman"/>
+          <w:kern w:val="0"/>
+          <w:lang w:eastAsia="es-CO"/>
+          <w14:ligatures w14:val="none"/>
+        </w:rPr>
+      </w:pPr>
+      <w:r>
+        <w:rPr>
+          <w:rFonts w:eastAsia="Times New Roman" w:cs="Times New Roman"/>
+          <w:kern w:val="0"/>
+          <w:lang w:eastAsia="es-CO"/>
+          <w14:ligatures w14:val="none"/>
+        </w:rPr>
+        <w:t>Consultar campeonatos</w:t>
+      </w:r>
+      <w:r>
+        <w:rPr>
+          <w:rFonts w:eastAsia="Times New Roman" w:cs="Times New Roman"/>
+          <w:kern w:val="0"/>
+          <w:lang w:eastAsia="es-CO"/>
+          <w14:ligatures w14:val="none"/>
+        </w:rPr>
+        <w:t xml:space="preserve">: </w:t>
+      </w:r>
+      <w:r>
+        <w:rPr>
+          <w:rFonts w:eastAsia="Times New Roman" w:cs="Times New Roman"/>
+          <w:kern w:val="0"/>
+          <w:lang w:eastAsia="es-CO"/>
+          <w14:ligatures w14:val="none"/>
+        </w:rPr>
+        <w:t>Permite visualizar la lista de campeonatos registrados en el sistema.</w:t>
+      </w:r>
+    </w:p>
+    <w:p>
+      <w:pPr>
+        <w:pStyle w:val="Prrafodelista"/>
+        <w:numPr>
+          <w:ilvl w:val="0"/>
+          <w:numId w:val="14"/>
+        </w:numPr>
+        <w:spacing w:before="100" w:beforeAutospacing="1" w:after="100" w:afterAutospacing="1" w:line="240" w:lineRule="auto"/>
+        <w:outlineLvl w:val="2"/>
+        <w:rPr>
+          <w:rFonts w:eastAsia="Times New Roman" w:cs="Times New Roman"/>
+          <w:kern w:val="0"/>
+          <w:lang w:eastAsia="es-CO"/>
+          <w14:ligatures w14:val="none"/>
+        </w:rPr>
+      </w:pPr>
+      <w:r>
+        <w:rPr>
+          <w:rFonts w:eastAsia="Times New Roman" w:cs="Times New Roman"/>
+          <w:kern w:val="0"/>
+          <w:lang w:eastAsia="es-CO"/>
+          <w14:ligatures w14:val="none"/>
+        </w:rPr>
+        <w:t>Registrar</w:t>
+      </w:r>
+      <w:r>
+        <w:rPr>
+          <w:rFonts w:eastAsia="Times New Roman" w:cs="Times New Roman"/>
+          <w:kern w:val="0"/>
+          <w:lang w:eastAsia="es-CO"/>
+          <w14:ligatures w14:val="none"/>
+        </w:rPr>
+        <w:t xml:space="preserve"> a un </w:t>
+      </w:r>
+      <w:r>
+        <w:rPr>
+          <w:rFonts w:eastAsia="Times New Roman" w:cs="Times New Roman"/>
+          <w:kern w:val="0"/>
+          <w:lang w:eastAsia="es-CO"/>
+          <w14:ligatures w14:val="none"/>
+        </w:rPr>
+        <w:t>campeonato:</w:t>
+      </w:r>
+      <w:r>
+        <w:rPr>
+          <w:rFonts w:eastAsia="Times New Roman" w:cs="Times New Roman"/>
+          <w:kern w:val="0"/>
+          <w:lang w:eastAsia="es-CO"/>
+          <w14:ligatures w14:val="none"/>
+        </w:rPr>
+        <w:t xml:space="preserve"> </w:t>
+      </w:r>
+      <w:r>
+        <w:rPr>
+          <w:rFonts w:eastAsia="Times New Roman" w:cs="Times New Roman"/>
+          <w:kern w:val="0"/>
+          <w:lang w:eastAsia="es-CO"/>
+          <w14:ligatures w14:val="none"/>
+        </w:rPr>
+        <w:t xml:space="preserve">Permite </w:t>
+      </w:r>
+      <w:r>
+        <w:rPr>
+          <w:rFonts w:eastAsia="Times New Roman" w:cs="Times New Roman"/>
+          <w:kern w:val="0"/>
+          <w:lang w:eastAsia="es-CO"/>
+          <w14:ligatures w14:val="none"/>
+        </w:rPr>
+        <w:t xml:space="preserve">a los usuarios </w:t>
+      </w:r>
+      <w:r>
+        <w:rPr>
+          <w:rFonts w:eastAsia="Times New Roman" w:cs="Times New Roman"/>
+          <w:kern w:val="0"/>
+          <w:lang w:eastAsia="es-CO"/>
+          <w14:ligatures w14:val="none"/>
+        </w:rPr>
+        <w:t xml:space="preserve">registrar </w:t>
+      </w:r>
+      <w:r>
+        <w:rPr>
+          <w:rFonts w:eastAsia="Times New Roman" w:cs="Times New Roman"/>
+          <w:kern w:val="0"/>
+          <w:lang w:eastAsia="es-CO"/>
+          <w14:ligatures w14:val="none"/>
+        </w:rPr>
+        <w:t xml:space="preserve">registrarse en los campeonatos </w:t>
+      </w:r>
+    </w:p>
+    <w:p>
+      <w:pPr>
+        <w:pStyle w:val="Prrafodelista"/>
+        <w:numPr>
+          <w:ilvl w:val="0"/>
+          <w:numId w:val="14"/>
+        </w:numPr>
+        <w:spacing w:before="100" w:beforeAutospacing="1" w:after="100" w:afterAutospacing="1" w:line="240" w:lineRule="auto"/>
+        <w:outlineLvl w:val="2"/>
+        <w:rPr>
+          <w:rFonts w:eastAsia="Times New Roman" w:cs="Times New Roman"/>
+          <w:kern w:val="0"/>
+          <w:lang w:eastAsia="es-CO"/>
+          <w14:ligatures w14:val="none"/>
+        </w:rPr>
+      </w:pPr>
+      <w:r>
+        <w:rPr>
+          <w:rFonts w:eastAsia="Times New Roman" w:cs="Times New Roman"/>
+          <w:kern w:val="0"/>
+          <w:lang w:eastAsia="es-CO"/>
+          <w14:ligatures w14:val="none"/>
+        </w:rPr>
+        <w:t>Consultar participantes por campeonato: Permite consultar los participantes inscritos en un campeonato determinado.</w:t>
+      </w:r>
+    </w:p>
+    <w:p>
+      <w:pPr>
+        <w:jc w:val="both"/>
+      </w:pPr>
+    </w:p>
+    <w:p>
+      <w:pPr>
+        <w:jc w:val="both"/>
+      </w:pPr>
+    </w:p>
+    <w:p>
+      <w:pPr>
+        <w:jc w:val="center"/>
+        <w:rPr>
+          <w:b/>
+          <w:bCs/>
+        </w:rPr>
+      </w:pPr>
+      <w:r>
+        <w:rPr>
+          <w:b/>
+          <w:bCs/>
+        </w:rPr>
+        <w:lastRenderedPageBreak/>
+        <w:t>DIAGRAMAS DE CASOS DE USO</w:t>
+      </w:r>
+    </w:p>
+    <w:p>
+      <w:pPr>
+        <w:jc w:val="both"/>
       </w:pPr>
     </w:p>
     <w:p>
@@ -1895,18 +3303,10 @@
           <w:noProof/>
         </w:rPr>
         <w:drawing>
-          <wp:anchor distT="0" distB="0" distL="114300" distR="114300" simplePos="0" relativeHeight="251664384" behindDoc="0" locked="0" layoutInCell="1" allowOverlap="1" wp14:anchorId="52F3137C" wp14:editId="2569EAC0">
-            <wp:simplePos x="0" y="0"/>
-            <wp:positionH relativeFrom="margin">
-              <wp:posOffset>-2044065</wp:posOffset>
-            </wp:positionH>
-            <wp:positionV relativeFrom="paragraph">
-              <wp:posOffset>382905</wp:posOffset>
-            </wp:positionV>
-            <wp:extent cx="9566433" cy="4953815"/>
-            <wp:effectExtent l="1270" t="0" r="0" b="0"/>
-            <wp:wrapNone/>
-            <wp:docPr id="313105747" name="Imagen 1"/>
+          <wp:inline distT="0" distB="0" distL="0" distR="0" wp14:anchorId="5B3868E6" wp14:editId="373FE663">
+            <wp:extent cx="5191125" cy="5915025"/>
+            <wp:effectExtent l="0" t="0" r="9525" b="9525"/>
+            <wp:docPr id="984868930" name="Imagen 5" descr="Diagrama"/>
             <wp:cNvGraphicFramePr>
               <a:graphicFrameLocks xmlns:a="http://schemas.openxmlformats.org/drawingml/2006/main" noChangeAspect="1"/>
             </wp:cNvGraphicFramePr>
@@ -1914,176 +3314,8 @@
               <a:graphicData uri="http://schemas.openxmlformats.org/drawingml/2006/picture">
                 <pic:pic xmlns:pic="http://schemas.openxmlformats.org/drawingml/2006/picture">
                   <pic:nvPicPr>
-                    <pic:cNvPr id="0" name="Picture 1"/>
-                    <pic:cNvPicPr>
-                      <a:picLocks noChangeAspect="1" noChangeArrowheads="1"/>
-                    </pic:cNvPicPr>
-                  </pic:nvPicPr>
-                  <pic:blipFill>
-                    <a:blip r:embed="rId15" cstate="print">
-                      <a:extLst>
-                        <a:ext uri="{28A0092B-C50C-407E-A947-70E740481C1C}">
-                          <a14:useLocalDpi xmlns:a14="http://schemas.microsoft.com/office/drawing/2010/main" val="0"/>
-                        </a:ext>
-                      </a:extLst>
-                    </a:blip>
-                    <a:srcRect/>
-                    <a:stretch>
-                      <a:fillRect/>
-                    </a:stretch>
-                  </pic:blipFill>
-                  <pic:spPr bwMode="auto">
-                    <a:xfrm rot="16200000">
-                      <a:off x="0" y="0"/>
-                      <a:ext cx="9566433" cy="4953815"/>
-                    </a:xfrm>
-                    <a:prstGeom prst="rect">
-                      <a:avLst/>
-                    </a:prstGeom>
-                    <a:noFill/>
-                    <a:ln>
-                      <a:noFill/>
-                    </a:ln>
-                  </pic:spPr>
-                </pic:pic>
-              </a:graphicData>
-            </a:graphic>
-            <wp14:sizeRelH relativeFrom="page">
-              <wp14:pctWidth>0</wp14:pctWidth>
-            </wp14:sizeRelH>
-            <wp14:sizeRelV relativeFrom="page">
-              <wp14:pctHeight>0</wp14:pctHeight>
-            </wp14:sizeRelV>
-          </wp:anchor>
-        </w:drawing>
-      </w:r>
-    </w:p>
-    <w:p>
-      <w:pPr>
-        <w:jc w:val="both"/>
-      </w:pPr>
-    </w:p>
-    <w:p>
-      <w:pPr>
-        <w:jc w:val="both"/>
-      </w:pPr>
-    </w:p>
-    <w:p>
-      <w:pPr>
-        <w:jc w:val="both"/>
-      </w:pPr>
-    </w:p>
-    <w:p>
-      <w:r>
-        <w:br w:type="page"/>
-      </w:r>
-    </w:p>
-    <w:p>
-      <w:pPr>
-        <w:jc w:val="center"/>
-        <w:rPr>
-          <w:b/>
-          <w:bCs/>
-        </w:rPr>
-      </w:pPr>
-      <w:r>
-        <w:rPr>
-          <w:noProof/>
-        </w:rPr>
-        <w:lastRenderedPageBreak/>
-        <w:drawing>
-          <wp:anchor distT="0" distB="0" distL="114300" distR="114300" simplePos="0" relativeHeight="251666432" behindDoc="0" locked="0" layoutInCell="1" allowOverlap="1" wp14:anchorId="09699347" wp14:editId="498E4BAA">
-            <wp:simplePos x="0" y="0"/>
-            <wp:positionH relativeFrom="column">
-              <wp:posOffset>-501015</wp:posOffset>
-            </wp:positionH>
-            <wp:positionV relativeFrom="paragraph">
-              <wp:posOffset>3999865</wp:posOffset>
-            </wp:positionV>
-            <wp:extent cx="6536055" cy="4175760"/>
-            <wp:effectExtent l="0" t="0" r="0" b="0"/>
-            <wp:wrapSquare wrapText="bothSides"/>
-            <wp:docPr id="1346093158" name="Imagen 5" descr="Diagrama&#10;&#10;El contenido generado por IA puede ser incorrecto."/>
-            <wp:cNvGraphicFramePr>
-              <a:graphicFrameLocks xmlns:a="http://schemas.openxmlformats.org/drawingml/2006/main" noChangeAspect="1"/>
-            </wp:cNvGraphicFramePr>
-            <a:graphic xmlns:a="http://schemas.openxmlformats.org/drawingml/2006/main">
-              <a:graphicData uri="http://schemas.openxmlformats.org/drawingml/2006/picture">
-                <pic:pic xmlns:pic="http://schemas.openxmlformats.org/drawingml/2006/picture">
-                  <pic:nvPicPr>
-                    <pic:cNvPr id="1346093158" name="Imagen 5" descr="Diagrama&#10;&#10;El contenido generado por IA puede ser incorrecto."/>
-                    <pic:cNvPicPr>
-                      <a:picLocks noChangeAspect="1" noChangeArrowheads="1"/>
-                    </pic:cNvPicPr>
-                  </pic:nvPicPr>
-                  <pic:blipFill>
-                    <a:blip r:embed="rId16">
-                      <a:extLst>
-                        <a:ext uri="{28A0092B-C50C-407E-A947-70E740481C1C}">
-                          <a14:useLocalDpi xmlns:a14="http://schemas.microsoft.com/office/drawing/2010/main" val="0"/>
-                        </a:ext>
-                      </a:extLst>
-                    </a:blip>
-                    <a:srcRect/>
-                    <a:stretch>
-                      <a:fillRect/>
-                    </a:stretch>
-                  </pic:blipFill>
-                  <pic:spPr bwMode="auto">
-                    <a:xfrm>
-                      <a:off x="0" y="0"/>
-                      <a:ext cx="6536055" cy="4175760"/>
-                    </a:xfrm>
-                    <a:prstGeom prst="rect">
-                      <a:avLst/>
-                    </a:prstGeom>
-                    <a:noFill/>
-                    <a:ln>
-                      <a:noFill/>
-                    </a:ln>
-                  </pic:spPr>
-                </pic:pic>
-              </a:graphicData>
-            </a:graphic>
-            <wp14:sizeRelH relativeFrom="page">
-              <wp14:pctWidth>0</wp14:pctWidth>
-            </wp14:sizeRelH>
-            <wp14:sizeRelV relativeFrom="page">
-              <wp14:pctHeight>0</wp14:pctHeight>
-            </wp14:sizeRelV>
-          </wp:anchor>
-        </w:drawing>
-      </w:r>
-      <w:r>
-        <w:rPr>
-          <w:b/>
-          <w:bCs/>
-          <w:noProof/>
-        </w:rPr>
-        <w:drawing>
-          <wp:anchor distT="0" distB="0" distL="114300" distR="114300" simplePos="0" relativeHeight="251665408" behindDoc="0" locked="0" layoutInCell="1" allowOverlap="1" wp14:anchorId="4491C855" wp14:editId="6B5F7EBF">
-            <wp:simplePos x="0" y="0"/>
-            <wp:positionH relativeFrom="column">
-              <wp:posOffset>-745490</wp:posOffset>
-            </wp:positionH>
-            <wp:positionV relativeFrom="paragraph">
-              <wp:posOffset>380365</wp:posOffset>
-            </wp:positionV>
-            <wp:extent cx="6949440" cy="3589020"/>
-            <wp:effectExtent l="0" t="0" r="3810" b="0"/>
-            <wp:wrapSquare wrapText="bothSides"/>
-            <wp:docPr id="781012758" name="Imagen 2" descr="Diagrama&#10;&#10;El contenido generado por IA puede ser incorrecto."/>
-            <wp:cNvGraphicFramePr>
-              <a:graphicFrameLocks xmlns:a="http://schemas.openxmlformats.org/drawingml/2006/main" noChangeAspect="1"/>
-            </wp:cNvGraphicFramePr>
-            <a:graphic xmlns:a="http://schemas.openxmlformats.org/drawingml/2006/main">
-              <a:graphicData uri="http://schemas.openxmlformats.org/drawingml/2006/picture">
-                <pic:pic xmlns:pic="http://schemas.openxmlformats.org/drawingml/2006/picture">
-                  <pic:nvPicPr>
-                    <pic:cNvPr id="781012758" name="Imagen 2" descr="Diagrama&#10;&#10;El contenido generado por IA puede ser incorrecto."/>
-                    <pic:cNvPicPr>
-                      <a:picLocks noChangeAspect="1" noChangeArrowheads="1"/>
-                    </pic:cNvPicPr>
+                    <pic:cNvPr id="984868930" name="Imagen 5" descr="Diagrama"/>
+                    <pic:cNvPicPr/>
                   </pic:nvPicPr>
                   <pic:blipFill>
                     <a:blip r:embed="rId17">
@@ -2093,69 +3325,55 @@
                         </a:ext>
                       </a:extLst>
                     </a:blip>
-                    <a:srcRect/>
                     <a:stretch>
                       <a:fillRect/>
                     </a:stretch>
                   </pic:blipFill>
-                  <pic:spPr bwMode="auto">
+                  <pic:spPr>
                     <a:xfrm>
                       <a:off x="0" y="0"/>
-                      <a:ext cx="6949440" cy="3589020"/>
+                      <a:ext cx="5191125" cy="5915025"/>
                     </a:xfrm>
                     <a:prstGeom prst="rect">
                       <a:avLst/>
                     </a:prstGeom>
-                    <a:noFill/>
-                    <a:ln>
-                      <a:noFill/>
-                    </a:ln>
                   </pic:spPr>
                 </pic:pic>
               </a:graphicData>
             </a:graphic>
-            <wp14:sizeRelH relativeFrom="page">
-              <wp14:pctWidth>0</wp14:pctWidth>
-            </wp14:sizeRelH>
-            <wp14:sizeRelV relativeFrom="page">
-              <wp14:pctHeight>0</wp14:pctHeight>
-            </wp14:sizeRelV>
-          </wp:anchor>
+          </wp:inline>
         </w:drawing>
       </w:r>
-      <w:r>
-        <w:rPr>
-          <w:b/>
-          <w:bCs/>
-        </w:rPr>
-        <w:t>DIAGRAMAS DE CASOS DE USO</w:t>
-      </w:r>
-    </w:p>
-    <w:p>
-      <w:pPr>
-        <w:rPr>
-          <w:b/>
-          <w:bCs/>
-        </w:rPr>
-      </w:pPr>
+    </w:p>
+    <w:p>
+      <w:pPr>
+        <w:jc w:val="both"/>
+      </w:pPr>
+    </w:p>
+    <w:p>
+      <w:pPr>
+        <w:jc w:val="both"/>
+      </w:pPr>
+    </w:p>
+    <w:p>
+      <w:pPr>
+        <w:rPr>
+          <w:noProof/>
+        </w:rPr>
+      </w:pPr>
+      <w:r>
+        <w:br w:type="page"/>
+      </w:r>
       <w:r>
         <w:rPr>
           <w:noProof/>
         </w:rPr>
         <w:lastRenderedPageBreak/>
         <w:drawing>
-          <wp:anchor distT="0" distB="0" distL="114300" distR="114300" simplePos="0" relativeHeight="251670528" behindDoc="0" locked="0" layoutInCell="1" allowOverlap="1" wp14:anchorId="48469D76" wp14:editId="2CBE3A95">
-            <wp:simplePos x="0" y="0"/>
-            <wp:positionH relativeFrom="margin">
-              <wp:align>center</wp:align>
-            </wp:positionH>
-            <wp:positionV relativeFrom="paragraph">
-              <wp:posOffset>4236085</wp:posOffset>
-            </wp:positionV>
-            <wp:extent cx="6682740" cy="3298825"/>
-            <wp:effectExtent l="0" t="0" r="3810" b="0"/>
-            <wp:wrapSquare wrapText="bothSides"/>
-            <wp:docPr id="279344946" name="Imagen 9" descr="Diagrama&#10;&#10;El contenido generado por IA puede ser incorrecto."/>
+          <wp:inline distT="0" distB="0" distL="0" distR="0" wp14:anchorId="0EC67C34" wp14:editId="1A54B642">
+            <wp:extent cx="4810125" cy="4772025"/>
+            <wp:effectExtent l="0" t="0" r="9525" b="9525"/>
+            <wp:docPr id="893992766" name="Imagen 6" descr="Diagrama"/>
             <wp:cNvGraphicFramePr>
               <a:graphicFrameLocks xmlns:a="http://schemas.openxmlformats.org/drawingml/2006/main" noChangeAspect="1"/>
             </wp:cNvGraphicFramePr>
@@ -2163,10 +3381,8 @@
               <a:graphicData uri="http://schemas.openxmlformats.org/drawingml/2006/picture">
                 <pic:pic xmlns:pic="http://schemas.openxmlformats.org/drawingml/2006/picture">
                   <pic:nvPicPr>
-                    <pic:cNvPr id="279344946" name="Imagen 9" descr="Diagrama&#10;&#10;El contenido generado por IA puede ser incorrecto."/>
-                    <pic:cNvPicPr>
-                      <a:picLocks noChangeAspect="1" noChangeArrowheads="1"/>
-                    </pic:cNvPicPr>
+                    <pic:cNvPr id="893992766" name="Imagen 6" descr="Diagrama"/>
+                    <pic:cNvPicPr/>
                   </pic:nvPicPr>
                   <pic:blipFill>
                     <a:blip r:embed="rId18">
@@ -2176,53 +3392,55 @@
                         </a:ext>
                       </a:extLst>
                     </a:blip>
-                    <a:srcRect/>
                     <a:stretch>
                       <a:fillRect/>
                     </a:stretch>
                   </pic:blipFill>
-                  <pic:spPr bwMode="auto">
+                  <pic:spPr>
                     <a:xfrm>
                       <a:off x="0" y="0"/>
-                      <a:ext cx="6682740" cy="3298825"/>
+                      <a:ext cx="4810125" cy="4772025"/>
                     </a:xfrm>
                     <a:prstGeom prst="rect">
                       <a:avLst/>
                     </a:prstGeom>
-                    <a:noFill/>
-                    <a:ln>
-                      <a:noFill/>
-                    </a:ln>
                   </pic:spPr>
                 </pic:pic>
               </a:graphicData>
             </a:graphic>
-            <wp14:sizeRelH relativeFrom="page">
-              <wp14:pctWidth>0</wp14:pctWidth>
-            </wp14:sizeRelH>
-            <wp14:sizeRelV relativeFrom="page">
-              <wp14:pctHeight>0</wp14:pctHeight>
-            </wp14:sizeRelV>
-          </wp:anchor>
+          </wp:inline>
         </w:drawing>
       </w:r>
-      <w:r>
+    </w:p>
+    <w:p>
+      <w:pPr>
         <w:rPr>
           <w:noProof/>
         </w:rPr>
+      </w:pPr>
+    </w:p>
+    <w:p>
+      <w:pPr>
+        <w:tabs>
+          <w:tab w:val="left" w:pos="1549"/>
+        </w:tabs>
+        <w:rPr>
+          <w:noProof/>
+        </w:rPr>
+      </w:pPr>
+      <w:r>
+        <w:lastRenderedPageBreak/>
+        <w:tab/>
+      </w:r>
+      <w:r>
+        <w:rPr>
+          <w:noProof/>
+        </w:rPr>
         <w:drawing>
-          <wp:anchor distT="0" distB="0" distL="114300" distR="114300" simplePos="0" relativeHeight="251669504" behindDoc="0" locked="0" layoutInCell="1" allowOverlap="1" wp14:anchorId="4EB17E11" wp14:editId="4DEA3348">
-            <wp:simplePos x="0" y="0"/>
-            <wp:positionH relativeFrom="column">
-              <wp:posOffset>-546735</wp:posOffset>
-            </wp:positionH>
-            <wp:positionV relativeFrom="paragraph">
-              <wp:posOffset>0</wp:posOffset>
-            </wp:positionV>
-            <wp:extent cx="6711315" cy="3764280"/>
-            <wp:effectExtent l="0" t="0" r="0" b="7620"/>
-            <wp:wrapSquare wrapText="bothSides"/>
-            <wp:docPr id="957892414" name="Imagen 8" descr="Diagrama&#10;&#10;El contenido generado por IA puede ser incorrecto."/>
+          <wp:inline distT="0" distB="0" distL="0" distR="0" wp14:anchorId="76D50EF1" wp14:editId="4E3A0F14">
+            <wp:extent cx="4772025" cy="5343525"/>
+            <wp:effectExtent l="0" t="0" r="9525" b="9525"/>
+            <wp:docPr id="1825598529" name="Imagen 7" descr="Diagrama&#10;&#10;El contenido generado por IA puede ser incorrecto."/>
             <wp:cNvGraphicFramePr>
               <a:graphicFrameLocks xmlns:a="http://schemas.openxmlformats.org/drawingml/2006/main" noChangeAspect="1"/>
             </wp:cNvGraphicFramePr>
@@ -2230,12 +3448,10 @@
               <a:graphicData uri="http://schemas.openxmlformats.org/drawingml/2006/picture">
                 <pic:pic xmlns:pic="http://schemas.openxmlformats.org/drawingml/2006/picture">
                   <pic:nvPicPr>
-                    <pic:cNvPr id="957892414" name="Imagen 8" descr="Diagrama&#10;&#10;El contenido generado por IA puede ser incorrecto."/>
-                    <pic:cNvPicPr>
-                      <a:picLocks noChangeAspect="1" noChangeArrowheads="1"/>
-                    </pic:cNvPicPr>
+                    <pic:cNvPr id="1825598529" name="Imagen 7" descr="Diagrama&#10;&#10;El contenido generado por IA puede ser incorrecto."/>
+                    <pic:cNvPicPr/>
                   </pic:nvPicPr>
-                  <pic:blipFill rotWithShape="1">
+                  <pic:blipFill>
                     <a:blip r:embed="rId19">
                       <a:extLst>
                         <a:ext uri="{28A0092B-C50C-407E-A947-70E740481C1C}">
@@ -2243,83 +3459,53 @@
                         </a:ext>
                       </a:extLst>
                     </a:blip>
-                    <a:srcRect r="23965"/>
                     <a:stretch>
                       <a:fillRect/>
                     </a:stretch>
                   </pic:blipFill>
-                  <pic:spPr bwMode="auto">
+                  <pic:spPr>
                     <a:xfrm>
                       <a:off x="0" y="0"/>
-                      <a:ext cx="6711315" cy="3764280"/>
+                      <a:ext cx="4772025" cy="5343525"/>
                     </a:xfrm>
                     <a:prstGeom prst="rect">
                       <a:avLst/>
                     </a:prstGeom>
-                    <a:noFill/>
-                    <a:ln>
-                      <a:noFill/>
-                    </a:ln>
-                    <a:extLst>
-                      <a:ext uri="{53640926-AAD7-44D8-BBD7-CCE9431645EC}">
-                        <a14:shadowObscured xmlns:a14="http://schemas.microsoft.com/office/drawing/2010/main"/>
-                      </a:ext>
-                    </a:extLst>
                   </pic:spPr>
                 </pic:pic>
               </a:graphicData>
             </a:graphic>
-            <wp14:sizeRelH relativeFrom="page">
-              <wp14:pctWidth>0</wp14:pctWidth>
-            </wp14:sizeRelH>
-            <wp14:sizeRelV relativeFrom="page">
-              <wp14:pctHeight>0</wp14:pctHeight>
-            </wp14:sizeRelV>
-          </wp:anchor>
+          </wp:inline>
         </w:drawing>
       </w:r>
     </w:p>
-    <w:p>
-      <w:pPr>
-        <w:rPr>
-          <w:b/>
-          <w:bCs/>
-        </w:rPr>
-      </w:pPr>
-    </w:p>
-    <w:p>
-      <w:pPr>
-        <w:rPr>
-          <w:b/>
-          <w:bCs/>
-        </w:rPr>
-      </w:pPr>
-    </w:p>
-    <w:p>
-      <w:pPr>
-        <w:rPr>
-          <w:b/>
-          <w:bCs/>
-        </w:rPr>
-      </w:pPr>
-      <w:r>
+    <w:p/>
+    <w:p>
+      <w:pPr>
         <w:rPr>
           <w:noProof/>
         </w:rPr>
+      </w:pPr>
+    </w:p>
+    <w:p>
+      <w:pPr>
+        <w:tabs>
+          <w:tab w:val="left" w:pos="1805"/>
+        </w:tabs>
+      </w:pPr>
+      <w:r>
         <w:lastRenderedPageBreak/>
+        <w:tab/>
+      </w:r>
+      <w:r>
+        <w:rPr>
+          <w:noProof/>
+        </w:rPr>
         <w:drawing>
-          <wp:anchor distT="0" distB="0" distL="114300" distR="114300" simplePos="0" relativeHeight="251668480" behindDoc="0" locked="0" layoutInCell="1" allowOverlap="1" wp14:anchorId="62CF9292" wp14:editId="6B238D22">
-            <wp:simplePos x="0" y="0"/>
-            <wp:positionH relativeFrom="margin">
-              <wp:posOffset>-550545</wp:posOffset>
-            </wp:positionH>
-            <wp:positionV relativeFrom="paragraph">
-              <wp:posOffset>3923665</wp:posOffset>
-            </wp:positionV>
-            <wp:extent cx="6513195" cy="4091940"/>
-            <wp:effectExtent l="0" t="0" r="1905" b="3810"/>
-            <wp:wrapSquare wrapText="bothSides"/>
-            <wp:docPr id="698819714" name="Imagen 7" descr="Diagrama&#10;&#10;El contenido generado por IA puede ser incorrecto."/>
+          <wp:inline distT="0" distB="0" distL="0" distR="0" wp14:anchorId="057AF7A1" wp14:editId="60E5653E">
+            <wp:extent cx="5612130" cy="2140585"/>
+            <wp:effectExtent l="0" t="0" r="7620" b="0"/>
+            <wp:docPr id="1193297605" name="Imagen 8" descr="Diagrama&#10;&#10;El contenido generado por IA puede ser incorrecto."/>
             <wp:cNvGraphicFramePr>
               <a:graphicFrameLocks xmlns:a="http://schemas.openxmlformats.org/drawingml/2006/main" noChangeAspect="1"/>
             </wp:cNvGraphicFramePr>
@@ -2327,66 +3513,55 @@
               <a:graphicData uri="http://schemas.openxmlformats.org/drawingml/2006/picture">
                 <pic:pic xmlns:pic="http://schemas.openxmlformats.org/drawingml/2006/picture">
                   <pic:nvPicPr>
-                    <pic:cNvPr id="698819714" name="Imagen 7" descr="Diagrama&#10;&#10;El contenido generado por IA puede ser incorrecto."/>
-                    <pic:cNvPicPr>
-                      <a:picLocks noChangeAspect="1" noChangeArrowheads="1"/>
-                    </pic:cNvPicPr>
+                    <pic:cNvPr id="1193297605" name="Imagen 8" descr="Diagrama&#10;&#10;El contenido generado por IA puede ser incorrecto."/>
+                    <pic:cNvPicPr/>
                   </pic:nvPicPr>
                   <pic:blipFill>
-                    <a:blip r:embed="rId20">
+                    <a:blip r:embed="rId20" cstate="print">
                       <a:extLst>
                         <a:ext uri="{28A0092B-C50C-407E-A947-70E740481C1C}">
                           <a14:useLocalDpi xmlns:a14="http://schemas.microsoft.com/office/drawing/2010/main" val="0"/>
                         </a:ext>
                       </a:extLst>
                     </a:blip>
-                    <a:srcRect/>
                     <a:stretch>
                       <a:fillRect/>
                     </a:stretch>
                   </pic:blipFill>
-                  <pic:spPr bwMode="auto">
+                  <pic:spPr>
                     <a:xfrm>
                       <a:off x="0" y="0"/>
-                      <a:ext cx="6513195" cy="4091940"/>
+                      <a:ext cx="5612130" cy="2140585"/>
                     </a:xfrm>
                     <a:prstGeom prst="rect">
                       <a:avLst/>
                     </a:prstGeom>
-                    <a:noFill/>
-                    <a:ln>
-                      <a:noFill/>
-                    </a:ln>
                   </pic:spPr>
                 </pic:pic>
               </a:graphicData>
             </a:graphic>
-            <wp14:sizeRelH relativeFrom="page">
-              <wp14:pctWidth>0</wp14:pctWidth>
-            </wp14:sizeRelH>
-            <wp14:sizeRelV relativeFrom="page">
-              <wp14:pctHeight>0</wp14:pctHeight>
-            </wp14:sizeRelV>
-          </wp:anchor>
+          </wp:inline>
         </w:drawing>
       </w:r>
-      <w:r>
-        <w:rPr>
+    </w:p>
+    <w:p>
+      <w:pPr>
+        <w:rPr>
+          <w:b/>
+          <w:bCs/>
+        </w:rPr>
+      </w:pPr>
+      <w:r>
+        <w:rPr>
+          <w:b/>
+          <w:bCs/>
           <w:noProof/>
         </w:rPr>
         <w:drawing>
-          <wp:anchor distT="0" distB="0" distL="114300" distR="114300" simplePos="0" relativeHeight="251667456" behindDoc="0" locked="0" layoutInCell="1" allowOverlap="1" wp14:anchorId="2186252A" wp14:editId="72F99059">
-            <wp:simplePos x="0" y="0"/>
-            <wp:positionH relativeFrom="column">
-              <wp:posOffset>-554355</wp:posOffset>
-            </wp:positionH>
-            <wp:positionV relativeFrom="paragraph">
-              <wp:posOffset>0</wp:posOffset>
-            </wp:positionV>
-            <wp:extent cx="6538595" cy="3832860"/>
-            <wp:effectExtent l="0" t="0" r="0" b="0"/>
-            <wp:wrapSquare wrapText="bothSides"/>
-            <wp:docPr id="1543874380" name="Imagen 6" descr="Diagrama&#10;&#10;El contenido generado por IA puede ser incorrecto."/>
+          <wp:inline distT="0" distB="0" distL="0" distR="0" wp14:anchorId="622C4E3B" wp14:editId="253B0115">
+            <wp:extent cx="5612130" cy="4395470"/>
+            <wp:effectExtent l="0" t="0" r="7620" b="5080"/>
+            <wp:docPr id="173552358" name="Imagen 10" descr="Diagrama&#10;&#10;El contenido generado por IA puede ser incorrecto."/>
             <wp:cNvGraphicFramePr>
               <a:graphicFrameLocks xmlns:a="http://schemas.openxmlformats.org/drawingml/2006/main" noChangeAspect="1"/>
             </wp:cNvGraphicFramePr>
@@ -2394,10 +3569,8 @@
               <a:graphicData uri="http://schemas.openxmlformats.org/drawingml/2006/picture">
                 <pic:pic xmlns:pic="http://schemas.openxmlformats.org/drawingml/2006/picture">
                   <pic:nvPicPr>
-                    <pic:cNvPr id="1543874380" name="Imagen 6" descr="Diagrama&#10;&#10;El contenido generado por IA puede ser incorrecto."/>
-                    <pic:cNvPicPr>
-                      <a:picLocks noChangeAspect="1" noChangeArrowheads="1"/>
-                    </pic:cNvPicPr>
+                    <pic:cNvPr id="173552358" name="Imagen 10" descr="Diagrama&#10;&#10;El contenido generado por IA puede ser incorrecto."/>
+                    <pic:cNvPicPr/>
                   </pic:nvPicPr>
                   <pic:blipFill>
                     <a:blip r:embed="rId21">
@@ -2407,36 +3580,301 @@
                         </a:ext>
                       </a:extLst>
                     </a:blip>
-                    <a:srcRect/>
                     <a:stretch>
                       <a:fillRect/>
                     </a:stretch>
                   </pic:blipFill>
-                  <pic:spPr bwMode="auto">
+                  <pic:spPr>
                     <a:xfrm>
                       <a:off x="0" y="0"/>
-                      <a:ext cx="6538595" cy="3832860"/>
+                      <a:ext cx="5612130" cy="4395470"/>
                     </a:xfrm>
                     <a:prstGeom prst="rect">
                       <a:avLst/>
                     </a:prstGeom>
-                    <a:noFill/>
-                    <a:ln>
-                      <a:noFill/>
-                    </a:ln>
                   </pic:spPr>
                 </pic:pic>
               </a:graphicData>
             </a:graphic>
-            <wp14:sizeRelH relativeFrom="page">
-              <wp14:pctWidth>0</wp14:pctWidth>
-            </wp14:sizeRelH>
-            <wp14:sizeRelV relativeFrom="page">
-              <wp14:pctHeight>0</wp14:pctHeight>
-            </wp14:sizeRelV>
-          </wp:anchor>
+          </wp:inline>
         </w:drawing>
       </w:r>
+    </w:p>
+    <w:p>
+      <w:pPr>
+        <w:rPr>
+          <w:b/>
+          <w:bCs/>
+        </w:rPr>
+      </w:pPr>
+    </w:p>
+    <w:p>
+      <w:pPr>
+        <w:rPr>
+          <w:b/>
+          <w:bCs/>
+        </w:rPr>
+      </w:pPr>
+    </w:p>
+    <w:p>
+      <w:pPr>
+        <w:rPr>
+          <w:b/>
+          <w:bCs/>
+          <w:noProof/>
+        </w:rPr>
+      </w:pPr>
+      <w:r>
+        <w:rPr>
+          <w:b/>
+          <w:bCs/>
+          <w:noProof/>
+        </w:rPr>
+        <w:lastRenderedPageBreak/>
+        <w:drawing>
+          <wp:inline distT="0" distB="0" distL="0" distR="0" wp14:anchorId="376A3268" wp14:editId="2441C4A5">
+            <wp:extent cx="5612130" cy="4389755"/>
+            <wp:effectExtent l="0" t="0" r="7620" b="0"/>
+            <wp:docPr id="945668434" name="Imagen 11" descr="Diagrama&#10;&#10;El contenido generado por IA puede ser incorrecto."/>
+            <wp:cNvGraphicFramePr>
+              <a:graphicFrameLocks xmlns:a="http://schemas.openxmlformats.org/drawingml/2006/main" noChangeAspect="1"/>
+            </wp:cNvGraphicFramePr>
+            <a:graphic xmlns:a="http://schemas.openxmlformats.org/drawingml/2006/main">
+              <a:graphicData uri="http://schemas.openxmlformats.org/drawingml/2006/picture">
+                <pic:pic xmlns:pic="http://schemas.openxmlformats.org/drawingml/2006/picture">
+                  <pic:nvPicPr>
+                    <pic:cNvPr id="945668434" name="Imagen 11" descr="Diagrama&#10;&#10;El contenido generado por IA puede ser incorrecto."/>
+                    <pic:cNvPicPr/>
+                  </pic:nvPicPr>
+                  <pic:blipFill>
+                    <a:blip r:embed="rId22">
+                      <a:extLst>
+                        <a:ext uri="{28A0092B-C50C-407E-A947-70E740481C1C}">
+                          <a14:useLocalDpi xmlns:a14="http://schemas.microsoft.com/office/drawing/2010/main" val="0"/>
+                        </a:ext>
+                      </a:extLst>
+                    </a:blip>
+                    <a:stretch>
+                      <a:fillRect/>
+                    </a:stretch>
+                  </pic:blipFill>
+                  <pic:spPr>
+                    <a:xfrm>
+                      <a:off x="0" y="0"/>
+                      <a:ext cx="5612130" cy="4389755"/>
+                    </a:xfrm>
+                    <a:prstGeom prst="rect">
+                      <a:avLst/>
+                    </a:prstGeom>
+                  </pic:spPr>
+                </pic:pic>
+              </a:graphicData>
+            </a:graphic>
+          </wp:inline>
+        </w:drawing>
+      </w:r>
+    </w:p>
+    <w:p>
+      <w:pPr>
+        <w:rPr>
+          <w:b/>
+          <w:bCs/>
+          <w:noProof/>
+        </w:rPr>
+      </w:pPr>
+    </w:p>
+    <w:p>
+      <w:pPr>
+        <w:tabs>
+          <w:tab w:val="left" w:pos="966"/>
+        </w:tabs>
+        <w:rPr>
+          <w:noProof/>
+        </w:rPr>
+      </w:pPr>
+      <w:r>
+        <w:lastRenderedPageBreak/>
+        <w:tab/>
+      </w:r>
+      <w:r>
+        <w:rPr>
+          <w:noProof/>
+        </w:rPr>
+        <w:drawing>
+          <wp:inline distT="0" distB="0" distL="0" distR="0" wp14:anchorId="1DA38D4B" wp14:editId="0DFF9FEC">
+            <wp:extent cx="5612130" cy="3596640"/>
+            <wp:effectExtent l="0" t="0" r="7620" b="3810"/>
+            <wp:docPr id="1464557607" name="Imagen 12" descr="Diagrama&#10;&#10;El contenido generado por IA puede ser incorrecto."/>
+            <wp:cNvGraphicFramePr>
+              <a:graphicFrameLocks xmlns:a="http://schemas.openxmlformats.org/drawingml/2006/main" noChangeAspect="1"/>
+            </wp:cNvGraphicFramePr>
+            <a:graphic xmlns:a="http://schemas.openxmlformats.org/drawingml/2006/main">
+              <a:graphicData uri="http://schemas.openxmlformats.org/drawingml/2006/picture">
+                <pic:pic xmlns:pic="http://schemas.openxmlformats.org/drawingml/2006/picture">
+                  <pic:nvPicPr>
+                    <pic:cNvPr id="1464557607" name="Imagen 12" descr="Diagrama&#10;&#10;El contenido generado por IA puede ser incorrecto."/>
+                    <pic:cNvPicPr/>
+                  </pic:nvPicPr>
+                  <pic:blipFill>
+                    <a:blip r:embed="rId23">
+                      <a:extLst>
+                        <a:ext uri="{28A0092B-C50C-407E-A947-70E740481C1C}">
+                          <a14:useLocalDpi xmlns:a14="http://schemas.microsoft.com/office/drawing/2010/main" val="0"/>
+                        </a:ext>
+                      </a:extLst>
+                    </a:blip>
+                    <a:stretch>
+                      <a:fillRect/>
+                    </a:stretch>
+                  </pic:blipFill>
+                  <pic:spPr>
+                    <a:xfrm>
+                      <a:off x="0" y="0"/>
+                      <a:ext cx="5612130" cy="3596640"/>
+                    </a:xfrm>
+                    <a:prstGeom prst="rect">
+                      <a:avLst/>
+                    </a:prstGeom>
+                  </pic:spPr>
+                </pic:pic>
+              </a:graphicData>
+            </a:graphic>
+          </wp:inline>
+        </w:drawing>
+      </w:r>
+    </w:p>
+    <w:p>
+      <w:pPr>
+        <w:rPr>
+          <w:noProof/>
+        </w:rPr>
+      </w:pPr>
+    </w:p>
+    <w:p>
+      <w:pPr>
+        <w:tabs>
+          <w:tab w:val="left" w:pos="1659"/>
+        </w:tabs>
+        <w:rPr>
+          <w:noProof/>
+        </w:rPr>
+      </w:pPr>
+      <w:r>
+        <w:tab/>
+      </w:r>
+      <w:r>
+        <w:rPr>
+          <w:noProof/>
+        </w:rPr>
+        <w:drawing>
+          <wp:inline distT="0" distB="0" distL="0" distR="0" wp14:anchorId="44F77CD4" wp14:editId="3A5AD7D0">
+            <wp:extent cx="5612130" cy="2884170"/>
+            <wp:effectExtent l="0" t="0" r="7620" b="0"/>
+            <wp:docPr id="681061647" name="Imagen 13" descr="Diagrama&#10;&#10;El contenido generado por IA puede ser incorrecto."/>
+            <wp:cNvGraphicFramePr>
+              <a:graphicFrameLocks xmlns:a="http://schemas.openxmlformats.org/drawingml/2006/main" noChangeAspect="1"/>
+            </wp:cNvGraphicFramePr>
+            <a:graphic xmlns:a="http://schemas.openxmlformats.org/drawingml/2006/main">
+              <a:graphicData uri="http://schemas.openxmlformats.org/drawingml/2006/picture">
+                <pic:pic xmlns:pic="http://schemas.openxmlformats.org/drawingml/2006/picture">
+                  <pic:nvPicPr>
+                    <pic:cNvPr id="681061647" name="Imagen 13" descr="Diagrama&#10;&#10;El contenido generado por IA puede ser incorrecto."/>
+                    <pic:cNvPicPr/>
+                  </pic:nvPicPr>
+                  <pic:blipFill>
+                    <a:blip r:embed="rId24">
+                      <a:extLst>
+                        <a:ext uri="{28A0092B-C50C-407E-A947-70E740481C1C}">
+                          <a14:useLocalDpi xmlns:a14="http://schemas.microsoft.com/office/drawing/2010/main" val="0"/>
+                        </a:ext>
+                      </a:extLst>
+                    </a:blip>
+                    <a:stretch>
+                      <a:fillRect/>
+                    </a:stretch>
+                  </pic:blipFill>
+                  <pic:spPr>
+                    <a:xfrm>
+                      <a:off x="0" y="0"/>
+                      <a:ext cx="5612130" cy="2884170"/>
+                    </a:xfrm>
+                    <a:prstGeom prst="rect">
+                      <a:avLst/>
+                    </a:prstGeom>
+                  </pic:spPr>
+                </pic:pic>
+              </a:graphicData>
+            </a:graphic>
+          </wp:inline>
+        </w:drawing>
+      </w:r>
+    </w:p>
+    <w:p>
+      <w:pPr>
+        <w:rPr>
+          <w:noProof/>
+        </w:rPr>
+      </w:pPr>
+    </w:p>
+    <w:p>
+      <w:pPr>
+        <w:tabs>
+          <w:tab w:val="left" w:pos="3627"/>
+        </w:tabs>
+      </w:pPr>
+      <w:r>
+        <w:tab/>
+      </w:r>
+    </w:p>
+    <w:p>
+      <w:pPr>
+        <w:tabs>
+          <w:tab w:val="left" w:pos="3627"/>
+        </w:tabs>
+        <w:rPr>
+          <w:b/>
+          <w:bCs/>
+        </w:rPr>
+      </w:pPr>
+      <w:r>
+        <w:rPr>
+          <w:b/>
+          <w:bCs/>
+        </w:rPr>
+        <w:lastRenderedPageBreak/>
+        <w:t xml:space="preserve">Prototipo de </w:t>
+      </w:r>
+      <w:proofErr w:type="spellStart"/>
+      <w:r>
+        <w:rPr>
+          <w:b/>
+          <w:bCs/>
+        </w:rPr>
+        <w:t>figma</w:t>
+      </w:r>
+      <w:proofErr w:type="spellEnd"/>
+    </w:p>
+    <w:p>
+      <w:pPr>
+        <w:tabs>
+          <w:tab w:val="left" w:pos="3627"/>
+        </w:tabs>
+      </w:pPr>
+      <w:hyperlink r:id="rId25" w:history="1">
+        <w:r>
+          <w:rPr>
+            <w:rStyle w:val="Hipervnculo"/>
+          </w:rPr>
+          <w:t>https://www.figma.com/make/B81y3J8h3FWwBGIin7Utix/Organizador-de-Campeonatos?node-id=0-1&amp;t=x4wYCXgZJ8FzE9Az-1</w:t>
+        </w:r>
+      </w:hyperlink>
+    </w:p>
+    <w:p>
+      <w:pPr>
+        <w:tabs>
+          <w:tab w:val="left" w:pos="3627"/>
+        </w:tabs>
+      </w:pPr>
     </w:p>
     <w:sectPr>
       <w:pgSz w:w="12240" w:h="15840"/>
@@ -2733,7 +4171,7 @@
   <w:abstractNum w:abstractNumId="2" w15:restartNumberingAfterBreak="0">
     <w:nsid w:val="1895347A"/>
     <w:multiLevelType w:val="hybridMultilevel"/>
-    <w:tmpl w:val="3D926654"/>
+    <w:tmpl w:val="D62E2EE8"/>
     <w:lvl w:ilvl="0" w:tplc="240A0001">
       <w:start w:val="1"/>
       <w:numFmt w:val="bullet"/>
@@ -2844,6 +4282,204 @@
     </w:lvl>
   </w:abstractNum>
   <w:abstractNum w:abstractNumId="3" w15:restartNumberingAfterBreak="0">
+    <w:nsid w:val="19F807F8"/>
+    <w:multiLevelType w:val="hybridMultilevel"/>
+    <w:tmpl w:val="B2F633BE"/>
+    <w:lvl w:ilvl="0" w:tplc="240A000F">
+      <w:start w:val="1"/>
+      <w:numFmt w:val="decimal"/>
+      <w:lvlText w:val="%1."/>
+      <w:lvlJc w:val="left"/>
+      <w:pPr>
+        <w:ind w:left="720" w:hanging="360"/>
+      </w:pPr>
+    </w:lvl>
+    <w:lvl w:ilvl="1" w:tplc="240A0019" w:tentative="1">
+      <w:start w:val="1"/>
+      <w:numFmt w:val="lowerLetter"/>
+      <w:lvlText w:val="%2."/>
+      <w:lvlJc w:val="left"/>
+      <w:pPr>
+        <w:ind w:left="1440" w:hanging="360"/>
+      </w:pPr>
+    </w:lvl>
+    <w:lvl w:ilvl="2" w:tplc="240A001B" w:tentative="1">
+      <w:start w:val="1"/>
+      <w:numFmt w:val="lowerRoman"/>
+      <w:lvlText w:val="%3."/>
+      <w:lvlJc w:val="right"/>
+      <w:pPr>
+        <w:ind w:left="2160" w:hanging="180"/>
+      </w:pPr>
+    </w:lvl>
+    <w:lvl w:ilvl="3" w:tplc="240A000F" w:tentative="1">
+      <w:start w:val="1"/>
+      <w:numFmt w:val="decimal"/>
+      <w:lvlText w:val="%4."/>
+      <w:lvlJc w:val="left"/>
+      <w:pPr>
+        <w:ind w:left="2880" w:hanging="360"/>
+      </w:pPr>
+    </w:lvl>
+    <w:lvl w:ilvl="4" w:tplc="240A0019" w:tentative="1">
+      <w:start w:val="1"/>
+      <w:numFmt w:val="lowerLetter"/>
+      <w:lvlText w:val="%5."/>
+      <w:lvlJc w:val="left"/>
+      <w:pPr>
+        <w:ind w:left="3600" w:hanging="360"/>
+      </w:pPr>
+    </w:lvl>
+    <w:lvl w:ilvl="5" w:tplc="240A001B" w:tentative="1">
+      <w:start w:val="1"/>
+      <w:numFmt w:val="lowerRoman"/>
+      <w:lvlText w:val="%6."/>
+      <w:lvlJc w:val="right"/>
+      <w:pPr>
+        <w:ind w:left="4320" w:hanging="180"/>
+      </w:pPr>
+    </w:lvl>
+    <w:lvl w:ilvl="6" w:tplc="240A000F" w:tentative="1">
+      <w:start w:val="1"/>
+      <w:numFmt w:val="decimal"/>
+      <w:lvlText w:val="%7."/>
+      <w:lvlJc w:val="left"/>
+      <w:pPr>
+        <w:ind w:left="5040" w:hanging="360"/>
+      </w:pPr>
+    </w:lvl>
+    <w:lvl w:ilvl="7" w:tplc="240A0019" w:tentative="1">
+      <w:start w:val="1"/>
+      <w:numFmt w:val="lowerLetter"/>
+      <w:lvlText w:val="%8."/>
+      <w:lvlJc w:val="left"/>
+      <w:pPr>
+        <w:ind w:left="5760" w:hanging="360"/>
+      </w:pPr>
+    </w:lvl>
+    <w:lvl w:ilvl="8" w:tplc="240A001B" w:tentative="1">
+      <w:start w:val="1"/>
+      <w:numFmt w:val="lowerRoman"/>
+      <w:lvlText w:val="%9."/>
+      <w:lvlJc w:val="right"/>
+      <w:pPr>
+        <w:ind w:left="6480" w:hanging="180"/>
+      </w:pPr>
+    </w:lvl>
+  </w:abstractNum>
+  <w:abstractNum w:abstractNumId="4" w15:restartNumberingAfterBreak="0">
+    <w:nsid w:val="2EA353D0"/>
+    <w:multiLevelType w:val="hybridMultilevel"/>
+    <w:tmpl w:val="BC0A8672"/>
+    <w:lvl w:ilvl="0" w:tplc="693EE1B0">
+      <w:numFmt w:val="bullet"/>
+      <w:lvlText w:val=""/>
+      <w:lvlJc w:val="left"/>
+      <w:pPr>
+        <w:ind w:left="720" w:hanging="360"/>
+      </w:pPr>
+      <w:rPr>
+        <w:rFonts w:ascii="Aptos Display" w:eastAsia="Times New Roman" w:hAnsi="Aptos Display" w:cs="Times New Roman" w:hint="default"/>
+      </w:rPr>
+    </w:lvl>
+    <w:lvl w:ilvl="1" w:tplc="240A0003" w:tentative="1">
+      <w:start w:val="1"/>
+      <w:numFmt w:val="bullet"/>
+      <w:lvlText w:val="o"/>
+      <w:lvlJc w:val="left"/>
+      <w:pPr>
+        <w:ind w:left="1440" w:hanging="360"/>
+      </w:pPr>
+      <w:rPr>
+        <w:rFonts w:ascii="Courier New" w:hAnsi="Courier New" w:cs="Courier New" w:hint="default"/>
+      </w:rPr>
+    </w:lvl>
+    <w:lvl w:ilvl="2" w:tplc="240A0005" w:tentative="1">
+      <w:start w:val="1"/>
+      <w:numFmt w:val="bullet"/>
+      <w:lvlText w:val=""/>
+      <w:lvlJc w:val="left"/>
+      <w:pPr>
+        <w:ind w:left="2160" w:hanging="360"/>
+      </w:pPr>
+      <w:rPr>
+        <w:rFonts w:ascii="Wingdings" w:hAnsi="Wingdings" w:hint="default"/>
+      </w:rPr>
+    </w:lvl>
+    <w:lvl w:ilvl="3" w:tplc="240A0001" w:tentative="1">
+      <w:start w:val="1"/>
+      <w:numFmt w:val="bullet"/>
+      <w:lvlText w:val=""/>
+      <w:lvlJc w:val="left"/>
+      <w:pPr>
+        <w:ind w:left="2880" w:hanging="360"/>
+      </w:pPr>
+      <w:rPr>
+        <w:rFonts w:ascii="Symbol" w:hAnsi="Symbol" w:hint="default"/>
+      </w:rPr>
+    </w:lvl>
+    <w:lvl w:ilvl="4" w:tplc="240A0003" w:tentative="1">
+      <w:start w:val="1"/>
+      <w:numFmt w:val="bullet"/>
+      <w:lvlText w:val="o"/>
+      <w:lvlJc w:val="left"/>
+      <w:pPr>
+        <w:ind w:left="3600" w:hanging="360"/>
+      </w:pPr>
+      <w:rPr>
+        <w:rFonts w:ascii="Courier New" w:hAnsi="Courier New" w:cs="Courier New" w:hint="default"/>
+      </w:rPr>
+    </w:lvl>
+    <w:lvl w:ilvl="5" w:tplc="240A0005" w:tentative="1">
+      <w:start w:val="1"/>
+      <w:numFmt w:val="bullet"/>
+      <w:lvlText w:val=""/>
+      <w:lvlJc w:val="left"/>
+      <w:pPr>
+        <w:ind w:left="4320" w:hanging="360"/>
+      </w:pPr>
+      <w:rPr>
+        <w:rFonts w:ascii="Wingdings" w:hAnsi="Wingdings" w:hint="default"/>
+      </w:rPr>
+    </w:lvl>
+    <w:lvl w:ilvl="6" w:tplc="240A0001" w:tentative="1">
+      <w:start w:val="1"/>
+      <w:numFmt w:val="bullet"/>
+      <w:lvlText w:val=""/>
+      <w:lvlJc w:val="left"/>
+      <w:pPr>
+        <w:ind w:left="5040" w:hanging="360"/>
+      </w:pPr>
+      <w:rPr>
+        <w:rFonts w:ascii="Symbol" w:hAnsi="Symbol" w:hint="default"/>
+      </w:rPr>
+    </w:lvl>
+    <w:lvl w:ilvl="7" w:tplc="240A0003" w:tentative="1">
+      <w:start w:val="1"/>
+      <w:numFmt w:val="bullet"/>
+      <w:lvlText w:val="o"/>
+      <w:lvlJc w:val="left"/>
+      <w:pPr>
+        <w:ind w:left="5760" w:hanging="360"/>
+      </w:pPr>
+      <w:rPr>
+        <w:rFonts w:ascii="Courier New" w:hAnsi="Courier New" w:cs="Courier New" w:hint="default"/>
+      </w:rPr>
+    </w:lvl>
+    <w:lvl w:ilvl="8" w:tplc="240A0005" w:tentative="1">
+      <w:start w:val="1"/>
+      <w:numFmt w:val="bullet"/>
+      <w:lvlText w:val=""/>
+      <w:lvlJc w:val="left"/>
+      <w:pPr>
+        <w:ind w:left="6480" w:hanging="360"/>
+      </w:pPr>
+      <w:rPr>
+        <w:rFonts w:ascii="Wingdings" w:hAnsi="Wingdings" w:hint="default"/>
+      </w:rPr>
+    </w:lvl>
+  </w:abstractNum>
+  <w:abstractNum w:abstractNumId="5" w15:restartNumberingAfterBreak="0">
     <w:nsid w:val="37D36AEF"/>
     <w:multiLevelType w:val="multilevel"/>
     <w:tmpl w:val="6512CBF2"/>
@@ -2956,7 +4592,208 @@
       </w:pPr>
     </w:lvl>
   </w:abstractNum>
-  <w:abstractNum w:abstractNumId="4" w15:restartNumberingAfterBreak="0">
+  <w:abstractNum w:abstractNumId="6" w15:restartNumberingAfterBreak="0">
+    <w:nsid w:val="37D51822"/>
+    <w:multiLevelType w:val="hybridMultilevel"/>
+    <w:tmpl w:val="8BBC37CA"/>
+    <w:lvl w:ilvl="0" w:tplc="14123B26">
+      <w:numFmt w:val="bullet"/>
+      <w:lvlText w:val=""/>
+      <w:lvlJc w:val="left"/>
+      <w:pPr>
+        <w:ind w:left="720" w:hanging="360"/>
+      </w:pPr>
+      <w:rPr>
+        <w:rFonts w:ascii="Aptos" w:eastAsia="Times New Roman" w:hAnsi="Aptos" w:cs="Times New Roman" w:hint="default"/>
+      </w:rPr>
+    </w:lvl>
+    <w:lvl w:ilvl="1" w:tplc="240A0003" w:tentative="1">
+      <w:start w:val="1"/>
+      <w:numFmt w:val="bullet"/>
+      <w:lvlText w:val="o"/>
+      <w:lvlJc w:val="left"/>
+      <w:pPr>
+        <w:ind w:left="1440" w:hanging="360"/>
+      </w:pPr>
+      <w:rPr>
+        <w:rFonts w:ascii="Courier New" w:hAnsi="Courier New" w:cs="Courier New" w:hint="default"/>
+      </w:rPr>
+    </w:lvl>
+    <w:lvl w:ilvl="2" w:tplc="240A0005" w:tentative="1">
+      <w:start w:val="1"/>
+      <w:numFmt w:val="bullet"/>
+      <w:lvlText w:val=""/>
+      <w:lvlJc w:val="left"/>
+      <w:pPr>
+        <w:ind w:left="2160" w:hanging="360"/>
+      </w:pPr>
+      <w:rPr>
+        <w:rFonts w:ascii="Wingdings" w:hAnsi="Wingdings" w:hint="default"/>
+      </w:rPr>
+    </w:lvl>
+    <w:lvl w:ilvl="3" w:tplc="240A0001" w:tentative="1">
+      <w:start w:val="1"/>
+      <w:numFmt w:val="bullet"/>
+      <w:lvlText w:val=""/>
+      <w:lvlJc w:val="left"/>
+      <w:pPr>
+        <w:ind w:left="2880" w:hanging="360"/>
+      </w:pPr>
+      <w:rPr>
+        <w:rFonts w:ascii="Symbol" w:hAnsi="Symbol" w:hint="default"/>
+      </w:rPr>
+    </w:lvl>
+    <w:lvl w:ilvl="4" w:tplc="240A0003" w:tentative="1">
+      <w:start w:val="1"/>
+      <w:numFmt w:val="bullet"/>
+      <w:lvlText w:val="o"/>
+      <w:lvlJc w:val="left"/>
+      <w:pPr>
+        <w:ind w:left="3600" w:hanging="360"/>
+      </w:pPr>
+      <w:rPr>
+        <w:rFonts w:ascii="Courier New" w:hAnsi="Courier New" w:cs="Courier New" w:hint="default"/>
+      </w:rPr>
+    </w:lvl>
+    <w:lvl w:ilvl="5" w:tplc="240A0005" w:tentative="1">
+      <w:start w:val="1"/>
+      <w:numFmt w:val="bullet"/>
+      <w:lvlText w:val=""/>
+      <w:lvlJc w:val="left"/>
+      <w:pPr>
+        <w:ind w:left="4320" w:hanging="360"/>
+      </w:pPr>
+      <w:rPr>
+        <w:rFonts w:ascii="Wingdings" w:hAnsi="Wingdings" w:hint="default"/>
+      </w:rPr>
+    </w:lvl>
+    <w:lvl w:ilvl="6" w:tplc="240A0001" w:tentative="1">
+      <w:start w:val="1"/>
+      <w:numFmt w:val="bullet"/>
+      <w:lvlText w:val=""/>
+      <w:lvlJc w:val="left"/>
+      <w:pPr>
+        <w:ind w:left="5040" w:hanging="360"/>
+      </w:pPr>
+      <w:rPr>
+        <w:rFonts w:ascii="Symbol" w:hAnsi="Symbol" w:hint="default"/>
+      </w:rPr>
+    </w:lvl>
+    <w:lvl w:ilvl="7" w:tplc="240A0003" w:tentative="1">
+      <w:start w:val="1"/>
+      <w:numFmt w:val="bullet"/>
+      <w:lvlText w:val="o"/>
+      <w:lvlJc w:val="left"/>
+      <w:pPr>
+        <w:ind w:left="5760" w:hanging="360"/>
+      </w:pPr>
+      <w:rPr>
+        <w:rFonts w:ascii="Courier New" w:hAnsi="Courier New" w:cs="Courier New" w:hint="default"/>
+      </w:rPr>
+    </w:lvl>
+    <w:lvl w:ilvl="8" w:tplc="240A0005" w:tentative="1">
+      <w:start w:val="1"/>
+      <w:numFmt w:val="bullet"/>
+      <w:lvlText w:val=""/>
+      <w:lvlJc w:val="left"/>
+      <w:pPr>
+        <w:ind w:left="6480" w:hanging="360"/>
+      </w:pPr>
+      <w:rPr>
+        <w:rFonts w:ascii="Wingdings" w:hAnsi="Wingdings" w:hint="default"/>
+      </w:rPr>
+    </w:lvl>
+  </w:abstractNum>
+  <w:abstractNum w:abstractNumId="7" w15:restartNumberingAfterBreak="0">
+    <w:nsid w:val="51946907"/>
+    <w:multiLevelType w:val="hybridMultilevel"/>
+    <w:tmpl w:val="0D34F05A"/>
+    <w:lvl w:ilvl="0" w:tplc="240A000F">
+      <w:start w:val="1"/>
+      <w:numFmt w:val="decimal"/>
+      <w:lvlText w:val="%1."/>
+      <w:lvlJc w:val="left"/>
+      <w:pPr>
+        <w:ind w:left="720" w:hanging="360"/>
+      </w:pPr>
+      <w:rPr>
+        <w:rFonts w:hint="default"/>
+      </w:rPr>
+    </w:lvl>
+    <w:lvl w:ilvl="1" w:tplc="240A0019" w:tentative="1">
+      <w:start w:val="1"/>
+      <w:numFmt w:val="lowerLetter"/>
+      <w:lvlText w:val="%2."/>
+      <w:lvlJc w:val="left"/>
+      <w:pPr>
+        <w:ind w:left="1440" w:hanging="360"/>
+      </w:pPr>
+    </w:lvl>
+    <w:lvl w:ilvl="2" w:tplc="240A001B" w:tentative="1">
+      <w:start w:val="1"/>
+      <w:numFmt w:val="lowerRoman"/>
+      <w:lvlText w:val="%3."/>
+      <w:lvlJc w:val="right"/>
+      <w:pPr>
+        <w:ind w:left="2160" w:hanging="180"/>
+      </w:pPr>
+    </w:lvl>
+    <w:lvl w:ilvl="3" w:tplc="240A000F" w:tentative="1">
+      <w:start w:val="1"/>
+      <w:numFmt w:val="decimal"/>
+      <w:lvlText w:val="%4."/>
+      <w:lvlJc w:val="left"/>
+      <w:pPr>
+        <w:ind w:left="2880" w:hanging="360"/>
+      </w:pPr>
+    </w:lvl>
+    <w:lvl w:ilvl="4" w:tplc="240A0019" w:tentative="1">
+      <w:start w:val="1"/>
+      <w:numFmt w:val="lowerLetter"/>
+      <w:lvlText w:val="%5."/>
+      <w:lvlJc w:val="left"/>
+      <w:pPr>
+        <w:ind w:left="3600" w:hanging="360"/>
+      </w:pPr>
+    </w:lvl>
+    <w:lvl w:ilvl="5" w:tplc="240A001B" w:tentative="1">
+      <w:start w:val="1"/>
+      <w:numFmt w:val="lowerRoman"/>
+      <w:lvlText w:val="%6."/>
+      <w:lvlJc w:val="right"/>
+      <w:pPr>
+        <w:ind w:left="4320" w:hanging="180"/>
+      </w:pPr>
+    </w:lvl>
+    <w:lvl w:ilvl="6" w:tplc="240A000F" w:tentative="1">
+      <w:start w:val="1"/>
+      <w:numFmt w:val="decimal"/>
+      <w:lvlText w:val="%7."/>
+      <w:lvlJc w:val="left"/>
+      <w:pPr>
+        <w:ind w:left="5040" w:hanging="360"/>
+      </w:pPr>
+    </w:lvl>
+    <w:lvl w:ilvl="7" w:tplc="240A0019" w:tentative="1">
+      <w:start w:val="1"/>
+      <w:numFmt w:val="lowerLetter"/>
+      <w:lvlText w:val="%8."/>
+      <w:lvlJc w:val="left"/>
+      <w:pPr>
+        <w:ind w:left="5760" w:hanging="360"/>
+      </w:pPr>
+    </w:lvl>
+    <w:lvl w:ilvl="8" w:tplc="240A001B" w:tentative="1">
+      <w:start w:val="1"/>
+      <w:numFmt w:val="lowerRoman"/>
+      <w:lvlText w:val="%9."/>
+      <w:lvlJc w:val="right"/>
+      <w:pPr>
+        <w:ind w:left="6480" w:hanging="180"/>
+      </w:pPr>
+    </w:lvl>
+  </w:abstractNum>
+  <w:abstractNum w:abstractNumId="8" w15:restartNumberingAfterBreak="0">
     <w:nsid w:val="5C197068"/>
     <w:multiLevelType w:val="multilevel"/>
     <w:tmpl w:val="09345BA4"/>
@@ -3073,7 +4910,7 @@
       </w:pPr>
     </w:lvl>
   </w:abstractNum>
-  <w:abstractNum w:abstractNumId="5" w15:restartNumberingAfterBreak="0">
+  <w:abstractNum w:abstractNumId="9" w15:restartNumberingAfterBreak="0">
     <w:nsid w:val="5E3C5E81"/>
     <w:multiLevelType w:val="multilevel"/>
     <w:tmpl w:val="819247FC"/>
@@ -3222,7 +5059,206 @@
       </w:rPr>
     </w:lvl>
   </w:abstractNum>
-  <w:abstractNum w:abstractNumId="6" w15:restartNumberingAfterBreak="0">
+  <w:abstractNum w:abstractNumId="10" w15:restartNumberingAfterBreak="0">
+    <w:nsid w:val="658270C5"/>
+    <w:multiLevelType w:val="hybridMultilevel"/>
+    <w:tmpl w:val="F89E8B52"/>
+    <w:lvl w:ilvl="0" w:tplc="240A000F">
+      <w:start w:val="1"/>
+      <w:numFmt w:val="decimal"/>
+      <w:lvlText w:val="%1."/>
+      <w:lvlJc w:val="left"/>
+      <w:pPr>
+        <w:ind w:left="720" w:hanging="360"/>
+      </w:pPr>
+    </w:lvl>
+    <w:lvl w:ilvl="1" w:tplc="240A0019" w:tentative="1">
+      <w:start w:val="1"/>
+      <w:numFmt w:val="lowerLetter"/>
+      <w:lvlText w:val="%2."/>
+      <w:lvlJc w:val="left"/>
+      <w:pPr>
+        <w:ind w:left="1440" w:hanging="360"/>
+      </w:pPr>
+    </w:lvl>
+    <w:lvl w:ilvl="2" w:tplc="240A001B" w:tentative="1">
+      <w:start w:val="1"/>
+      <w:numFmt w:val="lowerRoman"/>
+      <w:lvlText w:val="%3."/>
+      <w:lvlJc w:val="right"/>
+      <w:pPr>
+        <w:ind w:left="2160" w:hanging="180"/>
+      </w:pPr>
+    </w:lvl>
+    <w:lvl w:ilvl="3" w:tplc="240A000F" w:tentative="1">
+      <w:start w:val="1"/>
+      <w:numFmt w:val="decimal"/>
+      <w:lvlText w:val="%4."/>
+      <w:lvlJc w:val="left"/>
+      <w:pPr>
+        <w:ind w:left="2880" w:hanging="360"/>
+      </w:pPr>
+    </w:lvl>
+    <w:lvl w:ilvl="4" w:tplc="240A0019" w:tentative="1">
+      <w:start w:val="1"/>
+      <w:numFmt w:val="lowerLetter"/>
+      <w:lvlText w:val="%5."/>
+      <w:lvlJc w:val="left"/>
+      <w:pPr>
+        <w:ind w:left="3600" w:hanging="360"/>
+      </w:pPr>
+    </w:lvl>
+    <w:lvl w:ilvl="5" w:tplc="240A001B" w:tentative="1">
+      <w:start w:val="1"/>
+      <w:numFmt w:val="lowerRoman"/>
+      <w:lvlText w:val="%6."/>
+      <w:lvlJc w:val="right"/>
+      <w:pPr>
+        <w:ind w:left="4320" w:hanging="180"/>
+      </w:pPr>
+    </w:lvl>
+    <w:lvl w:ilvl="6" w:tplc="240A000F" w:tentative="1">
+      <w:start w:val="1"/>
+      <w:numFmt w:val="decimal"/>
+      <w:lvlText w:val="%7."/>
+      <w:lvlJc w:val="left"/>
+      <w:pPr>
+        <w:ind w:left="5040" w:hanging="360"/>
+      </w:pPr>
+    </w:lvl>
+    <w:lvl w:ilvl="7" w:tplc="240A0019" w:tentative="1">
+      <w:start w:val="1"/>
+      <w:numFmt w:val="lowerLetter"/>
+      <w:lvlText w:val="%8."/>
+      <w:lvlJc w:val="left"/>
+      <w:pPr>
+        <w:ind w:left="5760" w:hanging="360"/>
+      </w:pPr>
+    </w:lvl>
+    <w:lvl w:ilvl="8" w:tplc="240A001B" w:tentative="1">
+      <w:start w:val="1"/>
+      <w:numFmt w:val="lowerRoman"/>
+      <w:lvlText w:val="%9."/>
+      <w:lvlJc w:val="right"/>
+      <w:pPr>
+        <w:ind w:left="6480" w:hanging="180"/>
+      </w:pPr>
+    </w:lvl>
+  </w:abstractNum>
+  <w:abstractNum w:abstractNumId="11" w15:restartNumberingAfterBreak="0">
+    <w:nsid w:val="6AE92AF9"/>
+    <w:multiLevelType w:val="multilevel"/>
+    <w:tmpl w:val="8648F54C"/>
+    <w:lvl w:ilvl="0">
+      <w:start w:val="1"/>
+      <w:numFmt w:val="bullet"/>
+      <w:lvlText w:val="●"/>
+      <w:lvlJc w:val="left"/>
+      <w:pPr>
+        <w:ind w:left="720" w:hanging="360"/>
+      </w:pPr>
+      <w:rPr>
+        <w:rFonts w:ascii="Noto Sans Symbols" w:eastAsia="Noto Sans Symbols" w:hAnsi="Noto Sans Symbols" w:cs="Noto Sans Symbols"/>
+      </w:rPr>
+    </w:lvl>
+    <w:lvl w:ilvl="1">
+      <w:start w:val="1"/>
+      <w:numFmt w:val="bullet"/>
+      <w:lvlText w:val="o"/>
+      <w:lvlJc w:val="left"/>
+      <w:pPr>
+        <w:ind w:left="1440" w:hanging="360"/>
+      </w:pPr>
+      <w:rPr>
+        <w:rFonts w:ascii="Courier New" w:eastAsia="Courier New" w:hAnsi="Courier New" w:cs="Courier New"/>
+      </w:rPr>
+    </w:lvl>
+    <w:lvl w:ilvl="2">
+      <w:start w:val="1"/>
+      <w:numFmt w:val="bullet"/>
+      <w:lvlText w:val="▪"/>
+      <w:lvlJc w:val="left"/>
+      <w:pPr>
+        <w:ind w:left="2160" w:hanging="360"/>
+      </w:pPr>
+      <w:rPr>
+        <w:rFonts w:ascii="Noto Sans Symbols" w:eastAsia="Noto Sans Symbols" w:hAnsi="Noto Sans Symbols" w:cs="Noto Sans Symbols"/>
+      </w:rPr>
+    </w:lvl>
+    <w:lvl w:ilvl="3">
+      <w:start w:val="1"/>
+      <w:numFmt w:val="bullet"/>
+      <w:lvlText w:val="●"/>
+      <w:lvlJc w:val="left"/>
+      <w:pPr>
+        <w:ind w:left="2880" w:hanging="360"/>
+      </w:pPr>
+      <w:rPr>
+        <w:rFonts w:ascii="Noto Sans Symbols" w:eastAsia="Noto Sans Symbols" w:hAnsi="Noto Sans Symbols" w:cs="Noto Sans Symbols"/>
+      </w:rPr>
+    </w:lvl>
+    <w:lvl w:ilvl="4">
+      <w:start w:val="1"/>
+      <w:numFmt w:val="bullet"/>
+      <w:lvlText w:val="o"/>
+      <w:lvlJc w:val="left"/>
+      <w:pPr>
+        <w:ind w:left="3600" w:hanging="360"/>
+      </w:pPr>
+      <w:rPr>
+        <w:rFonts w:ascii="Courier New" w:eastAsia="Courier New" w:hAnsi="Courier New" w:cs="Courier New"/>
+      </w:rPr>
+    </w:lvl>
+    <w:lvl w:ilvl="5">
+      <w:start w:val="1"/>
+      <w:numFmt w:val="bullet"/>
+      <w:lvlText w:val="▪"/>
+      <w:lvlJc w:val="left"/>
+      <w:pPr>
+        <w:ind w:left="4320" w:hanging="360"/>
+      </w:pPr>
+      <w:rPr>
+        <w:rFonts w:ascii="Noto Sans Symbols" w:eastAsia="Noto Sans Symbols" w:hAnsi="Noto Sans Symbols" w:cs="Noto Sans Symbols"/>
+      </w:rPr>
+    </w:lvl>
+    <w:lvl w:ilvl="6">
+      <w:start w:val="1"/>
+      <w:numFmt w:val="bullet"/>
+      <w:lvlText w:val="●"/>
+      <w:lvlJc w:val="left"/>
+      <w:pPr>
+        <w:ind w:left="5040" w:hanging="360"/>
+      </w:pPr>
+      <w:rPr>
+        <w:rFonts w:ascii="Noto Sans Symbols" w:eastAsia="Noto Sans Symbols" w:hAnsi="Noto Sans Symbols" w:cs="Noto Sans Symbols"/>
+      </w:rPr>
+    </w:lvl>
+    <w:lvl w:ilvl="7">
+      <w:start w:val="1"/>
+      <w:numFmt w:val="bullet"/>
+      <w:lvlText w:val="o"/>
+      <w:lvlJc w:val="left"/>
+      <w:pPr>
+        <w:ind w:left="5760" w:hanging="360"/>
+      </w:pPr>
+      <w:rPr>
+        <w:rFonts w:ascii="Courier New" w:eastAsia="Courier New" w:hAnsi="Courier New" w:cs="Courier New"/>
+      </w:rPr>
+    </w:lvl>
+    <w:lvl w:ilvl="8">
+      <w:start w:val="1"/>
+      <w:numFmt w:val="bullet"/>
+      <w:lvlText w:val="▪"/>
+      <w:lvlJc w:val="left"/>
+      <w:pPr>
+        <w:ind w:left="6480" w:hanging="360"/>
+      </w:pPr>
+      <w:rPr>
+        <w:rFonts w:ascii="Noto Sans Symbols" w:eastAsia="Noto Sans Symbols" w:hAnsi="Noto Sans Symbols" w:cs="Noto Sans Symbols"/>
+      </w:rPr>
+    </w:lvl>
+  </w:abstractNum>
+  <w:abstractNum w:abstractNumId="12" w15:restartNumberingAfterBreak="0">
     <w:nsid w:val="73473E0C"/>
     <w:multiLevelType w:val="multilevel"/>
     <w:tmpl w:val="475E5E3E"/>
@@ -3337,28 +5373,161 @@
         </w:tabs>
         <w:ind w:left="6480" w:hanging="360"/>
       </w:pPr>
+    </w:lvl>
+  </w:abstractNum>
+  <w:abstractNum w:abstractNumId="13" w15:restartNumberingAfterBreak="0">
+    <w:nsid w:val="7F303953"/>
+    <w:multiLevelType w:val="hybridMultilevel"/>
+    <w:tmpl w:val="AFA0FFA0"/>
+    <w:lvl w:ilvl="0" w:tplc="14123B26">
+      <w:numFmt w:val="bullet"/>
+      <w:lvlText w:val=""/>
+      <w:lvlJc w:val="left"/>
+      <w:pPr>
+        <w:ind w:left="720" w:hanging="360"/>
+      </w:pPr>
+      <w:rPr>
+        <w:rFonts w:ascii="Aptos" w:eastAsia="Times New Roman" w:hAnsi="Aptos" w:cs="Times New Roman" w:hint="default"/>
+      </w:rPr>
+    </w:lvl>
+    <w:lvl w:ilvl="1" w:tplc="240A0003" w:tentative="1">
+      <w:start w:val="1"/>
+      <w:numFmt w:val="bullet"/>
+      <w:lvlText w:val="o"/>
+      <w:lvlJc w:val="left"/>
+      <w:pPr>
+        <w:ind w:left="1440" w:hanging="360"/>
+      </w:pPr>
+      <w:rPr>
+        <w:rFonts w:ascii="Courier New" w:hAnsi="Courier New" w:cs="Courier New" w:hint="default"/>
+      </w:rPr>
+    </w:lvl>
+    <w:lvl w:ilvl="2" w:tplc="240A0005" w:tentative="1">
+      <w:start w:val="1"/>
+      <w:numFmt w:val="bullet"/>
+      <w:lvlText w:val=""/>
+      <w:lvlJc w:val="left"/>
+      <w:pPr>
+        <w:ind w:left="2160" w:hanging="360"/>
+      </w:pPr>
+      <w:rPr>
+        <w:rFonts w:ascii="Wingdings" w:hAnsi="Wingdings" w:hint="default"/>
+      </w:rPr>
+    </w:lvl>
+    <w:lvl w:ilvl="3" w:tplc="240A0001" w:tentative="1">
+      <w:start w:val="1"/>
+      <w:numFmt w:val="bullet"/>
+      <w:lvlText w:val=""/>
+      <w:lvlJc w:val="left"/>
+      <w:pPr>
+        <w:ind w:left="2880" w:hanging="360"/>
+      </w:pPr>
+      <w:rPr>
+        <w:rFonts w:ascii="Symbol" w:hAnsi="Symbol" w:hint="default"/>
+      </w:rPr>
+    </w:lvl>
+    <w:lvl w:ilvl="4" w:tplc="240A0003" w:tentative="1">
+      <w:start w:val="1"/>
+      <w:numFmt w:val="bullet"/>
+      <w:lvlText w:val="o"/>
+      <w:lvlJc w:val="left"/>
+      <w:pPr>
+        <w:ind w:left="3600" w:hanging="360"/>
+      </w:pPr>
+      <w:rPr>
+        <w:rFonts w:ascii="Courier New" w:hAnsi="Courier New" w:cs="Courier New" w:hint="default"/>
+      </w:rPr>
+    </w:lvl>
+    <w:lvl w:ilvl="5" w:tplc="240A0005" w:tentative="1">
+      <w:start w:val="1"/>
+      <w:numFmt w:val="bullet"/>
+      <w:lvlText w:val=""/>
+      <w:lvlJc w:val="left"/>
+      <w:pPr>
+        <w:ind w:left="4320" w:hanging="360"/>
+      </w:pPr>
+      <w:rPr>
+        <w:rFonts w:ascii="Wingdings" w:hAnsi="Wingdings" w:hint="default"/>
+      </w:rPr>
+    </w:lvl>
+    <w:lvl w:ilvl="6" w:tplc="240A0001" w:tentative="1">
+      <w:start w:val="1"/>
+      <w:numFmt w:val="bullet"/>
+      <w:lvlText w:val=""/>
+      <w:lvlJc w:val="left"/>
+      <w:pPr>
+        <w:ind w:left="5040" w:hanging="360"/>
+      </w:pPr>
+      <w:rPr>
+        <w:rFonts w:ascii="Symbol" w:hAnsi="Symbol" w:hint="default"/>
+      </w:rPr>
+    </w:lvl>
+    <w:lvl w:ilvl="7" w:tplc="240A0003" w:tentative="1">
+      <w:start w:val="1"/>
+      <w:numFmt w:val="bullet"/>
+      <w:lvlText w:val="o"/>
+      <w:lvlJc w:val="left"/>
+      <w:pPr>
+        <w:ind w:left="5760" w:hanging="360"/>
+      </w:pPr>
+      <w:rPr>
+        <w:rFonts w:ascii="Courier New" w:hAnsi="Courier New" w:cs="Courier New" w:hint="default"/>
+      </w:rPr>
+    </w:lvl>
+    <w:lvl w:ilvl="8" w:tplc="240A0005" w:tentative="1">
+      <w:start w:val="1"/>
+      <w:numFmt w:val="bullet"/>
+      <w:lvlText w:val=""/>
+      <w:lvlJc w:val="left"/>
+      <w:pPr>
+        <w:ind w:left="6480" w:hanging="360"/>
+      </w:pPr>
+      <w:rPr>
+        <w:rFonts w:ascii="Wingdings" w:hAnsi="Wingdings" w:hint="default"/>
+      </w:rPr>
     </w:lvl>
   </w:abstractNum>
   <w:num w:numId="1" w16cid:durableId="1517305476">
     <w:abstractNumId w:val="0"/>
   </w:num>
   <w:num w:numId="2" w16cid:durableId="1065031460">
-    <w:abstractNumId w:val="3"/>
+    <w:abstractNumId w:val="5"/>
   </w:num>
   <w:num w:numId="3" w16cid:durableId="99449319">
-    <w:abstractNumId w:val="5"/>
+    <w:abstractNumId w:val="9"/>
   </w:num>
   <w:num w:numId="4" w16cid:durableId="192890803">
-    <w:abstractNumId w:val="4"/>
+    <w:abstractNumId w:val="8"/>
   </w:num>
   <w:num w:numId="5" w16cid:durableId="1486630273">
     <w:abstractNumId w:val="1"/>
   </w:num>
   <w:num w:numId="6" w16cid:durableId="1743217886">
-    <w:abstractNumId w:val="6"/>
+    <w:abstractNumId w:val="12"/>
   </w:num>
   <w:num w:numId="7" w16cid:durableId="1781491479">
     <w:abstractNumId w:val="2"/>
+  </w:num>
+  <w:num w:numId="8" w16cid:durableId="1608271648">
+    <w:abstractNumId w:val="10"/>
+  </w:num>
+  <w:num w:numId="9" w16cid:durableId="686489687">
+    <w:abstractNumId w:val="4"/>
+  </w:num>
+  <w:num w:numId="10" w16cid:durableId="959805168">
+    <w:abstractNumId w:val="3"/>
+  </w:num>
+  <w:num w:numId="11" w16cid:durableId="515844812">
+    <w:abstractNumId w:val="6"/>
+  </w:num>
+  <w:num w:numId="12" w16cid:durableId="676930551">
+    <w:abstractNumId w:val="13"/>
+  </w:num>
+  <w:num w:numId="13" w16cid:durableId="130632890">
+    <w:abstractNumId w:val="11"/>
+  </w:num>
+  <w:num w:numId="14" w16cid:durableId="185339287">
+    <w:abstractNumId w:val="7"/>
   </w:num>
 </w:numbering>
 </file>
@@ -3814,7 +5983,6 @@
     <w:next w:val="Normal"/>
     <w:link w:val="Ttulo3Car"/>
     <w:uiPriority w:val="9"/>
-    <w:semiHidden/>
     <w:unhideWhenUsed/>
     <w:qFormat/>
     <w:rsid w:val="005A678A"/>
@@ -3966,7 +6134,6 @@
   <w:style w:type="character" w:default="1" w:styleId="Fuentedeprrafopredeter">
     <w:name w:val="Default Paragraph Font"/>
     <w:uiPriority w:val="1"/>
-    <w:semiHidden/>
     <w:unhideWhenUsed/>
   </w:style>
   <w:style w:type="table" w:default="1" w:styleId="Tablanormal">
@@ -4022,7 +6189,6 @@
     <w:basedOn w:val="Fuentedeprrafopredeter"/>
     <w:link w:val="Ttulo3"/>
     <w:uiPriority w:val="9"/>
-    <w:semiHidden/>
     <w:rsid w:val="005A678A"/>
     <w:rPr>
       <w:rFonts w:eastAsiaTheme="majorEastAsia" w:cstheme="majorBidi"/>
@@ -4323,6 +6489,57 @@
     <w:link w:val="Piedepgina"/>
     <w:uiPriority w:val="99"/>
     <w:rsid w:val="00AC6065"/>
+  </w:style>
+  <w:style w:type="paragraph" w:styleId="NormalWeb">
+    <w:name w:val="Normal (Web)"/>
+    <w:basedOn w:val="Normal"/>
+    <w:uiPriority w:val="99"/>
+    <w:semiHidden/>
+    <w:unhideWhenUsed/>
+    <w:rsid w:val="001E4BC3"/>
+    <w:pPr>
+      <w:spacing w:before="100" w:beforeAutospacing="1" w:after="100" w:afterAutospacing="1" w:line="240" w:lineRule="auto"/>
+    </w:pPr>
+    <w:rPr>
+      <w:rFonts w:ascii="Times New Roman" w:eastAsia="Times New Roman" w:hAnsi="Times New Roman" w:cs="Times New Roman"/>
+      <w:kern w:val="0"/>
+      <w:lang w:eastAsia="es-CO"/>
+      <w14:ligatures w14:val="none"/>
+    </w:rPr>
+  </w:style>
+  <w:style w:type="character" w:styleId="Hipervnculo">
+    <w:name w:val="Hyperlink"/>
+    <w:basedOn w:val="Fuentedeprrafopredeter"/>
+    <w:uiPriority w:val="99"/>
+    <w:unhideWhenUsed/>
+    <w:rsid w:val="00DA3567"/>
+    <w:rPr>
+      <w:color w:val="467886" w:themeColor="hyperlink"/>
+      <w:u w:val="single"/>
+    </w:rPr>
+  </w:style>
+  <w:style w:type="character" w:styleId="Mencinsinresolver">
+    <w:name w:val="Unresolved Mention"/>
+    <w:basedOn w:val="Fuentedeprrafopredeter"/>
+    <w:uiPriority w:val="99"/>
+    <w:semiHidden/>
+    <w:unhideWhenUsed/>
+    <w:rsid w:val="00DA3567"/>
+    <w:rPr>
+      <w:color w:val="605E5C"/>
+      <w:shd w:val="clear" w:color="auto" w:fill="E1DFDD"/>
+    </w:rPr>
+  </w:style>
+  <w:style w:type="character" w:styleId="Textoennegrita">
+    <w:name w:val="Strong"/>
+    <w:basedOn w:val="Fuentedeprrafopredeter"/>
+    <w:uiPriority w:val="22"/>
+    <w:qFormat/>
+    <w:rsid w:val="00C40166"/>
+    <w:rPr>
+      <w:b/>
+      <w:bCs/>
+    </w:rPr>
   </w:style>
 </w:styles>
 </file>

--- a/Documentos/Sistema Web de Gestión para Campeonatos de Artes Marciales.docx
+++ b/Documentos/Sistema Web de Gestión para Campeonatos de Artes Marciales.docx
@@ -435,16 +435,7 @@
           <w:lang w:eastAsia="es-CO"/>
           <w14:ligatures w14:val="none"/>
         </w:rPr>
-        <w:t>R</w:t>
-      </w:r>
-      <w:r>
-        <w:rPr>
-          <w:rFonts w:eastAsia="Times New Roman" w:cs="Times New Roman"/>
-          <w:kern w:val="0"/>
-          <w:lang w:eastAsia="es-CO"/>
-          <w14:ligatures w14:val="none"/>
-        </w:rPr>
-        <w:t>egistrar a los usuarios dentro del sistema.</w:t>
+        <w:t>Registrar a los usuarios dentro del sistema.</w:t>
       </w:r>
     </w:p>
     <w:p>
@@ -744,6 +735,23 @@
     </w:p>
     <w:p>
       <w:pPr>
+        <w:pStyle w:val="Prrafodelista"/>
+        <w:numPr>
+          <w:ilvl w:val="0"/>
+          <w:numId w:val="5"/>
+        </w:numPr>
+        <w:jc w:val="both"/>
+      </w:pPr>
+      <w:r>
+        <w:rPr>
+          <w:b/>
+          <w:bCs/>
+        </w:rPr>
+        <w:t>Competidores</w:t>
+      </w:r>
+    </w:p>
+    <w:p>
+      <w:pPr>
         <w:numPr>
           <w:ilvl w:val="1"/>
           <w:numId w:val="5"/>
@@ -751,7 +759,7 @@
         <w:jc w:val="both"/>
       </w:pPr>
       <w:r>
-        <w:t>Asignan jueces y supervisan la operación.</w:t>
+        <w:t>Inscribirse en campeonatos.</w:t>
       </w:r>
     </w:p>
     <w:p>
@@ -763,7 +771,7 @@
         <w:jc w:val="both"/>
       </w:pPr>
       <w:r>
-        <w:t>Generan reportes y actas oficiales.</w:t>
+        <w:t>Aceptación/rechazo en tiempo real de sus inscripciones.</w:t>
       </w:r>
     </w:p>
     <w:p>
@@ -774,13 +782,15 @@
         </w:numPr>
         <w:jc w:val="both"/>
       </w:pPr>
-      <w:r>
-        <w:rPr>
-          <w:b/>
-          <w:bCs/>
-        </w:rPr>
-        <w:t>Jueces</w:t>
-      </w:r>
+      <w:proofErr w:type="gramStart"/>
+      <w:r>
+        <w:rPr>
+          <w:b/>
+          <w:bCs/>
+        </w:rPr>
+        <w:t>Público Asistente</w:t>
+      </w:r>
+      <w:proofErr w:type="gramEnd"/>
     </w:p>
     <w:p>
       <w:pPr>
@@ -791,89 +801,19 @@
         <w:jc w:val="both"/>
       </w:pPr>
       <w:r>
-        <w:t>Registran puntuaciones en tiempo real.</w:t>
-      </w:r>
-    </w:p>
-    <w:p>
-      <w:pPr>
-        <w:numPr>
-          <w:ilvl w:val="1"/>
-          <w:numId w:val="5"/>
-        </w:numPr>
-        <w:jc w:val="both"/>
-      </w:pPr>
-      <w:r>
-        <w:t>Validan resultados de rondas y combates.</w:t>
-      </w:r>
-    </w:p>
-    <w:p>
-      <w:pPr>
-        <w:numPr>
-          <w:ilvl w:val="1"/>
-          <w:numId w:val="5"/>
-        </w:numPr>
-        <w:jc w:val="both"/>
-      </w:pPr>
-      <w:r>
-        <w:t>Garantizan transparencia en el proceso.</w:t>
-      </w:r>
-    </w:p>
-    <w:p>
-      <w:pPr>
-        <w:numPr>
-          <w:ilvl w:val="0"/>
-          <w:numId w:val="5"/>
-        </w:numPr>
-        <w:jc w:val="both"/>
-      </w:pPr>
-      <w:r>
-        <w:rPr>
-          <w:b/>
-          <w:bCs/>
-        </w:rPr>
-        <w:t>Titulares (Entrenadores)</w:t>
-      </w:r>
-    </w:p>
-    <w:p>
-      <w:pPr>
-        <w:numPr>
-          <w:ilvl w:val="1"/>
-          <w:numId w:val="5"/>
-        </w:numPr>
-        <w:jc w:val="both"/>
-      </w:pPr>
-      <w:r>
-        <w:t>Registran a los competidores en el sistema.</w:t>
-      </w:r>
-    </w:p>
-    <w:p>
-      <w:pPr>
-        <w:numPr>
-          <w:ilvl w:val="1"/>
-          <w:numId w:val="5"/>
-        </w:numPr>
-        <w:jc w:val="both"/>
-      </w:pPr>
-      <w:r>
-        <w:t>Consultan estadísticas y reportes de sus atletas.</w:t>
-      </w:r>
-    </w:p>
-    <w:p>
-      <w:pPr>
-        <w:numPr>
-          <w:ilvl w:val="1"/>
-          <w:numId w:val="5"/>
-        </w:numPr>
-        <w:jc w:val="both"/>
-      </w:pPr>
-      <w:r>
-        <w:t>Analizan el rendimiento deportivo.</w:t>
-      </w:r>
-    </w:p>
-    <w:p>
-      <w:pPr>
-        <w:jc w:val="both"/>
-      </w:pPr>
+        <w:t>Sigue el desarrollo del campeonato sin depender de anuncios manuales.</w:t>
+      </w:r>
+    </w:p>
+    <w:p>
+      <w:r>
+        <w:rPr>
+          <w:b/>
+          <w:bCs/>
+          <w:sz w:val="28"/>
+          <w:szCs w:val="28"/>
+        </w:rPr>
+        <w:t>Análisis de la competencia</w:t>
+      </w:r>
     </w:p>
     <w:p>
       <w:pPr>
@@ -882,131 +822,6 @@
           <w:ilvl w:val="0"/>
           <w:numId w:val="7"/>
         </w:numPr>
-        <w:jc w:val="both"/>
-        <w:rPr>
-          <w:b/>
-          <w:bCs/>
-        </w:rPr>
-      </w:pPr>
-      <w:r>
-        <w:rPr>
-          <w:b/>
-          <w:bCs/>
-        </w:rPr>
-        <w:t>Usuarios impactados por el sistema (beneficiados indirectamente)</w:t>
-      </w:r>
-    </w:p>
-    <w:p>
-      <w:pPr>
-        <w:pStyle w:val="Prrafodelista"/>
-        <w:jc w:val="both"/>
-        <w:rPr>
-          <w:b/>
-          <w:bCs/>
-        </w:rPr>
-      </w:pPr>
-    </w:p>
-    <w:p>
-      <w:pPr>
-        <w:numPr>
-          <w:ilvl w:val="0"/>
-          <w:numId w:val="6"/>
-        </w:numPr>
-        <w:jc w:val="both"/>
-      </w:pPr>
-      <w:r>
-        <w:rPr>
-          <w:b/>
-          <w:bCs/>
-        </w:rPr>
-        <w:t>Competidores</w:t>
-      </w:r>
-    </w:p>
-    <w:p>
-      <w:pPr>
-        <w:numPr>
-          <w:ilvl w:val="1"/>
-          <w:numId w:val="6"/>
-        </w:numPr>
-        <w:jc w:val="both"/>
-      </w:pPr>
-      <w:r>
-        <w:t>Visualizan resultados y posiciones en tiempo real.</w:t>
-      </w:r>
-    </w:p>
-    <w:p>
-      <w:pPr>
-        <w:numPr>
-          <w:ilvl w:val="1"/>
-          <w:numId w:val="6"/>
-        </w:numPr>
-        <w:jc w:val="both"/>
-      </w:pPr>
-      <w:r>
-        <w:lastRenderedPageBreak/>
-        <w:t>Obtienen mayor transparencia y rapidez en la evaluación.</w:t>
-      </w:r>
-    </w:p>
-    <w:p>
-      <w:pPr>
-        <w:numPr>
-          <w:ilvl w:val="0"/>
-          <w:numId w:val="6"/>
-        </w:numPr>
-        <w:jc w:val="both"/>
-      </w:pPr>
-      <w:proofErr w:type="gramStart"/>
-      <w:r>
-        <w:rPr>
-          <w:b/>
-          <w:bCs/>
-        </w:rPr>
-        <w:t>Público Asistente</w:t>
-      </w:r>
-      <w:proofErr w:type="gramEnd"/>
-    </w:p>
-    <w:p>
-      <w:pPr>
-        <w:numPr>
-          <w:ilvl w:val="1"/>
-          <w:numId w:val="6"/>
-        </w:numPr>
-        <w:jc w:val="both"/>
-      </w:pPr>
-      <w:r>
-        <w:t>Consulta resultados y clasificaciones de manera clara.</w:t>
-      </w:r>
-    </w:p>
-    <w:p>
-      <w:pPr>
-        <w:numPr>
-          <w:ilvl w:val="1"/>
-          <w:numId w:val="6"/>
-        </w:numPr>
-        <w:jc w:val="both"/>
-      </w:pPr>
-      <w:r>
-        <w:t>Sigue el desarrollo del campeonato sin depender de anuncios manuales.</w:t>
-      </w:r>
-    </w:p>
-    <w:p>
-      <w:r>
-        <w:rPr>
-          <w:b/>
-          <w:bCs/>
-          <w:sz w:val="28"/>
-          <w:szCs w:val="28"/>
-        </w:rPr>
-        <w:t>Análisis de la competencia</w:t>
-      </w:r>
-    </w:p>
-    <w:p>
-      <w:pPr>
-        <w:pStyle w:val="Prrafodelista"/>
-        <w:numPr>
-          <w:ilvl w:val="0"/>
-          <w:numId w:val="7"/>
-        </w:numPr>
       </w:pPr>
       <w:proofErr w:type="spellStart"/>
       <w:r>
@@ -1063,6 +878,10 @@
         <w:jc w:val="both"/>
       </w:pPr>
       <w:r>
+        <w:rPr>
+          <w:noProof/>
+        </w:rPr>
+        <w:lastRenderedPageBreak/>
         <w:drawing>
           <wp:inline distT="0" distB="0" distL="0" distR="0" wp14:anchorId="211071DB" wp14:editId="5E925C23">
             <wp:extent cx="5612130" cy="2593340"/>
@@ -1197,8 +1016,8 @@
         <w:rPr>
           <w:b/>
           <w:bCs/>
-        </w:rPr>
-        <w:lastRenderedPageBreak/>
+          <w:noProof/>
+        </w:rPr>
         <w:drawing>
           <wp:inline distT="0" distB="0" distL="0" distR="0" wp14:anchorId="5ED99D15" wp14:editId="2B521DD0">
             <wp:extent cx="4789735" cy="1933575"/>
@@ -1324,7 +1143,9 @@
         <w:rPr>
           <w:b/>
           <w:bCs/>
-        </w:rPr>
+          <w:noProof/>
+        </w:rPr>
+        <w:lastRenderedPageBreak/>
         <w:drawing>
           <wp:inline distT="0" distB="0" distL="0" distR="0" wp14:anchorId="2A98FCD2" wp14:editId="36F3C1CE">
             <wp:extent cx="5612130" cy="2617470"/>
@@ -1433,65 +1254,66 @@
           <w:b/>
           <w:bCs/>
         </w:rPr>
+        <w:t>TeamSnap</w:t>
+      </w:r>
+      <w:proofErr w:type="spellEnd"/>
+      <w:r>
+        <w:rPr>
+          <w:b/>
+          <w:bCs/>
+        </w:rPr>
+        <w:t xml:space="preserve">: </w:t>
+      </w:r>
+      <w:r>
+        <w:t xml:space="preserve">facilita programación de torneos, mensajes grupales y seguimiento de asistencia vía </w:t>
+      </w:r>
+      <w:proofErr w:type="gramStart"/>
+      <w:r>
+        <w:t>app</w:t>
+      </w:r>
+      <w:proofErr w:type="gramEnd"/>
+      <w:r>
+        <w:t xml:space="preserve">, con soporte para múltiples deportes incluyendo combate. Implementa su chat integrado y alertas </w:t>
+      </w:r>
+      <w:proofErr w:type="spellStart"/>
+      <w:r>
+        <w:t>push</w:t>
+      </w:r>
+      <w:proofErr w:type="spellEnd"/>
+      <w:r>
+        <w:t xml:space="preserve"> para coordinar equipos o categorías. </w:t>
+      </w:r>
+      <w:r>
+        <w:t xml:space="preserve">Nos llamó la atención lo bien que esta </w:t>
+      </w:r>
+      <w:r>
+        <w:t>enfocado en comunicación fluida para entrenadores y padres en eventos juveniles.</w:t>
+      </w:r>
+    </w:p>
+    <w:p>
+      <w:pPr>
+        <w:jc w:val="both"/>
+        <w:rPr>
+          <w:b/>
+          <w:bCs/>
+        </w:rPr>
+      </w:pPr>
+    </w:p>
+    <w:p>
+      <w:pPr>
+        <w:jc w:val="both"/>
+        <w:rPr>
+          <w:b/>
+          <w:bCs/>
+        </w:rPr>
+      </w:pPr>
+      <w:r>
+        <w:rPr>
+          <w:b/>
+          <w:bCs/>
+          <w:noProof/>
+        </w:rPr>
         <w:lastRenderedPageBreak/>
-        <w:t>TeamSnap</w:t>
-      </w:r>
-      <w:proofErr w:type="spellEnd"/>
-      <w:r>
-        <w:rPr>
-          <w:b/>
-          <w:bCs/>
-        </w:rPr>
-        <w:t xml:space="preserve">: </w:t>
-      </w:r>
-      <w:r>
-        <w:t xml:space="preserve">facilita programación de torneos, mensajes grupales y seguimiento de asistencia vía </w:t>
-      </w:r>
-      <w:proofErr w:type="gramStart"/>
-      <w:r>
-        <w:t>app</w:t>
-      </w:r>
-      <w:proofErr w:type="gramEnd"/>
-      <w:r>
-        <w:t xml:space="preserve">, con soporte para múltiples deportes incluyendo combate. Implementa su chat integrado y alertas </w:t>
-      </w:r>
-      <w:proofErr w:type="spellStart"/>
-      <w:r>
-        <w:t>push</w:t>
-      </w:r>
-      <w:proofErr w:type="spellEnd"/>
-      <w:r>
-        <w:t xml:space="preserve"> para coordinar equipos o categorías. </w:t>
-      </w:r>
-      <w:r>
-        <w:t xml:space="preserve">Nos llamó la atención lo bien que esta </w:t>
-      </w:r>
-      <w:r>
-        <w:t>enfocado en comunicación fluida para entrenadores y padres en eventos juveniles.</w:t>
-      </w:r>
-    </w:p>
-    <w:p>
-      <w:pPr>
-        <w:jc w:val="both"/>
-        <w:rPr>
-          <w:b/>
-          <w:bCs/>
-        </w:rPr>
-      </w:pPr>
-    </w:p>
-    <w:p>
-      <w:pPr>
-        <w:jc w:val="both"/>
-        <w:rPr>
-          <w:b/>
-          <w:bCs/>
-        </w:rPr>
-      </w:pPr>
-      <w:r>
-        <w:rPr>
-          <w:b/>
-          <w:bCs/>
-        </w:rPr>
         <w:drawing>
           <wp:inline distT="0" distB="0" distL="0" distR="0" wp14:anchorId="1044176A" wp14:editId="1529A587">
             <wp:extent cx="5612130" cy="2623820"/>
@@ -1665,45 +1487,48 @@
           <w:b/>
           <w:bCs/>
         </w:rPr>
+        <w:t>MartialMatch</w:t>
+      </w:r>
+      <w:proofErr w:type="spellEnd"/>
+      <w:r>
+        <w:rPr>
+          <w:b/>
+          <w:bCs/>
+        </w:rPr>
+        <w:t xml:space="preserve">: </w:t>
+      </w:r>
+      <w:r>
+        <w:t xml:space="preserve">simplifica la planificación de eventos de combate con registro de competidores, cobro automático vía </w:t>
+      </w:r>
+      <w:proofErr w:type="spellStart"/>
+      <w:r>
+        <w:t>Stripe</w:t>
+      </w:r>
+      <w:proofErr w:type="spellEnd"/>
+      <w:r>
+        <w:t xml:space="preserve"> y generación instantánea de listas de inicio. Implementa su flujo rápido de organización en pocos pasos y cuadros para múltiples sistemas de eliminatoria. </w:t>
+      </w:r>
+      <w:r>
+        <w:t>Es muy bueno</w:t>
+      </w:r>
+      <w:r>
+        <w:t xml:space="preserve"> para torneos de artes marciales sin complicaciones técnicas</w:t>
+      </w:r>
+    </w:p>
+    <w:p>
+      <w:pPr>
+        <w:rPr>
+          <w:b/>
+          <w:bCs/>
+        </w:rPr>
+      </w:pPr>
+    </w:p>
+    <w:p>
+      <w:r>
+        <w:rPr>
+          <w:noProof/>
+        </w:rPr>
         <w:lastRenderedPageBreak/>
-        <w:t>MartialMatch</w:t>
-      </w:r>
-      <w:proofErr w:type="spellEnd"/>
-      <w:r>
-        <w:rPr>
-          <w:b/>
-          <w:bCs/>
-        </w:rPr>
-        <w:t xml:space="preserve">: </w:t>
-      </w:r>
-      <w:r>
-        <w:t xml:space="preserve">simplifica la planificación de eventos de combate con registro de competidores, cobro automático vía </w:t>
-      </w:r>
-      <w:proofErr w:type="spellStart"/>
-      <w:r>
-        <w:t>Stripe</w:t>
-      </w:r>
-      <w:proofErr w:type="spellEnd"/>
-      <w:r>
-        <w:t xml:space="preserve"> y generación instantánea de listas de inicio. Implementa su flujo rápido de organización en pocos pasos y cuadros para múltiples sistemas de eliminatoria. </w:t>
-      </w:r>
-      <w:r>
-        <w:t>Es muy bueno</w:t>
-      </w:r>
-      <w:r>
-        <w:t xml:space="preserve"> para torneos de artes marciales sin complicaciones técnicas</w:t>
-      </w:r>
-    </w:p>
-    <w:p>
-      <w:pPr>
-        <w:rPr>
-          <w:b/>
-          <w:bCs/>
-        </w:rPr>
-      </w:pPr>
-    </w:p>
-    <w:p>
-      <w:r>
         <w:drawing>
           <wp:inline distT="0" distB="0" distL="0" distR="0" wp14:anchorId="5BA9A0B5" wp14:editId="15872E33">
             <wp:extent cx="5612130" cy="2686050"/>
@@ -1809,6 +1634,9 @@
     </w:p>
     <w:p>
       <w:r>
+        <w:rPr>
+          <w:noProof/>
+        </w:rPr>
         <w:drawing>
           <wp:inline distT="0" distB="0" distL="0" distR="0" wp14:anchorId="38096943" wp14:editId="23C53BF6">
             <wp:extent cx="5113655" cy="2038292"/>
@@ -1851,10 +1679,7 @@
     </w:p>
     <w:p>
       <w:r>
-        <w:t>https://www.kananas.com/</w:t>
-      </w:r>
-      <w:r>
-        <w:t xml:space="preserve"> </w:t>
+        <w:t xml:space="preserve">https://www.kananas.com/ </w:t>
       </w:r>
       <w:r>
         <w:br w:type="page"/>
@@ -2418,7 +2243,14 @@
                 <w:rFonts w:eastAsia="Times New Roman" w:cs="Times New Roman"/>
                 <w:bCs/>
               </w:rPr>
-              <w:t>Actualización de información de campeonatos</w:t>
+              <w:t>Actualización de</w:t>
+            </w:r>
+            <w:r>
+              <w:rPr>
+                <w:rFonts w:eastAsia="Times New Roman" w:cs="Times New Roman"/>
+                <w:bCs/>
+              </w:rPr>
+              <w:t xml:space="preserve"> perfil de competidores</w:t>
             </w:r>
           </w:p>
         </w:tc>
@@ -2488,7 +2320,14 @@
                 <w:rFonts w:eastAsia="Times New Roman" w:cs="Times New Roman"/>
                 <w:bCs/>
               </w:rPr>
-              <w:t>Eliminación de campeonatos o participantes</w:t>
+              <w:t xml:space="preserve">Eliminación de campeonatos o </w:t>
+            </w:r>
+            <w:r>
+              <w:rPr>
+                <w:rFonts w:eastAsia="Times New Roman" w:cs="Times New Roman"/>
+                <w:bCs/>
+              </w:rPr>
+              <w:t>inscripciones</w:t>
             </w:r>
           </w:p>
         </w:tc>
@@ -2918,13 +2757,7 @@
         <w:jc w:val="both"/>
       </w:pPr>
       <w:r>
-        <w:t>Registrar usuario</w:t>
-      </w:r>
-      <w:r>
-        <w:t xml:space="preserve">: </w:t>
-      </w:r>
-      <w:r>
-        <w:t>Permite registrar nuevos usuarios en el sistema para que puedan acceder a las funcionalidades disponibles.</w:t>
+        <w:t>Registrar usuario: Permite registrar nuevos usuarios en el sistema para que puedan acceder a las funcionalidades disponibles.</w:t>
       </w:r>
     </w:p>
     <w:p>
@@ -2950,25 +2783,7 @@
           <w:lang w:eastAsia="es-CO"/>
           <w14:ligatures w14:val="none"/>
         </w:rPr>
-        <w:t>Iniciar sesión</w:t>
-      </w:r>
-      <w:r>
-        <w:rPr>
-          <w:rFonts w:eastAsia="Times New Roman" w:cs="Times New Roman"/>
-          <w:kern w:val="0"/>
-          <w:lang w:eastAsia="es-CO"/>
-          <w14:ligatures w14:val="none"/>
-        </w:rPr>
-        <w:t xml:space="preserve">: </w:t>
-      </w:r>
-      <w:r>
-        <w:rPr>
-          <w:rFonts w:eastAsia="Times New Roman" w:cs="Times New Roman"/>
-          <w:kern w:val="0"/>
-          <w:lang w:eastAsia="es-CO"/>
-          <w14:ligatures w14:val="none"/>
-        </w:rPr>
-        <w:t>Permite al usuario autenticarse en el sistema mediante credenciales válidas.</w:t>
+        <w:t>Iniciar sesión: Permite al usuario autenticarse en el sistema mediante credenciales válidas.</w:t>
       </w:r>
     </w:p>
     <w:p>
@@ -2994,25 +2809,7 @@
           <w:lang w:eastAsia="es-CO"/>
           <w14:ligatures w14:val="none"/>
         </w:rPr>
-        <w:t xml:space="preserve">Cerrar </w:t>
-      </w:r>
-      <w:r>
-        <w:rPr>
-          <w:rFonts w:eastAsia="Times New Roman" w:cs="Times New Roman"/>
-          <w:kern w:val="0"/>
-          <w:lang w:eastAsia="es-CO"/>
-          <w14:ligatures w14:val="none"/>
-        </w:rPr>
-        <w:t>sesión: Permite</w:t>
-      </w:r>
-      <w:r>
-        <w:rPr>
-          <w:rFonts w:eastAsia="Times New Roman" w:cs="Times New Roman"/>
-          <w:kern w:val="0"/>
-          <w:lang w:eastAsia="es-CO"/>
-          <w14:ligatures w14:val="none"/>
-        </w:rPr>
-        <w:t xml:space="preserve"> al usuario finalizar su sesión de forma segura.</w:t>
+        <w:t>Cerrar sesión: Permite al usuario finalizar su sesión de forma segura.</w:t>
       </w:r>
     </w:p>
     <w:p>
@@ -3038,25 +2835,7 @@
           <w:lang w:eastAsia="es-CO"/>
           <w14:ligatures w14:val="none"/>
         </w:rPr>
-        <w:t xml:space="preserve">Crear </w:t>
-      </w:r>
-      <w:r>
-        <w:rPr>
-          <w:rFonts w:eastAsia="Times New Roman" w:cs="Times New Roman"/>
-          <w:kern w:val="0"/>
-          <w:lang w:eastAsia="es-CO"/>
-          <w14:ligatures w14:val="none"/>
-        </w:rPr>
-        <w:t>campeonato: Permite</w:t>
-      </w:r>
-      <w:r>
-        <w:rPr>
-          <w:rFonts w:eastAsia="Times New Roman" w:cs="Times New Roman"/>
-          <w:kern w:val="0"/>
-          <w:lang w:eastAsia="es-CO"/>
-          <w14:ligatures w14:val="none"/>
-        </w:rPr>
-        <w:t xml:space="preserve"> registrar un nuevo campeonato de artes marciales ingresando su información básica.</w:t>
+        <w:t>Crear campeonato: Permite registrar un nuevo campeonato de artes marciales ingresando su información básica.</w:t>
       </w:r>
     </w:p>
     <w:p>
@@ -3082,25 +2861,7 @@
           <w:lang w:eastAsia="es-CO"/>
           <w14:ligatures w14:val="none"/>
         </w:rPr>
-        <w:t>Eliminar campeonato</w:t>
-      </w:r>
-      <w:r>
-        <w:rPr>
-          <w:rFonts w:eastAsia="Times New Roman" w:cs="Times New Roman"/>
-          <w:kern w:val="0"/>
-          <w:lang w:eastAsia="es-CO"/>
-          <w14:ligatures w14:val="none"/>
-        </w:rPr>
-        <w:t xml:space="preserve">: </w:t>
-      </w:r>
-      <w:r>
-        <w:rPr>
-          <w:rFonts w:eastAsia="Times New Roman" w:cs="Times New Roman"/>
-          <w:kern w:val="0"/>
-          <w:lang w:eastAsia="es-CO"/>
-          <w14:ligatures w14:val="none"/>
-        </w:rPr>
-        <w:t>Permite eliminar un campeonato existente del sistema.</w:t>
+        <w:t>Eliminar campeonato: Permite eliminar un campeonato existente del sistema.</w:t>
       </w:r>
     </w:p>
     <w:p>
@@ -3126,25 +2887,7 @@
           <w:lang w:eastAsia="es-CO"/>
           <w14:ligatures w14:val="none"/>
         </w:rPr>
-        <w:t>Consultar campeonatos</w:t>
-      </w:r>
-      <w:r>
-        <w:rPr>
-          <w:rFonts w:eastAsia="Times New Roman" w:cs="Times New Roman"/>
-          <w:kern w:val="0"/>
-          <w:lang w:eastAsia="es-CO"/>
-          <w14:ligatures w14:val="none"/>
-        </w:rPr>
-        <w:t xml:space="preserve">: </w:t>
-      </w:r>
-      <w:r>
-        <w:rPr>
-          <w:rFonts w:eastAsia="Times New Roman" w:cs="Times New Roman"/>
-          <w:kern w:val="0"/>
-          <w:lang w:eastAsia="es-CO"/>
-          <w14:ligatures w14:val="none"/>
-        </w:rPr>
-        <w:t>Permite visualizar la lista de campeonatos registrados en el sistema.</w:t>
+        <w:t>Consultar campeonatos: Permite visualizar la lista de campeonatos registrados en el sistema.</w:t>
       </w:r>
     </w:p>
     <w:p>
@@ -3238,11 +2981,6 @@
     </w:p>
     <w:p>
       <w:pPr>
-        <w:pStyle w:val="Prrafodelista"/>
-        <w:numPr>
-          <w:ilvl w:val="0"/>
-          <w:numId w:val="14"/>
-        </w:numPr>
         <w:spacing w:before="100" w:beforeAutospacing="1" w:after="100" w:afterAutospacing="1" w:line="240" w:lineRule="auto"/>
         <w:outlineLvl w:val="2"/>
         <w:rPr>
@@ -3252,19 +2990,17 @@
           <w14:ligatures w14:val="none"/>
         </w:rPr>
       </w:pPr>
-      <w:r>
+    </w:p>
+    <w:p>
+      <w:pPr>
+        <w:spacing w:before="100" w:beforeAutospacing="1" w:after="100" w:afterAutospacing="1" w:line="240" w:lineRule="auto"/>
+        <w:outlineLvl w:val="2"/>
         <w:rPr>
           <w:rFonts w:eastAsia="Times New Roman" w:cs="Times New Roman"/>
           <w:kern w:val="0"/>
           <w:lang w:eastAsia="es-CO"/>
           <w14:ligatures w14:val="none"/>
         </w:rPr>
-        <w:t>Consultar participantes por campeonato: Permite consultar los participantes inscritos en un campeonato determinado.</w:t>
-      </w:r>
-    </w:p>
-    <w:p>
-      <w:pPr>
-        <w:jc w:val="both"/>
       </w:pPr>
     </w:p>
     <w:p>
@@ -6134,6 +5870,7 @@
   <w:style w:type="character" w:default="1" w:styleId="Fuentedeprrafopredeter">
     <w:name w:val="Default Paragraph Font"/>
     <w:uiPriority w:val="1"/>
+    <w:semiHidden/>
     <w:unhideWhenUsed/>
   </w:style>
   <w:style w:type="table" w:default="1" w:styleId="Tablanormal">

--- a/Documentos/Sistema Web de Gestión para Campeonatos de Artes Marciales.docx
+++ b/Documentos/Sistema Web de Gestión para Campeonatos de Artes Marciales.docx
@@ -389,13 +389,8 @@
         <w:jc w:val="both"/>
       </w:pPr>
       <w:r>
-        <w:t>Diseñar e implementar un sitio web que facilite la gestión de campeonatos de artes marciales, permitiendo a los jueces de mesa registrar datos de competidores, con el fin de optimizar el proceso de veredicto y generar resultados precisos, almacenados de manera segura en la base de datos del sistema.</w:t>
-      </w:r>
-    </w:p>
-    <w:p>
-      <w:pPr>
-        <w:jc w:val="both"/>
-      </w:pPr>
+        <w:t>Diseñar e implementar un sitio web orientado a la gestión integral de campeonatos de artes marciales, que permita el registro y control de usuarios, la creación y administración de torneos, y la inscripción de participantes, con el propósito de optimizar los procesos organizativos, garantizar la seguridad de la información y facilitar el acceso confiable a los datos mediante una plataforma web intuitiva y eficiente.</w:t>
+      </w:r>
     </w:p>
     <w:p>
       <w:pPr>
@@ -510,7 +505,7 @@
           <w:lang w:eastAsia="es-CO"/>
           <w14:ligatures w14:val="none"/>
         </w:rPr>
-        <w:t>Organizar la consulta de participantes por campeonato.</w:t>
+        <w:t>Implementar mecanismos de control de acceso que protejan la información del sistema.</w:t>
       </w:r>
     </w:p>
     <w:p>
@@ -535,37 +530,12 @@
           <w:lang w:eastAsia="es-CO"/>
           <w14:ligatures w14:val="none"/>
         </w:rPr>
-        <w:t>Implementar mecanismos de control de acceso que protejan la información del sistema.</w:t>
-      </w:r>
-    </w:p>
-    <w:p>
-      <w:pPr>
-        <w:pStyle w:val="Prrafodelista"/>
-        <w:numPr>
-          <w:ilvl w:val="0"/>
-          <w:numId w:val="10"/>
-        </w:numPr>
+        <w:t>Desarrollar una interfaz web intuitiva que facilite la navegación y el uso del sistema.</w:t>
+      </w:r>
+    </w:p>
+    <w:p>
+      <w:pPr>
         <w:jc w:val="both"/>
-        <w:rPr>
-          <w:rFonts w:eastAsia="Times New Roman" w:cs="Times New Roman"/>
-          <w:kern w:val="0"/>
-          <w:lang w:eastAsia="es-CO"/>
-          <w14:ligatures w14:val="none"/>
-        </w:rPr>
-      </w:pPr>
-      <w:r>
-        <w:rPr>
-          <w:rFonts w:eastAsia="Times New Roman" w:cs="Times New Roman"/>
-          <w:kern w:val="0"/>
-          <w:lang w:eastAsia="es-CO"/>
-          <w14:ligatures w14:val="none"/>
-        </w:rPr>
-        <w:t>Desarrollar una interfaz web intuitiva que facilite la navegación y el uso del sistema.</w:t>
-      </w:r>
-    </w:p>
-    <w:p>
-      <w:pPr>
-        <w:jc w:val="both"/>
       </w:pPr>
     </w:p>
     <w:p>
@@ -624,27 +594,33 @@
         <w:rPr>
           <w:rFonts w:asciiTheme="minorHAnsi" w:hAnsiTheme="minorHAnsi"/>
         </w:rPr>
-        <w:t xml:space="preserve">Además de fortalecer la organización de torneos, el proyecto contribuye al sector tecnológico aplicado al deporte, al introducir herramientas web que facilitan la transformación digital en un área donde predominan métodos tradicionales. Con ello, se promueve la transparencia en los veredictos, la seguridad en el manejo de datos y la eficiencia en la labor de jueces y organizadores. De igual manera, los </w:t>
+        <w:t xml:space="preserve">Además de fortalecer la organización de torneos, el proyecto contribuye al sector tecnológico aplicado al deporte, al introducir herramientas web que facilitan la transformación digital en un área donde predominan métodos tradicionales. </w:t>
       </w:r>
       <w:r>
         <w:rPr>
           <w:rFonts w:asciiTheme="minorHAnsi" w:hAnsiTheme="minorHAnsi"/>
         </w:rPr>
+        <w:t xml:space="preserve"> </w:t>
+      </w:r>
+      <w:r>
+        <w:rPr>
+          <w:rFonts w:asciiTheme="minorHAnsi" w:hAnsiTheme="minorHAnsi"/>
+        </w:rPr>
+        <w:t>la seguridad en el manejo de datos y la eficiencia en la labor organizadores. De igual manera, los competidores y el público se benefician al contar con información confiable y accesible, lo que incrementa la credibilidad y profesionalismo de los campeonatos.</w:t>
+      </w:r>
+    </w:p>
+    <w:p>
+      <w:pPr>
+        <w:pStyle w:val="NormalWeb"/>
+        <w:rPr>
+          <w:rFonts w:asciiTheme="minorHAnsi" w:hAnsiTheme="minorHAnsi"/>
+        </w:rPr>
+      </w:pPr>
+      <w:r>
+        <w:rPr>
+          <w:rFonts w:asciiTheme="minorHAnsi" w:hAnsiTheme="minorHAnsi"/>
+        </w:rPr>
         <w:lastRenderedPageBreak/>
-        <w:t>competidores y el público se benefician al contar con información confiable y accesible, lo que incrementa la credibilidad y profesionalismo de los campeonatos.</w:t>
-      </w:r>
-    </w:p>
-    <w:p>
-      <w:pPr>
-        <w:pStyle w:val="NormalWeb"/>
-        <w:rPr>
-          <w:rFonts w:asciiTheme="minorHAnsi" w:hAnsiTheme="minorHAnsi"/>
-        </w:rPr>
-      </w:pPr>
-      <w:r>
-        <w:rPr>
-          <w:rFonts w:asciiTheme="minorHAnsi" w:hAnsiTheme="minorHAnsi"/>
-        </w:rPr>
         <w:t>Finalmente, la iniciativa abre la posibilidad de escalar la solución hacia otros deportes, consolidando un modelo replicable para la gestión de eventos deportivos mediante el uso de tecnologías digitales, y contribuyendo así al fortalecimiento del sector deportivo en general.</w:t>
       </w:r>
     </w:p>
@@ -782,7 +758,6 @@
         </w:numPr>
         <w:jc w:val="both"/>
       </w:pPr>
-      <w:proofErr w:type="gramStart"/>
       <w:r>
         <w:rPr>
           <w:b/>
@@ -790,7 +765,6 @@
         </w:rPr>
         <w:t>Público Asistente</w:t>
       </w:r>
-      <w:proofErr w:type="gramEnd"/>
     </w:p>
     <w:p>
       <w:pPr>
@@ -859,18 +833,10 @@
         <w:t xml:space="preserve"> por peso y edad, inscripciones en línea y procesamiento de pagos integrado. Implementa su sistema de categorías dinámicas para clasificar competidores y notificaciones en tiempo real para resultados. </w:t>
       </w:r>
       <w:r>
-        <w:t xml:space="preserve">Nos interesó la forma en </w:t>
-      </w:r>
-      <w:proofErr w:type="gramStart"/>
-      <w:r>
-        <w:t xml:space="preserve">que </w:t>
-      </w:r>
-      <w:r>
-        <w:t xml:space="preserve"> reduce</w:t>
-      </w:r>
-      <w:proofErr w:type="gramEnd"/>
-      <w:r>
-        <w:t xml:space="preserve"> errores manuales en torneos grandes</w:t>
+        <w:t xml:space="preserve">Nos interesó la forma en que </w:t>
+      </w:r>
+      <w:r>
+        <w:t xml:space="preserve"> reduce errores manuales en torneos grandes</w:t>
       </w:r>
     </w:p>
     <w:p>
@@ -971,15 +937,7 @@
         <w:t xml:space="preserve"> </w:t>
       </w:r>
       <w:r>
-        <w:t xml:space="preserve">ofrece gestión completa de dojos con reservas de clases, membresías y pagos recurrentes online, más calendarios compartidos para eventos. Implementa su módulo de membresías para fidelizar alumnos y </w:t>
-      </w:r>
-      <w:proofErr w:type="gramStart"/>
-      <w:r>
-        <w:t>app</w:t>
-      </w:r>
-      <w:proofErr w:type="gramEnd"/>
-      <w:r>
-        <w:t xml:space="preserve"> móvil para </w:t>
+        <w:t xml:space="preserve">ofrece gestión completa de dojos con reservas de clases, membresías y pagos recurrentes online, más calendarios compartidos para eventos. Implementa su módulo de membresías para fidelizar alumnos y app móvil para </w:t>
       </w:r>
       <w:proofErr w:type="spellStart"/>
       <w:r>
@@ -1097,15 +1055,7 @@
         <w:t xml:space="preserve">: </w:t>
       </w:r>
       <w:r>
-        <w:t xml:space="preserve">genera sitios web personalizados para ligas y torneos, con tablas de posiciones automáticas, calendarios y </w:t>
-      </w:r>
-      <w:proofErr w:type="gramStart"/>
-      <w:r>
-        <w:t>apps</w:t>
-      </w:r>
-      <w:proofErr w:type="gramEnd"/>
-      <w:r>
-        <w:t xml:space="preserve"> móviles para seguimiento en vivo. Implementa sus fixtures automáticos y estadísticas detalladas para motivar participantes. Lo </w:t>
+        <w:t xml:space="preserve">genera sitios web personalizados para ligas y torneos, con tablas de posiciones automáticas, calendarios y apps móviles para seguimiento en vivo. Implementa sus fixtures automáticos y estadísticas detalladas para motivar participantes. Lo </w:t>
       </w:r>
       <w:r>
         <w:t xml:space="preserve">que </w:t>
@@ -1265,15 +1215,7 @@
         <w:t xml:space="preserve">: </w:t>
       </w:r>
       <w:r>
-        <w:t xml:space="preserve">facilita programación de torneos, mensajes grupales y seguimiento de asistencia vía </w:t>
-      </w:r>
-      <w:proofErr w:type="gramStart"/>
-      <w:r>
-        <w:t>app</w:t>
-      </w:r>
-      <w:proofErr w:type="gramEnd"/>
-      <w:r>
-        <w:t xml:space="preserve">, con soporte para múltiples deportes incluyendo combate. Implementa su chat integrado y alertas </w:t>
+        <w:t xml:space="preserve">facilita programación de torneos, mensajes grupales y seguimiento de asistencia vía app, con soporte para múltiples deportes incluyendo combate. Implementa su chat integrado y alertas </w:t>
       </w:r>
       <w:proofErr w:type="spellStart"/>
       <w:r>
